--- a/seminar/الذكاء الاصطناعي ودمجه في التعليم - سيمنار.docx
+++ b/seminar/الذكاء الاصطناعي ودمجه في التعليم - سيمنار.docx
@@ -1245,7 +1245,7 @@
                 <w:szCs w:val="24"/>
                 <w:rtl/>
               </w:rPr>
-              <w:t xml:space="preserve">11</w:t>
+              <w:t xml:space="preserve">12</w:t>
             </w:r>
           </w:p>
         </w:tc>
@@ -1317,7 +1317,7 @@
                 <w:szCs w:val="24"/>
                 <w:rtl/>
               </w:rPr>
-              <w:t xml:space="preserve">11</w:t>
+              <w:t xml:space="preserve">12</w:t>
             </w:r>
           </w:p>
         </w:tc>
@@ -1389,7 +1389,7 @@
                 <w:szCs w:val="24"/>
                 <w:rtl/>
               </w:rPr>
-              <w:t xml:space="preserve">11</w:t>
+              <w:t xml:space="preserve">12</w:t>
             </w:r>
           </w:p>
         </w:tc>
@@ -1461,7 +1461,7 @@
                 <w:szCs w:val="24"/>
                 <w:rtl/>
               </w:rPr>
-              <w:t xml:space="preserve">11</w:t>
+              <w:t xml:space="preserve">12</w:t>
             </w:r>
           </w:p>
         </w:tc>
@@ -1533,7 +1533,7 @@
                 <w:szCs w:val="24"/>
                 <w:rtl/>
               </w:rPr>
-              <w:t xml:space="preserve">12</w:t>
+              <w:t xml:space="preserve">13</w:t>
             </w:r>
           </w:p>
         </w:tc>
@@ -1605,7 +1605,7 @@
                 <w:szCs w:val="24"/>
                 <w:rtl/>
               </w:rPr>
-              <w:t xml:space="preserve">13</w:t>
+              <w:t xml:space="preserve">14</w:t>
             </w:r>
           </w:p>
         </w:tc>
@@ -1677,7 +1677,7 @@
                 <w:szCs w:val="24"/>
                 <w:rtl/>
               </w:rPr>
-              <w:t xml:space="preserve">13</w:t>
+              <w:t xml:space="preserve">14</w:t>
             </w:r>
           </w:p>
         </w:tc>
@@ -1749,7 +1749,7 @@
                 <w:szCs w:val="24"/>
                 <w:rtl/>
               </w:rPr>
-              <w:t xml:space="preserve">13</w:t>
+              <w:t xml:space="preserve">14</w:t>
             </w:r>
           </w:p>
         </w:tc>
@@ -1821,7 +1821,7 @@
                 <w:szCs w:val="24"/>
                 <w:rtl/>
               </w:rPr>
-              <w:t xml:space="preserve">13</w:t>
+              <w:t xml:space="preserve">14</w:t>
             </w:r>
           </w:p>
         </w:tc>
@@ -1893,7 +1893,7 @@
                 <w:szCs w:val="24"/>
                 <w:rtl/>
               </w:rPr>
-              <w:t xml:space="preserve">14</w:t>
+              <w:t xml:space="preserve">15</w:t>
             </w:r>
           </w:p>
         </w:tc>
@@ -1965,7 +1965,7 @@
                 <w:szCs w:val="24"/>
                 <w:rtl/>
               </w:rPr>
-              <w:t xml:space="preserve">14</w:t>
+              <w:t xml:space="preserve">15</w:t>
             </w:r>
           </w:p>
         </w:tc>
@@ -2037,7 +2037,7 @@
                 <w:szCs w:val="24"/>
                 <w:rtl/>
               </w:rPr>
-              <w:t xml:space="preserve">14</w:t>
+              <w:t xml:space="preserve">15</w:t>
             </w:r>
           </w:p>
         </w:tc>
@@ -2109,7 +2109,7 @@
                 <w:szCs w:val="24"/>
                 <w:rtl/>
               </w:rPr>
-              <w:t xml:space="preserve">15</w:t>
+              <w:t xml:space="preserve">16</w:t>
             </w:r>
           </w:p>
         </w:tc>
@@ -2181,7 +2181,7 @@
                 <w:szCs w:val="24"/>
                 <w:rtl/>
               </w:rPr>
-              <w:t xml:space="preserve">15</w:t>
+              <w:t xml:space="preserve">16</w:t>
             </w:r>
           </w:p>
         </w:tc>
@@ -2253,7 +2253,7 @@
                 <w:szCs w:val="24"/>
                 <w:rtl/>
               </w:rPr>
-              <w:t xml:space="preserve">17</w:t>
+              <w:t xml:space="preserve">18</w:t>
             </w:r>
           </w:p>
         </w:tc>
@@ -2325,7 +2325,7 @@
                 <w:szCs w:val="24"/>
                 <w:rtl/>
               </w:rPr>
-              <w:t xml:space="preserve">19</w:t>
+              <w:t xml:space="preserve">20</w:t>
             </w:r>
           </w:p>
         </w:tc>
@@ -2397,7 +2397,7 @@
                 <w:szCs w:val="24"/>
                 <w:rtl/>
               </w:rPr>
-              <w:t xml:space="preserve">21</w:t>
+              <w:t xml:space="preserve">22</w:t>
             </w:r>
           </w:p>
         </w:tc>
@@ -2469,7 +2469,7 @@
                 <w:szCs w:val="24"/>
                 <w:rtl/>
               </w:rPr>
-              <w:t xml:space="preserve">22</w:t>
+              <w:t xml:space="preserve">23</w:t>
             </w:r>
           </w:p>
         </w:tc>
@@ -2541,7 +2541,7 @@
                 <w:szCs w:val="24"/>
                 <w:rtl/>
               </w:rPr>
-              <w:t xml:space="preserve">25</w:t>
+              <w:t xml:space="preserve">26</w:t>
             </w:r>
           </w:p>
         </w:tc>
@@ -2613,7 +2613,7 @@
                 <w:szCs w:val="24"/>
                 <w:rtl/>
               </w:rPr>
-              <w:t xml:space="preserve">26</w:t>
+              <w:t xml:space="preserve">27</w:t>
             </w:r>
           </w:p>
         </w:tc>
@@ -2685,7 +2685,7 @@
                 <w:szCs w:val="24"/>
                 <w:rtl/>
               </w:rPr>
-              <w:t xml:space="preserve">27</w:t>
+              <w:t xml:space="preserve">28</w:t>
             </w:r>
           </w:p>
         </w:tc>
@@ -2757,7 +2757,7 @@
                 <w:szCs w:val="24"/>
                 <w:rtl/>
               </w:rPr>
-              <w:t xml:space="preserve">28</w:t>
+              <w:t xml:space="preserve">29</w:t>
             </w:r>
           </w:p>
         </w:tc>
@@ -2870,7 +2870,7 @@
           <w:szCs w:val="28"/>
           <w:rtl/>
         </w:rPr>
-        <w:t xml:space="preserve">الفجوة هنا ليست تقنية. الأدوات متاحة، وكثير منها مجاني للمعلمين، وواجهاتها لا تتطلّب خبرة برمجية. المسح المنهجي الواسع الذي أجراه زاواكي-ريختر وآخرون على البحوث في هذا المجال انتهى إلى ملاحظة لافتة: المعلّمون غائبون تقريبًا عن هذه البحوث، إذ تتمحور معظمها حول الأنظمة والخوارزميات وحول المتعلّم كمستخدم، لا حول من يخطّط الدرس ويقف فيه (Zawacki-Richter et al., 2019). المراجعة المنهجية العربية التي شملت تسعًا وسبعين دراسة وصلت إلى نتيجة قريبة، وأظهرت أنّ محاور البحث تتوزّع بين التطبيقات والفوائد والمعوقات والاتجاهات، مع حضور أقلّ لمسألة كيف يُعاد تصميم التعليم نفسه (العنزي والعبيكان، 2024).</w:t>
+        <w:t xml:space="preserve">الفجوة هنا ليست تقنية. الأدوات متاحة، وكثير منها مجاني للمعلمين، وواجهاتها لا تتطلّب خبرة برمجية. المسح المنهجي الواسع الذي أجراه زاواكي-ريختر وآخرون على البحوث في هذا المجال انتهى إلى ملاحظة لافتة: المعلّمون غائبون تقريبًا عن هذه البحوث، إذ تتمحور معظمها حول الأنظمة والخوارزميات وحول المتعلّم كمستخدم، لا حول من يخطّط الدرس ويقف فيه (Zawacki-Richter et al., 2019). التقرير الذي أعدّه مركز البحث والمعلومات في الكنيست عن إدخال الذكاء الاصطناعي إلى جهاز التربية وصل إلى صورة قريبة: الأدوات تسبق التأهيل، والفجوات الأساسية ليست في توافر التقنية بل في إعداد المعلّمين وفي البنية التحتية المتفاوتة بين المدارس (מרכז המחקר והמידע של הכנסת، 2024).</w:t>
       </w:r>
     </w:p>
     <w:p>
@@ -2887,7 +2887,7 @@
           <w:szCs w:val="28"/>
           <w:rtl/>
         </w:rPr>
-        <w:t xml:space="preserve">على المستوى الميداني تتكرّر النتيجة نفسها في سياقات عربية مختلفة. وعي معلمات العلوم قبل الخدمة بتوظيف تطبيقات الذكاء الاصطناعي في تعلّم العلوم كان متدنيًا في مجالاته كلها، بما في ذلك معرفة خصائص هذه التطبيقات وكيفية إدخالها إلى الدرس (الكنعان، 2021). درجة امتلاك معلمات المرحلة الثانوية لمهارات التوظيف كانت محدودة كذلك (الخيبري، 2020). وحين قِيست درجة التوظيف الفعلي لدى معلمي العلوم والرياضيات جاءت متوسطة، مع توصية صريحة بتوفير التدريب (التوبي والقصابي، 2024). أما المعوقات فتتوزّع بين البنية التحتية وضيق الوقت ونقص التأهيل (مهدي، 2026).</w:t>
+        <w:t xml:space="preserve">وفي البلاد تحديدًا تحرّكت السياسة بسرعة غير معهودة. أصدرت وزارة التربية والتعليم توجيهات رسمية لاستخدام أدوات الذكاء الاصطناعي التوليدي في جهاز التربية، تحدّد ما يُسمح به في كلّ مرحلة عمرية وتقيّد استخدام التلاميذ الصغار بوساطة المعلّم (משרד החינוך، 2023). ومع ذلك يشير تقرير الكنيست إلى أنّ الفجوة بين السياسة والتطبيق ما زالت واسعة: قسم كبير من المعلّمين لم يتلقَّ تأهيلًا منهجيًّا، والبنية التحتية متفاوتة، والفجوة الرقمية بين الوسطين التعليميين قائمة (מרכז המחקר והמידע של הכנסת، 2024). وفي المقابل تُظهر دراسات ميدانية محلية أنّ من جرّب هذه الأدوات من المعلّمين وجد فيها رافعة فعلية لتغيير التخطيط والتدريس (לוי-נדב ואחרים، 2024).</w:t>
       </w:r>
     </w:p>
     <w:p>
@@ -3050,7 +3050,7 @@
           <w:szCs w:val="28"/>
           <w:rtl/>
         </w:rPr>
-        <w:t xml:space="preserve">ثلاث تقنيات هي الأكثر حضورًا في السياق التعليمي. أوّلها تعلّم الآلة، وهو ما يقوم عليه التكيّف مع مستوى المتعلّم في المنظومات التعليمية الذكية: يقيس النظام أداء التلميذ ويعدّل مسار المهامّ بناءً عليه. ثانيها معالجة اللغة الطبيعية، وهي ما يسمح بالتصحيح الآلي وبالحوار مع المتعلّم بلغته. ثالثها النماذج التوليدية، التي تنتج محتوى جديدًا: نصًّا وصورةً وعرضًا وأسئلة تقويم (شحاتة، 2022).</w:t>
+        <w:t xml:space="preserve">ثلاث تقنيات هي الأكثر حضورًا في السياق التعليمي. أوّلها تعلّم الآلة، وهو ما يقوم عليه التكيّف مع مستوى المتعلّم في المنظومات التعليمية الذكية: يقيس النظام أداء التلميذ ويعدّل مسار المهامّ بناءً عليه. ثانيها معالجة اللغة الطبيعية، وهي ما يسمح بالتصحيح الآلي وبالحوار مع المتعلّم بلغته. ثالثها النماذج التوليدية، التي تنتج محتوى جديدًا: نصًّا وصورةً وعرضًا وأسئلة تقويم (اليونسكو، 2021).</w:t>
       </w:r>
     </w:p>
     <w:p>
@@ -3067,7 +3067,7 @@
           <w:szCs w:val="28"/>
           <w:rtl/>
         </w:rPr>
-        <w:t xml:space="preserve">الدلالة التربوية لهذه التقنيات ليست في أنّها تسرّع العمل. السرعة نتيجة جانبية. الدلالة أنّها تنقل جزءًا من العمل الذي كان يستهلك وقت المعلّم إلى الآلة، فيتحرّر وقت يمكن إعادة استثماره. السؤال الذي لا تجيب عنه التقنية هو: في ماذا يُستثمر هذا الوقت؟ دراسة تحليلية للتجربتين السنغافورية والمغربية بيّنت أنّ العائد التربوي للذكاء الاصطناعي يتحدّد بجودة المنظومة التي تستقبله لا بجودة التقنية ذاتها، فالأداة نفسها أنتجت نتائج متباعدة في سياقين مختلفين (ايت سي موح ولعفو، 2023).</w:t>
+        <w:t xml:space="preserve">الدلالة التربوية لهذه التقنيات ليست في أنّها تسرّع العمل. السرعة نتيجة جانبية. الدلالة أنّها تنقل جزءًا من العمل الذي كان يستهلك وقت المعلّم إلى الآلة، فيتحرّر وقت يمكن إعادة استثماره. السؤال الذي لا تجيب عنه التقنية هو: في ماذا يُستثمر هذا الوقت؟ تقرير الكنيست يشير إلى النتيجة نفسها من زاوية محلية: العائد التربوي للذكاء الاصطناعي يتحدّد بجودة المنظومة التي تستقبله، من تأهيل وبنية تحتية وسياسة واضحة، لا بجودة التقنية ذاتها (מרכז המחקר והמידע של הכנסת، 2024).</w:t>
       </w:r>
     </w:p>
     <w:p>
@@ -3138,7 +3138,7 @@
           <w:szCs w:val="28"/>
           <w:rtl/>
         </w:rPr>
-        <w:t xml:space="preserve">التقويم هو المجال الذي أظهرت فيه الدراسات العربية الحديثة أكبر قدر من الأثر المباشر. دراسة تناولت التقويم التكويني المعتمد على الذكاء الاصطناعي وجدت أثرًا على التحصيل وعلى تصوّرات التلاميذ لبيئة التقويم الصفّي، وهي نتيجة مزدوجة تستحقّ الانتباه: التغيير لم يقع في الدرجات فقط بل في الطريقة التي شعر بها التلاميذ تجاه كونهم مقيَّمين (الأغبرية وآخرون، 2024).</w:t>
+        <w:t xml:space="preserve">دراسة محلية قدّمت في مؤتمر تشيس تُظهر أنّ هذه المجالات الثلاثة ليست منفصلة عمليًّا. حين تتبّعت الدراسة معلّمي مرحلة ابتدائية يستخدمون أدوات توليدية، وجدت أنّ التغيير بدأ في التخطيط ثم امتدّ من تلقاء نفسه إلى طريقة إدارة الدرس وإلى المهارات الرقمية التي يمارسها التلاميذ في الصف، أي أنّ الدمج في مرحلة واحدة جرّ وراءه المراحل الأخرى (לוי-נדב ואחרים، 2024).</w:t>
       </w:r>
     </w:p>
     <w:p>
@@ -3192,7 +3192,7 @@
           <w:szCs w:val="28"/>
           <w:rtl/>
         </w:rPr>
-        <w:t xml:space="preserve">في السياق العربي جاءت الصورة مشابهة. دراسة تناولت أثر تطبيقات الذكاء الاصطناعي في تطوير العملية التعليمية خلصت إلى إسهامها في تيسير التعلّم وفي إثراء المنهج بمعرفة توضيحية إضافية (جعواني والكعبي، 2024). ودراسة في تدريس الكيمياء بيّنت إمكانات هذه التطبيقات في تقريب المفاهيم المجرّدة (فرغلي، 2024). وأظهرت دراسة أخرى أثرًا في التعامل مع صعوبات التعلّم عبر تكييف المهامّ، مع اتجاهات إيجابية لدى المعلمين نحو ذلك (الشبري، 2023).</w:t>
+        <w:t xml:space="preserve">وفي البلاد جاءت الصورة مشابهة. دراسة نُشرت في مجلة 'جامعة' الصادرة عن أكاديمية القاسمي تناولت دمج أدوات رقمية متقدّمة، منها منصّة تعلّم قائمة على اللعب، في تدريس العلوم في المرحلة الابتدائية، ووجدت تحسّنًا في فهم المصطلحات العلمية وارتفاعًا في الدافعية للتعلّم ("أثر دمج التكنولوجيا المتقدمة"، 2024). وتوجيهات وزارة التربية تعزّز الاتجاه نفسه لكنّها تقيّده بضوابط عمرية واضحة، انطلاقًا من أنّ الفائدة لا تنفصل عن السياق الذي تُستخدم فيه الأداة (משרד החינוך، 2023).</w:t>
       </w:r>
     </w:p>
     <w:p>
@@ -3263,7 +3263,7 @@
           <w:szCs w:val="28"/>
           <w:rtl/>
         </w:rPr>
-        <w:t xml:space="preserve">ما يجعل تدريس العلوم مجالًا ملائمًا لهذا الدمج هو طبيعة المادة نفسها. كثير من مفاهيم العلوم بصريّ في جوهره أو مكانيّ: موقع العضو، اتجاه الحركة، تسلسل العملية. وهذه بالضبط أنواع المعرفة التي يصعب نقلها بالكلام وحده، ويسهل نقلها بتمثيل بصري قابل للتلاعب. دراسة مسحية تناولت مدى توظيف معلمي العلوم للذكاء الاصطناعي في التدريس أشارت إلى وعي بهذه الإمكانية مع فجوة في التطبيق (صلاح، 2023).</w:t>
+        <w:t xml:space="preserve">ما يجعل تدريس العلوم مجالًا ملائمًا لهذا الدمج هو طبيعة المادة نفسها. كثير من مفاهيم العلوم بصريّ في جوهره أو مكانيّ: موقع العضو، اتجاه الحركة، تسلسل العملية. وهذه بالضبط أنواع المعرفة التي يصعب نقلها بالكلام وحده، ويسهل نقلها بتمثيل بصري قابل للتلاعب. الدراسة المحلية المذكورة أعلاه توضح ذلك عمليًّا: المحاكاة البصرية والألعاب الرقمية حسّنت فهم مصطلحات علمية مجرّدة لدى تلاميذ المرحلة الابتدائية تحديدًا لأنّها جعلت المفهوم قابلًا للرؤية وللتجربة ("أثر دمج التكنولوجيا المتقدمة"، 2024).</w:t>
       </w:r>
     </w:p>
     <w:p>
@@ -3317,7 +3317,7 @@
           <w:szCs w:val="28"/>
           <w:rtl/>
         </w:rPr>
-        <w:t xml:space="preserve">قيمة هذا الإطار في موضوعنا أنّه يفسّر لماذا لا تكفي الدورات التقنية. معلّمة تعرف كيف تشغّل Canva تملك المعرفة التقنية، لكنّها لا تملك بالضرورة معرفة أنّ البازل ملائم لتعليم موقع الأعضاء وغير ملائم لتعليم وظيفة الإنزيمات. هذا التمييز هو ما تقيسه دراسة تناولت درجة امتلاك معلمي المرحلة الثانوية في الكويت لكفايات توظيف تطبيقات الذكاء الاصطناعي، والتي أوصت بربط التدريب بالمادة التعليمية بدلًا من تقديمه تدريبًا تقنيًا عامًّا (العيار والبلوشي، 2024).</w:t>
+        <w:t xml:space="preserve">قيمة هذا الإطار في موضوعنا أنّه يفسّر لماذا لا تكفي الدورات التقنية. معلّمة تعرف كيف تشغّل Canva تملك المعرفة التقنية، لكنّها لا تملك بالضرورة معرفة أنّ البازل ملائم لتعليم موقع الأعضاء وغير ملائم لتعليم وظيفة الإنزيمات. هذا التمييز هو ما تؤكده دراسة محلية قُدّمت في مؤتمر تشيس تتبّعت مسارًا للتطوير المهني للمعلّمين في مجال الذكاء الاصطناعي، ووجدت أنّ التأهيل الفعّال هو الذي يربط الأداة بممارسة تدريسية ملموسة، ويشمل أيضًا البعدين الاجتماعي والأخلاقي، لا التشغيل التقني وحده (ליבוביץ، 2025).</w:t>
       </w:r>
     </w:p>
     <w:p>
@@ -3334,7 +3334,7 @@
           <w:szCs w:val="28"/>
           <w:rtl/>
         </w:rPr>
-        <w:t xml:space="preserve">دراسة نوعية حديثة تناولت تصوّرات المعلمين حول أدوات الذكاء الاصطناعي التوليدي أضافت بُعدًا آخر. ظهر أنّ المعلّمين يميلون إلى الاستخدام الفردي غير المعلَن، أي إنّهم يستعينون بالأدوات دون إبلاغ الإدارة أو الزملاء، ما يحرم المنظومة من التعلّم الجماعي ويجعل الخبرة المتراكمة خبرةً شخصية لا مؤسّسية (الحمداني، 2026).</w:t>
+        <w:t xml:space="preserve">دراسة محلية حديثة أضافت بُعدًا آخر. حين فُحصت تصوّرات طلبة أكاديميين حول استخدام الأدوات التوليدية، ظهرت فجوة بين السياسة المؤسّسية المكتوبة وبين الممارسة الفعلية، وظهر أنّ المستخدمين يتوقّعون توجيهًا صريحًا من المحاضرين بدل قواعد عامة معلّقة على الجدران (דוידוביץ' וודמני، 2025). الدرس بالنسبة إلى المدرسة واضح: القاعدة التي لا تُناقَش داخل الطاقم تبقى حبرًا على ورق، والخبرة المتراكمة تبقى فردية لا مؤسّسية.</w:t>
       </w:r>
     </w:p>
     <w:p>
@@ -3371,7 +3371,7 @@
           <w:szCs w:val="28"/>
           <w:rtl/>
         </w:rPr>
-        <w:t xml:space="preserve">المعوقات المرصودة في الدراسات العربية متشابهة إلى حدّ يستدعي الانتباه. الدراسة التي تناولت مدرّسي علم الأحياء في المرحلة المتوسطة في العراق صنّفت المعوقات بين ما يتصل بالبنية التحتية من أجهزة وشبكة، وما يتصل بالمعلّم من نقص تأهيل وضيق وقت، وما يتصل بالمنهج من عدم توافق بين المحتوى المقرّر والأدوات المتاحة (مهدي، 2026). وأشارت دراسة أخرى إلى محدودية المهارات لدى المعلمات كعامل مستقلّ عن توافر الأجهزة (الخيبري، 2020).</w:t>
+        <w:t xml:space="preserve">المعوقات المرصودة محليًّا متشابهة إلى حدّ يستدعي الانتباه. تقرير الكنيست يصنّفها بين ما يتصل بالبنية التحتية من أجهزة وشبكة، وما يتصل بالمعلّم من نقص تأهيل وضيق وقت، وما يتصل بغياب معايير موحّدة لاختيار الأدوات وتقييمها، ويضيف بُعدًا محليًّا صريحًا: الفجوة الرقمية بين جهاز التعليم العربي وجهاز التعليم العبري في الأجهزة والاتصال، وهي فجوة تجعل أيّ سياسة موحّدة تصل إلى المدارس بشكل غير موحّد (מרכז המחקר והמידע של הכנסת، 2024).</w:t>
       </w:r>
     </w:p>
     <w:p>
@@ -3425,7 +3425,7 @@
           <w:szCs w:val="28"/>
           <w:rtl/>
         </w:rPr>
-        <w:t xml:space="preserve">البُعد الأخلاقي في هذا الموضوع ليس ملحقًا. الورقة التي عالجت أخلاقيات الذكاء الاصطناعي في التعليم الجامعي عرضت المعايير التي طرحتها الهيئات الدولية، وشدّدت على الشفافية وعلى المساءلة وعلى حماية البيانات باعتبارها شروطًا للاستخدام لا توصيات تحسينية (حمايل، 2023). وثيقة اليونسكو لواضعي السياسات تضيف بُعد العدالة، إذ إنّ إتاحة الأدوات لفئة وحجبها عن أخرى تعمّق الفوارق القائمة بدلًا من أن تقلّصها (اليونسكو، 2021).</w:t>
+        <w:t xml:space="preserve">البُعد الأخلاقي في هذا الموضوع ليس ملحقًا. الدراسة المحلية التي فحصت تصوّرات الطلبة حول الأخلاقيات الأكاديمية في عصر الأدوات التوليدية وجدت أنّ غياب التوجيه الصريح لا يُنتج امتناعًا عن الاستخدام بل استخدامًا بلا قواعد، وأنّ المتعلّمين أنفسهم يطلبون تحديدًا واضحًا للمسموح والممنوع (דוידוביץ' וודמני، 2025). وثيقة اليونسكو لواضعي السياسات تضيف بُعد العدالة، إذ إنّ إتاحة الأدوات لفئة وحجبها عن أخرى تعمّق الفوارق القائمة بدلًا من أن تقلّصها (اليونسكو، 2021).</w:t>
       </w:r>
     </w:p>
     <w:p>
@@ -3442,7 +3442,7 @@
           <w:szCs w:val="28"/>
           <w:rtl/>
         </w:rPr>
-        <w:t xml:space="preserve">حين يتعلّق الأمر بتلاميذ في سنّ العاشرة تصبح المسألة أدقّ. التوجيهات التي أصدرتها يونيسف بشأن سياسات الذكاء الاصطناعي والأطفال تنصّ على مبدأ عملي واضح: يُعطى الطفل أعلى درجات الحماية، ولا تُجمَع بياناته إلا لغرض محدّد ومعلَن (يونيسف، 2021). في السياق الصفّي يترجم هذا المبدأ إلى قرارات بسيطة: لا تُفتَح حسابات باسم التلاميذ في أدوات توليدية، ولا تُرفَع صورهم أو أعمالهم إلى منصّات خارجية، ويبقى التفاعل مع الأداة في يد المعلّمة. الوحدة المعروضة لاحقًا التزمت بهذا القيد، وهو قيد أثّر على التصميم نفسه.</w:t>
+        <w:t xml:space="preserve">حين يتعلّق الأمر بتلاميذ في سنّ العاشرة تصبح المسألة أدقّ. التوجيهات التي أصدرتها يونيسف بشأن سياسات الذكاء الاصطناعي والأطفال تنصّ على مبدأ عملي واضح: يُعطى الطفل أعلى درجات الحماية، ولا تُجمَع بياناته إلا لغرض محدّد ومعلَن (يونيسف، 2021). وفي البلاد تحوّل هذا المبدأ إلى قاعدة ملزمة: توجيهات وزارة التربية تنصّ على أنّ استخدام أدوات الذكاء الاصطناعي التوليدي في الصفوف الأول حتى السابع يكون عبر حاسوب مركزي واحد وبإدارة المعلّم فقط، من دون حسابات شخصية للتلاميذ (משרד החינוך، 2023). في الصفّ الخامس، إذًا، ليست المسألة اجتهادًا تربويًّا بل التزامًا بتعليمات سارية: لا تُفتَح حسابات باسم التلاميذ، ولا تُرفَع صورهم أو أعمالهم إلى منصّات خارجية، ويبقى التفاعل مع الأداة التوليدية في يد المعلّمة. الوحدة المعروضة لاحقًا بُنيت على هذا القيد، وهو قيد أثّر على التصميم نفسه.</w:t>
       </w:r>
     </w:p>
     <w:p>
@@ -3513,7 +3513,7 @@
           <w:szCs w:val="28"/>
           <w:rtl/>
         </w:rPr>
-        <w:t xml:space="preserve">الأساس البحثي لتوظيف الألعاب الرقمية في العلوم في المرحلة الابتدائية موثّق. دراسة شبه تجريبية تناولت أنشطة الألعاب الرقمية في مقرر العلوم لتلميذات المرحلة الابتدائية وجدت فاعلية في تنمية التحصيل المعرفي وفي تنمية مهارات التعلّم التعاوني معًا (العوفي وعياصرة، 2022). النتيجة المزدوجة هي المهمّة: النشاط لم يُحسّن المعرفة فقط بل غيّر شكل العمل داخل المجموعة، وهذا ما يجعله أداة إدارة صفّ لا أداة تحصيل فحسب.</w:t>
+        <w:t xml:space="preserve">الأساس البحثي لتوظيف الألعاب الرقمية في العلوم في المرحلة الابتدائية موثّق محليًّا. الدراسة المنشورة في مجلة 'جامعة' والتي دمجت منصّة تعلّم قائمة على اللعب في دروس العلوم الابتدائية وجدت أثرًا مزدوجًا: تحسّن في فهم المصطلحات العلمية وارتفاع في الدافعية للتعلّم ("أثر دمج التكنولوجيا المتقدمة"، 2024). النتيجة المزدوجة هي المهمّة: النشاط لم يُحسّن المعرفة فقط بل غيّر علاقة التلاميذ بالدرس نفسه، وهذا ما يجعله أداة إدارة صفّ لا أداة تحصيل فحسب.</w:t>
       </w:r>
     </w:p>
     <w:p>
@@ -5910,7 +5910,7 @@
           <w:szCs w:val="28"/>
           <w:rtl/>
         </w:rPr>
-        <w:t xml:space="preserve">التغذية الراجعة قُدِّمت شفويًّا وفي أثناء العمل لا بعده، وهي نقطة تتقاطع مع ما وجدته الدراسة المتعلّقة بالتقويم التكويني المعتمد على الذكاء الاصطناعي، من حيث أنّ أثر التغذية الراجعة يرتبط بتوقيتها لا بمضمونها فقط (الأغبرية وآخرون، 2024). في نهاية الوحدة وُزِّعت استمارة تغذية راجعة قصيرة على التلاميذ، أُنتجت هي أيضًا في Canva، وتُعرَض في الملحق ج.</w:t>
+        <w:t xml:space="preserve">التغذية الراجعة قُدِّمت شفويًّا وفي أثناء العمل لا بعده، وهي نقطة تتقاطع مع ما يرصده الأدب حول مجال التنفيذ، من حيث أنّ قيمة التغذية الراجعة المدعومة بالأدوات الرقمية تكمن في فوريّتها، أي في وصولها قبل أن يترسّخ الخطأ (Celik et al., 2022). في نهاية الوحدة وُزِّعت استمارة تغذية راجعة قصيرة على التلاميذ، أُنتجت هي أيضًا في Canva، وتُعرَض في الملحق ج.</w:t>
       </w:r>
     </w:p>
     <w:p>
@@ -5964,7 +5964,7 @@
           <w:szCs w:val="28"/>
           <w:rtl/>
         </w:rPr>
-        <w:t xml:space="preserve">هذا الشكل من التفريق يتقاطع مع ما رصدته الدراسة المتعلّقة باتجاهات المعلمين نحو توظيف تطبيقات الذكاء الاصطناعي في مواجهة صعوبات التعلّم، من حيث أنّ الفائدة الأكبر لهذه الأدوات تظهر في إنتاج نسخ متعدّدة المستوى من المادة نفسها بجهد قليل (الشبري، 2023). إنتاج نسختين من البازل بخطّ اليد كان سيستهلك ضعف الوقت.</w:t>
+        <w:t xml:space="preserve">هذا الشكل من التفريق يتقاطع مع ما يرصده الأدب من أنّ الفائدة الأوضح للأدوات التوليدية تظهر في إنتاج نسخ متعدّدة المستوى من المادة نفسها بجهد قليل، بما يخدم التعلّم المتمايز (Kasneci et al., 2023). إنتاج نسختين من البازل بخطّ اليد كان سيستهلك ضعف الوقت.</w:t>
       </w:r>
     </w:p>
     <w:p>
@@ -6002,7 +6002,7 @@
           <w:szCs w:val="28"/>
           <w:rtl/>
         </w:rPr>
-        <w:t xml:space="preserve">يمكن تلخيص ما تحقّق في الوحدة في ثلاث نقاط. الأولى أنّ المادة البصرية توافرت بكمّية ونوعية لم تكن ممكنة بالإعداد اليدوي في الوقت المتاح، وهذا يتقاطع مع ما رصده سيليك وآخرون في مجال التخطيط (Celik et al., 2022). الثانية أنّ البازل نقل الدرس من شرح إلى عمل، وأنّ الحديث داخل المجموعات كان علميًّا في مضمونه لا تنظيميًّا فقط، وهو ما يوافق النتيجة المزدوجة التي وجدتها الدراسة المتعلّقة بالألعاب الرقمية في العلوم (العوفي وعياصرة، 2022). الثالثة أنّ أخطاء التركيب أعطت معلومة تشخيصية دقيقة ومباشرة.</w:t>
+        <w:t xml:space="preserve">يمكن تلخيص ما تحقّق في الوحدة في ثلاث نقاط. الأولى أنّ المادة البصرية توافرت بكمّية ونوعية لم تكن ممكنة بالإعداد اليدوي في الوقت المتاح، وهذا يتقاطع مع ما رصده سيليك وآخرون في مجال التخطيط (Celik et al., 2022). الثانية أنّ البازل نقل الدرس من شرح إلى عمل، وأنّ الحديث داخل المجموعات كان علميًّا في مضمونه لا تنظيميًّا فقط، وهو ما يوافق النتيجة المزدوجة التي وجدتها الدراسة المحلية حول دمج أدوات اللعب الرقمي في العلوم الابتدائية ("أثر دمج التكنولوجيا المتقدمة"، 2024). الثالثة أنّ أخطاء التركيب أعطت معلومة تشخيصية دقيقة ومباشرة.</w:t>
       </w:r>
     </w:p>
     <w:p>
@@ -6053,7 +6053,7 @@
           <w:szCs w:val="28"/>
           <w:rtl/>
         </w:rPr>
-        <w:t xml:space="preserve">ثالثها الوقت. الثلاث ساعات التي استهلكها بناء البازل تتجاوز ما تستطيع معلّمة تخصيصه لنشاط واحد في ظروف عمل عادية. القول إنّ الذكاء الاصطناعي يوفّر الوقت صحيح على المدى المتوسّط وغير صحيح في المرة الأولى، لأنّ منحنى التعلّم يُستهلك من وقت المعلّمة لا من وقت أحد آخر. هذا يفسّر جزءًا من النتيجة المتكرّرة في الدراسات العربية، حيث تبقى درجة التوظيف متوسطة رغم توافر الأدوات ورغم الاتجاهات الإيجابية نحوها (التوبي والقصابي، 2024؛ مهدي، 2026).</w:t>
+        <w:t xml:space="preserve">ثالثها الوقت. الثلاث ساعات التي استهلكها بناء البازل تتجاوز ما تستطيع معلّمة تخصيصه لنشاط واحد في ظروف عمل عادية. القول إنّ الذكاء الاصطناعي يوفّر الوقت صحيح على المدى المتوسّط وغير صحيح في المرة الأولى، لأنّ منحنى التعلّم يُستهلك من وقت المعلّمة لا من وقت أحد آخر. هذا يفسّر جزءًا مما يرصده تقرير الكنيست، حيث يبقى التوظيف الفعلي محدودًا رغم توافر الأدوات ورغم السياسة الداعمة، لأنّ كلفة التعلّم الأولى تقع على وقت المعلّم وحده (מרכז המחקר והמידע של הכנסת، 2024).</w:t>
       </w:r>
     </w:p>
     <w:p>
@@ -6142,7 +6142,7 @@
           <w:szCs w:val="28"/>
           <w:rtl/>
         </w:rPr>
-        <w:t xml:space="preserve">انطلق هذا العمل من ثلاثة أسئلة. عن السؤال الأول، أظهر عرض الأدبيات أنّ الفرص موزّعة على التخطيط والتنفيذ والتقويم، وأنّ الأدلّة على أثر هذه الأدوات على التعلّم أضعف مما توحي به لهجة التبشير، وأنّ القيود المتكرّرة تتصل بالتأهيل وبالبنية التحتية وبالأخلاقيات (Chiu et al., 2023؛ العنزي والعبيكان، 2024). عن السؤال الثاني، أظهر التصميم أنّ أداة واحدة تكفي لبناء وحدة كاملة، وأنّ الاكتفاء بأداة واحدة ميزة لا نقص، لأنّه يوفّر وقت التعلّم للمحتوى بدلًا من الواجهة. عن السؤال الثالث، تبيّن أنّ الحدّ الأكبر ليس في قدرة الأداة بل في دقّة مخرجاتها العلمية وفي أدائها بالعربية.</w:t>
+        <w:t xml:space="preserve">انطلق هذا العمل من ثلاثة أسئلة. عن السؤال الأول، أظهر عرض الأدبيات أنّ الفرص موزّعة على التخطيط والتنفيذ والتقويم، وأنّ الأدلّة على أثر هذه الأدوات على التعلّم أضعف مما توحي به لهجة التبشير، وأنّ القيود المتكرّرة تتصل بالتأهيل وبالبنية التحتية وبالأخلاقيات (מרכז המחקר והמידע של הכנסת، 2024؛ Chiu et al., 2023). عن السؤال الثاني، أظهر التصميم أنّ أداة واحدة تكفي لبناء وحدة كاملة، وأنّ الاكتفاء بأداة واحدة ميزة لا نقص، لأنّه يوفّر وقت التعلّم للمحتوى بدلًا من الواجهة. عن السؤال الثالث، تبيّن أنّ الحدّ الأكبر ليس في قدرة الأداة بل في دقّة مخرجاتها العلمية وفي أدائها بالعربية.</w:t>
       </w:r>
     </w:p>
     <w:p>
@@ -6239,7 +6239,7 @@
           <w:szCs w:val="28"/>
           <w:rtl/>
         </w:rPr>
-        <w:t xml:space="preserve">تخصيص جلسة شهرية من جلسات الطاقم لعرض أداة واحدة على محتوى واحد بعينه، لا لعرض أدوات عامة، لأنّ الفجوة المرصودة هي في ربط الأداة بالمادة (العيار والبلوشي، 2024).</w:t>
+        <w:t xml:space="preserve">تخصيص جلسة شهرية من جلسات الطاقم لعرض أداة واحدة على محتوى واحد بعينه، لا لعرض أدوات عامة، لأنّ التأهيل الفعّال هو الذي يربط الأداة بممارسة تدريسية ملموسة (ליבוביץ، 2025).</w:t>
       </w:r>
     </w:p>
     <w:p>
@@ -6260,7 +6260,7 @@
           <w:szCs w:val="28"/>
           <w:rtl/>
         </w:rPr>
-        <w:t xml:space="preserve">إعلان قاعدة استخدام مكتوبة للتلاميذ قبل أوّل نشاط، تحدّد ما يُسمَح به وما لا يُسمَح، وتُعلَّق في الصف بصياغة يفهمها تلميذ في العاشرة (اليونسكو، 2023).</w:t>
+        <w:t xml:space="preserve">إعلان قاعدة استخدام مكتوبة للتلاميذ قبل أوّل نشاط، تحدّد ما يُسمَح به وما لا يُسمَح، وتُعلَّق في الصف بصياغة يفهمها تلميذ في العاشرة (اليونسكو، 2023؛ משרד החינוך، 2023).</w:t>
       </w:r>
     </w:p>
     <w:p>
@@ -6281,7 +6281,7 @@
           <w:szCs w:val="28"/>
           <w:rtl/>
         </w:rPr>
-        <w:t xml:space="preserve">عدم فتح حسابات للتلاميذ في أدوات توليدية في هذه المرحلة العمرية، وإبقاء التفاعل مع الأداة بيد المعلّمة، التزامًا بمبدأ أعلى درجات الحماية للطفل (يونيسف، 2021).</w:t>
+        <w:t xml:space="preserve">عدم فتح حسابات للتلاميذ في أدوات توليدية في هذه المرحلة العمرية، وإبقاء التفاعل مع الأداة بيد المعلّمة، التزامًا بتوجيهات الوزارة للمرحلة الابتدائية وبمبدأ أعلى درجات الحماية للطفل (يونيسف، 2021؛ משרד החינוך، 2023).</w:t>
       </w:r>
     </w:p>
     <w:p>
@@ -6319,7 +6319,7 @@
           <w:szCs w:val="28"/>
           <w:rtl/>
         </w:rPr>
-        <w:t xml:space="preserve">التوصية الأخيرة تخصّ من يخطّط التأهيل. المسح البحثي الواسع لاحظ غياب المعلّمين عن البحث في هذا المجال (Zawacki-Richter et al., 2019)، والدراسة النوعية العربية لاحظت غيابهم عن النقاش المؤسّسي داخل مدارسهم أيضًا، إذ يستخدمون الأدوات فرديًّا ودون إعلان (الحمداني، 2026). المعالجة ليست دورة إضافية بل إطار يجعل خبرة المعلّم قابلة للتراكم: توثيق ومشاركة ومراجعة جماعية.</w:t>
+        <w:t xml:space="preserve">التوصية الأخيرة تخصّ من يخطّط التأهيل. المسح البحثي الواسع لاحظ غياب المعلّمين عن البحث في هذا المجال (Zawacki-Richter et al., 2019)، والدراسة المحلية لاحظت الفجوة نفسها داخل المؤسّسات: سياسة مكتوبة من جهة، وممارسة فردية بلا نقاش جماعي من جهة أخرى (דוידוביץ' וודמני، 2025). المعالجة ليست دورة إضافية بل إطار يجعل خبرة المعلّم قابلة للتراكم: توثيق ومشاركة ومراجعة جماعية.</w:t>
       </w:r>
     </w:p>
     <w:p>
@@ -6482,7 +6482,7 @@
           <w:szCs w:val="28"/>
           <w:rtl/>
         </w:rPr>
-        <w:t xml:space="preserve">الأغبرية، ن'، والخروصي، ح'، والفزارية، م' (2024). التقويم التكويني المعتمد على الذكاء الاصطناعي وأثره على التحصيل الدراسي والتصورات حول بيئة التقويم الصفي. </w:t>
+        <w:t xml:space="preserve">أثر دمج التكنولوجيا المتقدمة وأدوات التعلم الرقمي في تدريس العلوم على فهم المصطلحات العلمية والدافعية للتعلم لدى طلاب المدارس الابتدائية. (2024). </w:t>
       </w:r>
       <w:r>
         <w:rPr>
@@ -6493,7 +6493,7 @@
           <w:szCs w:val="28"/>
           <w:rtl/>
         </w:rPr>
-        <w:t xml:space="preserve">مجلة جامعة النجاح للأبحاث (العلوم الإنسانية)</w:t>
+        <w:t xml:space="preserve">جامعة: أبحاث في العلوم التربوية والاجتماعية، 25</w:t>
       </w:r>
       <w:r>
         <w:rPr>
@@ -6504,7 +6504,7 @@
           <w:szCs w:val="28"/>
           <w:rtl/>
         </w:rPr>
-        <w:t xml:space="preserve">.</w:t>
+        <w:t xml:space="preserve">(1). أكاديمية القاسمي. https://ojs.qsm.ac.il/index.php/jamiaa/article/view/939</w:t>
       </w:r>
     </w:p>
     <w:p>
@@ -6523,7 +6523,7 @@
           <w:szCs w:val="28"/>
           <w:rtl/>
         </w:rPr>
-        <w:t xml:space="preserve">ايت سي موح، ع'، ولعفو، ج' (2023، 26 أغسطس). </w:t>
+        <w:t xml:space="preserve">كانفا (ل.ت.). </w:t>
       </w:r>
       <w:r>
         <w:rPr>
@@ -6534,7 +6534,7 @@
           <w:szCs w:val="28"/>
           <w:rtl/>
         </w:rPr>
-        <w:t xml:space="preserve">أثر توظيف الذكاء الاصطناعي في تجويد العملية التعليمية التعلمية بالمدرسة السنغافورية والمدرسة المغربية: دراسة مقارنة</w:t>
+        <w:t xml:space="preserve">معلومات عن Canva for Education</w:t>
       </w:r>
       <w:r>
         <w:rPr>
@@ -6545,7 +6545,7 @@
           <w:szCs w:val="28"/>
           <w:rtl/>
         </w:rPr>
-        <w:t xml:space="preserve">. مؤمنون بلا حدود للدراسات والأبحاث. https://www.mominoun.com/articles/8667</w:t>
+        <w:t xml:space="preserve">. مركز مساعدة كانفا. https://www.canva.com/help/about-canva-for-education/</w:t>
       </w:r>
     </w:p>
     <w:p>
@@ -6564,7 +6564,7 @@
           <w:szCs w:val="28"/>
           <w:rtl/>
         </w:rPr>
-        <w:t xml:space="preserve">التوبي، س'، والقصابي، ز' (2024). درجة توظيف أدوات الذكاء الاصطناعي في التدريس من وجهة نظر معلمي مادتي العلوم والرياضيات بمحافظة الداخلية بسلطنة عُمان. </w:t>
+        <w:t xml:space="preserve">اليونسكو (2021). </w:t>
       </w:r>
       <w:r>
         <w:rPr>
@@ -6575,7 +6575,7 @@
           <w:szCs w:val="28"/>
           <w:rtl/>
         </w:rPr>
-        <w:t xml:space="preserve">المجلة الأكاديمية للبحوث والنشر العلمي</w:t>
+        <w:t xml:space="preserve">الذكاء الاصطناعي والتعليم: إرشادات لواضعي السياسات</w:t>
       </w:r>
       <w:r>
         <w:rPr>
@@ -6586,7 +6586,7 @@
           <w:szCs w:val="28"/>
           <w:rtl/>
         </w:rPr>
-        <w:t xml:space="preserve">، (68). https://www.ajrsp.com/vol/issue68/2/</w:t>
+        <w:t xml:space="preserve">. منظمة الأمم المتحدة للتربية والعلم والثقافة.</w:t>
       </w:r>
     </w:p>
     <w:p>
@@ -6605,7 +6605,7 @@
           <w:szCs w:val="28"/>
           <w:rtl/>
         </w:rPr>
-        <w:t xml:space="preserve">جعواني، ع'، والكعبي، س' (2024). أثر تطبيقات الذكاء الاصطناعي في تطوير العملية التعليمية. </w:t>
+        <w:t xml:space="preserve">اليونسكو (2023). </w:t>
       </w:r>
       <w:r>
         <w:rPr>
@@ -6616,7 +6616,7 @@
           <w:szCs w:val="28"/>
           <w:rtl/>
         </w:rPr>
-        <w:t xml:space="preserve">المجلة الدولية للدراسات التربوية والنفسية، 13</w:t>
+        <w:t xml:space="preserve">إرشادات بشأن الذكاء الاصطناعي التوليدي في التعليم والبحث</w:t>
       </w:r>
       <w:r>
         <w:rPr>
@@ -6627,7 +6627,7 @@
           <w:szCs w:val="28"/>
           <w:rtl/>
         </w:rPr>
-        <w:t xml:space="preserve">(4)، 787-796.</w:t>
+        <w:t xml:space="preserve">. منظمة الأمم المتحدة للتربية والعلم والثقافة.</w:t>
       </w:r>
     </w:p>
     <w:p>
@@ -6646,7 +6646,7 @@
           <w:szCs w:val="28"/>
           <w:rtl/>
         </w:rPr>
-        <w:t xml:space="preserve">حمايل، م' (2023). أخلاقيات الذكاء الاصطناعي في التعليم الجامعي: التحديات الجديدة والفرص الجديدة. </w:t>
+        <w:t xml:space="preserve">يونيسف (2021). </w:t>
       </w:r>
       <w:r>
         <w:rPr>
@@ -6657,7 +6657,7 @@
           <w:szCs w:val="28"/>
           <w:rtl/>
         </w:rPr>
-        <w:t xml:space="preserve">المجلة العربية للتربية النوعية، 7</w:t>
+        <w:t xml:space="preserve">توجيهات السياسات بشأن الذكاء الاصطناعي للأطفال (النسخة 2.0)</w:t>
       </w:r>
       <w:r>
         <w:rPr>
@@ -6668,7 +6668,7 @@
           <w:szCs w:val="28"/>
           <w:rtl/>
         </w:rPr>
-        <w:t xml:space="preserve">(28)، 277-298. https://doi.org/10.21608/ejev.2023.308222</w:t>
+        <w:t xml:space="preserve">. منظمة الأمم المتحدة للطفولة. https://www.unicef.org/innocenti/media/1356/file/UNICEF-Global-Insight-policy-guidance-AI-children-2.0-2021_AR.pdf</w:t>
       </w:r>
     </w:p>
     <w:p>
@@ -6687,7 +6687,7 @@
           <w:szCs w:val="28"/>
           <w:rtl/>
         </w:rPr>
-        <w:t xml:space="preserve">الحمداني، ي' (2026). تصورات المعلمين حول استخدام أدوات الذكاء الاصطناعي التوليدي: دراسة نوعية. </w:t>
+        <w:t xml:space="preserve">דוידוביץ', נ' וודמני, ר' (2025). בינה מלאכותית ואתיקה אקדמית: תפיסות סטודנטים וציפיותיהם מהמרצים. </w:t>
       </w:r>
       <w:r>
         <w:rPr>
@@ -6698,7 +6698,7 @@
           <w:szCs w:val="28"/>
           <w:rtl/>
         </w:rPr>
-        <w:t xml:space="preserve">مجلة الدراسات والبحوث التربوية، 6</w:t>
+        <w:t xml:space="preserve">דפים</w:t>
       </w:r>
       <w:r>
         <w:rPr>
@@ -6709,7 +6709,7 @@
           <w:szCs w:val="28"/>
           <w:rtl/>
         </w:rPr>
-        <w:t xml:space="preserve">(17)، 369-397.</w:t>
+        <w:t xml:space="preserve">. מכון מופ"ת. https://dapim.mofet.macam.ac.il</w:t>
       </w:r>
     </w:p>
     <w:p>
@@ -6728,7 +6728,7 @@
           <w:szCs w:val="28"/>
           <w:rtl/>
         </w:rPr>
-        <w:t xml:space="preserve">الخيبري، ص' (2020). درجة امتلاك معلمات المرحلة الثانوية لمهارات توظيف الذكاء الاصطناعي. </w:t>
+        <w:t xml:space="preserve">לוי-נדב, ל', שמיר-ענבל, ת' ובלאו, א' (2024). השימוש בבינה מלאכותית יוצרת לקידום שינויים בתהליכי הוראה-למידה ופיתוח מיומנויות דיגיטליות. בתוך </w:t>
       </w:r>
       <w:r>
         <w:rPr>
@@ -6739,7 +6739,7 @@
           <w:szCs w:val="28"/>
           <w:rtl/>
         </w:rPr>
-        <w:t xml:space="preserve">دراسات عربية في التربية وعلم النفس</w:t>
+        <w:t xml:space="preserve">האדם הלומד בעידן הדיגיטלי: ספר הכנס התשעה-עשר לחקר חדשנות וטכנולוגיות למידה ע"ש צ'ייס</w:t>
       </w:r>
       <w:r>
         <w:rPr>
@@ -6750,7 +6750,7 @@
           <w:szCs w:val="28"/>
           <w:rtl/>
         </w:rPr>
-        <w:t xml:space="preserve">، (119)، 121-153.</w:t>
+        <w:t xml:space="preserve"> (עמ' ע27-ע35). האוניברסיטה הפתוחה.</w:t>
       </w:r>
     </w:p>
     <w:p>
@@ -6769,7 +6769,7 @@
           <w:szCs w:val="28"/>
           <w:rtl/>
         </w:rPr>
-        <w:t xml:space="preserve">الشبري، ب' (2023). اتجاهات المعلم نحو توظيف تطبيقات الذكاء الاصطناعي في مواجهة صعوبات التعلم. </w:t>
+        <w:t xml:space="preserve">ליבוביץ, ל' (2025). פיתוח מקצועי של מורים בתחום הבינה המלאכותית בחינוך: קורס בגישה יזמית. בתוך </w:t>
       </w:r>
       <w:r>
         <w:rPr>
@@ -6780,7 +6780,7 @@
           <w:szCs w:val="28"/>
           <w:rtl/>
         </w:rPr>
-        <w:t xml:space="preserve">مجلة القراءة والمعرفة</w:t>
+        <w:t xml:space="preserve">האדם הלומד בעידן הדיגיטלי: ספר הכנס העשרים לחקר חדשנות וטכנולוגיות למידה ע"ש צ'ייס</w:t>
       </w:r>
       <w:r>
         <w:rPr>
@@ -6791,7 +6791,7 @@
           <w:szCs w:val="28"/>
           <w:rtl/>
         </w:rPr>
-        <w:t xml:space="preserve">.</w:t>
+        <w:t xml:space="preserve">. האוניברסיטה הפתוחה. https://www.openu.ac.il/Lists/MediaServer_Documents/innovation/chais/2025/c2_15.pdf</w:t>
       </w:r>
     </w:p>
     <w:p>
@@ -6810,7 +6810,7 @@
           <w:szCs w:val="28"/>
           <w:rtl/>
         </w:rPr>
-        <w:t xml:space="preserve">شحاتة، ن' (2022). توظيف تطبيقات الذكاء الاصطناعي في العملية التعليمية. </w:t>
+        <w:t xml:space="preserve">מרכז המחקר והמידע של הכנסת (2024). </w:t>
       </w:r>
       <w:r>
         <w:rPr>
@@ -6821,7 +6821,7 @@
           <w:szCs w:val="28"/>
           <w:rtl/>
         </w:rPr>
-        <w:t xml:space="preserve">مجلة الجمعية المصرية للكمبيوتر التعليمي، 10</w:t>
+        <w:t xml:space="preserve">יישום והטמעה של בינה מלאכותית במערכת החינוך</w:t>
       </w:r>
       <w:r>
         <w:rPr>
@@ -6832,7 +6832,7 @@
           <w:szCs w:val="28"/>
           <w:rtl/>
         </w:rPr>
-        <w:t xml:space="preserve">(20)، 205-214.</w:t>
+        <w:t xml:space="preserve">. הכנסת.</w:t>
       </w:r>
     </w:p>
     <w:p>
@@ -6851,7 +6851,7 @@
           <w:szCs w:val="28"/>
           <w:rtl/>
         </w:rPr>
-        <w:t xml:space="preserve">صلاح، ل' (2023). مدى توظيف معلمي العلوم للذكاء الاصطناعي في التدريس. </w:t>
+        <w:t xml:space="preserve">משרד החינוך (2023). </w:t>
       </w:r>
       <w:r>
         <w:rPr>
@@ -6862,7 +6862,7 @@
           <w:szCs w:val="28"/>
           <w:rtl/>
         </w:rPr>
-        <w:t xml:space="preserve">مجلة كلية التربية (جامعة أسيوط)</w:t>
+        <w:t xml:space="preserve">הנחיות שימוש בכלי בינה מלאכותית יוצרת במערכת החינוך</w:t>
       </w:r>
       <w:r>
         <w:rPr>
@@ -6873,417 +6873,7 @@
           <w:szCs w:val="28"/>
           <w:rtl/>
         </w:rPr>
-        <w:t xml:space="preserve">.</w:t>
-      </w:r>
-    </w:p>
-    <w:p>
-      <w:pPr>
-        <w:bidi/>
-        <w:spacing w:after="0" w:line="480"/>
-        <w:ind w:start="709" w:hanging="709"/>
-        <w:jc w:val="right"/>
-      </w:pPr>
-      <w:r>
-        <w:rPr>
-          <w:rFonts w:ascii="Times New Roman" w:cs="Simplified Arabic" w:hAnsi="Times New Roman"/>
-          <w:i w:val="false"/>
-          <w:iCs w:val="false"/>
-          <w:sz w:val="28"/>
-          <w:szCs w:val="28"/>
-          <w:rtl/>
-        </w:rPr>
-        <w:t xml:space="preserve">العنزي، م'، والعبيكان، ر' (2024). الذكاء الاصطناعي في التعليم: مراجعة منهجية. </w:t>
-      </w:r>
-      <w:r>
-        <w:rPr>
-          <w:rFonts w:ascii="Times New Roman" w:cs="Simplified Arabic" w:hAnsi="Times New Roman"/>
-          <w:i/>
-          <w:iCs/>
-          <w:sz w:val="28"/>
-          <w:szCs w:val="28"/>
-          <w:rtl/>
-        </w:rPr>
-        <w:t xml:space="preserve">المجلة العربية للعلوم التربوية والنفسية، 8</w:t>
-      </w:r>
-      <w:r>
-        <w:rPr>
-          <w:rFonts w:ascii="Times New Roman" w:cs="Simplified Arabic" w:hAnsi="Times New Roman"/>
-          <w:i w:val="false"/>
-          <w:iCs w:val="false"/>
-          <w:sz w:val="28"/>
-          <w:szCs w:val="28"/>
-          <w:rtl/>
-        </w:rPr>
-        <w:t xml:space="preserve">(39)، 451-472. https://doi.org/10.21608/jasep.2024.362479</w:t>
-      </w:r>
-    </w:p>
-    <w:p>
-      <w:pPr>
-        <w:bidi/>
-        <w:spacing w:after="0" w:line="480"/>
-        <w:ind w:start="709" w:hanging="709"/>
-        <w:jc w:val="right"/>
-      </w:pPr>
-      <w:r>
-        <w:rPr>
-          <w:rFonts w:ascii="Times New Roman" w:cs="Simplified Arabic" w:hAnsi="Times New Roman"/>
-          <w:i w:val="false"/>
-          <w:iCs w:val="false"/>
-          <w:sz w:val="28"/>
-          <w:szCs w:val="28"/>
-          <w:rtl/>
-        </w:rPr>
-        <w:t xml:space="preserve">العوفي، أ'، وعياصرة، ف' (2022). فاعلية أنشطة الألعاب الرقمية في تنمية التحصيل المعرفي ومهارات التعلم التعاوني في مقرر العلوم لدى طالبات المرحلة الابتدائية في المدينة المنورة. </w:t>
-      </w:r>
-      <w:r>
-        <w:rPr>
-          <w:rFonts w:ascii="Times New Roman" w:cs="Simplified Arabic" w:hAnsi="Times New Roman"/>
-          <w:i/>
-          <w:iCs/>
-          <w:sz w:val="28"/>
-          <w:szCs w:val="28"/>
-          <w:rtl/>
-        </w:rPr>
-        <w:t xml:space="preserve">المجلة العربية للتربية النوعية، 6</w:t>
-      </w:r>
-      <w:r>
-        <w:rPr>
-          <w:rFonts w:ascii="Times New Roman" w:cs="Simplified Arabic" w:hAnsi="Times New Roman"/>
-          <w:i w:val="false"/>
-          <w:iCs w:val="false"/>
-          <w:sz w:val="28"/>
-          <w:szCs w:val="28"/>
-          <w:rtl/>
-        </w:rPr>
-        <w:t xml:space="preserve">(21)، 17-58.</w:t>
-      </w:r>
-    </w:p>
-    <w:p>
-      <w:pPr>
-        <w:bidi/>
-        <w:spacing w:after="0" w:line="480"/>
-        <w:ind w:start="709" w:hanging="709"/>
-        <w:jc w:val="right"/>
-      </w:pPr>
-      <w:r>
-        <w:rPr>
-          <w:rFonts w:ascii="Times New Roman" w:cs="Simplified Arabic" w:hAnsi="Times New Roman"/>
-          <w:i w:val="false"/>
-          <w:iCs w:val="false"/>
-          <w:sz w:val="28"/>
-          <w:szCs w:val="28"/>
-          <w:rtl/>
-        </w:rPr>
-        <w:t xml:space="preserve">العيار، غ'، والبلوشي، ش' (2024). درجة امتلاك معلمي المرحلة الثانوية بدولة الكويت لكفايات توظيف تطبيقات الذكاء الاصطناعي في عملية التدريس. </w:t>
-      </w:r>
-      <w:r>
-        <w:rPr>
-          <w:rFonts w:ascii="Times New Roman" w:cs="Simplified Arabic" w:hAnsi="Times New Roman"/>
-          <w:i/>
-          <w:iCs/>
-          <w:sz w:val="28"/>
-          <w:szCs w:val="28"/>
-          <w:rtl/>
-        </w:rPr>
-        <w:t xml:space="preserve">مجلة القراءة والمعرفة</w:t>
-      </w:r>
-      <w:r>
-        <w:rPr>
-          <w:rFonts w:ascii="Times New Roman" w:cs="Simplified Arabic" w:hAnsi="Times New Roman"/>
-          <w:i w:val="false"/>
-          <w:iCs w:val="false"/>
-          <w:sz w:val="28"/>
-          <w:szCs w:val="28"/>
-          <w:rtl/>
-        </w:rPr>
-        <w:t xml:space="preserve">.</w:t>
-      </w:r>
-    </w:p>
-    <w:p>
-      <w:pPr>
-        <w:bidi/>
-        <w:spacing w:after="0" w:line="480"/>
-        <w:ind w:start="709" w:hanging="709"/>
-        <w:jc w:val="right"/>
-      </w:pPr>
-      <w:r>
-        <w:rPr>
-          <w:rFonts w:ascii="Times New Roman" w:cs="Simplified Arabic" w:hAnsi="Times New Roman"/>
-          <w:i w:val="false"/>
-          <w:iCs w:val="false"/>
-          <w:sz w:val="28"/>
-          <w:szCs w:val="28"/>
-          <w:rtl/>
-        </w:rPr>
-        <w:t xml:space="preserve">فرغلي، م' (2024). تطبيقات الذكاء الاصطناعي في تدريس الكيمياء. </w:t>
-      </w:r>
-      <w:r>
-        <w:rPr>
-          <w:rFonts w:ascii="Times New Roman" w:cs="Simplified Arabic" w:hAnsi="Times New Roman"/>
-          <w:i/>
-          <w:iCs/>
-          <w:sz w:val="28"/>
-          <w:szCs w:val="28"/>
-          <w:rtl/>
-        </w:rPr>
-        <w:t xml:space="preserve">مجلة دراسات تربوية واجتماعية</w:t>
-      </w:r>
-      <w:r>
-        <w:rPr>
-          <w:rFonts w:ascii="Times New Roman" w:cs="Simplified Arabic" w:hAnsi="Times New Roman"/>
-          <w:i w:val="false"/>
-          <w:iCs w:val="false"/>
-          <w:sz w:val="28"/>
-          <w:szCs w:val="28"/>
-          <w:rtl/>
-        </w:rPr>
-        <w:t xml:space="preserve">.</w:t>
-      </w:r>
-    </w:p>
-    <w:p>
-      <w:pPr>
-        <w:bidi/>
-        <w:spacing w:after="0" w:line="480"/>
-        <w:ind w:start="709" w:hanging="709"/>
-        <w:jc w:val="right"/>
-      </w:pPr>
-      <w:r>
-        <w:rPr>
-          <w:rFonts w:ascii="Times New Roman" w:cs="Simplified Arabic" w:hAnsi="Times New Roman"/>
-          <w:i w:val="false"/>
-          <w:iCs w:val="false"/>
-          <w:sz w:val="28"/>
-          <w:szCs w:val="28"/>
-          <w:rtl/>
-        </w:rPr>
-        <w:t xml:space="preserve">كانفا (ل.ت.). </w:t>
-      </w:r>
-      <w:r>
-        <w:rPr>
-          <w:rFonts w:ascii="Times New Roman" w:cs="Simplified Arabic" w:hAnsi="Times New Roman"/>
-          <w:i/>
-          <w:iCs/>
-          <w:sz w:val="28"/>
-          <w:szCs w:val="28"/>
-          <w:rtl/>
-        </w:rPr>
-        <w:t xml:space="preserve">معلومات عن Canva for Education</w:t>
-      </w:r>
-      <w:r>
-        <w:rPr>
-          <w:rFonts w:ascii="Times New Roman" w:cs="Simplified Arabic" w:hAnsi="Times New Roman"/>
-          <w:i w:val="false"/>
-          <w:iCs w:val="false"/>
-          <w:sz w:val="28"/>
-          <w:szCs w:val="28"/>
-          <w:rtl/>
-        </w:rPr>
-        <w:t xml:space="preserve">. مركز مساعدة كانفا. https://www.canva.com/help/about-canva-for-education/</w:t>
-      </w:r>
-    </w:p>
-    <w:p>
-      <w:pPr>
-        <w:bidi/>
-        <w:spacing w:after="0" w:line="480"/>
-        <w:ind w:start="709" w:hanging="709"/>
-        <w:jc w:val="right"/>
-      </w:pPr>
-      <w:r>
-        <w:rPr>
-          <w:rFonts w:ascii="Times New Roman" w:cs="Simplified Arabic" w:hAnsi="Times New Roman"/>
-          <w:i w:val="false"/>
-          <w:iCs w:val="false"/>
-          <w:sz w:val="28"/>
-          <w:szCs w:val="28"/>
-          <w:rtl/>
-        </w:rPr>
-        <w:t xml:space="preserve">الكنعان، ه' (2021). مستوى وعي معلمات العلوم قبل الخدمة بتوظيف تطبيقات الذكاء الاصطناعي في تعلم العلوم. </w:t>
-      </w:r>
-      <w:r>
-        <w:rPr>
-          <w:rFonts w:ascii="Times New Roman" w:cs="Simplified Arabic" w:hAnsi="Times New Roman"/>
-          <w:i/>
-          <w:iCs/>
-          <w:sz w:val="28"/>
-          <w:szCs w:val="28"/>
-          <w:rtl/>
-        </w:rPr>
-        <w:t xml:space="preserve">مجلة كلية التربية (جامعة الأزهر)، 191</w:t>
-      </w:r>
-      <w:r>
-        <w:rPr>
-          <w:rFonts w:ascii="Times New Roman" w:cs="Simplified Arabic" w:hAnsi="Times New Roman"/>
-          <w:i w:val="false"/>
-          <w:iCs w:val="false"/>
-          <w:sz w:val="28"/>
-          <w:szCs w:val="28"/>
-          <w:rtl/>
-        </w:rPr>
-        <w:t xml:space="preserve">(3)، 410-429.</w:t>
-      </w:r>
-    </w:p>
-    <w:p>
-      <w:pPr>
-        <w:bidi/>
-        <w:spacing w:after="0" w:line="480"/>
-        <w:ind w:start="709" w:hanging="709"/>
-        <w:jc w:val="right"/>
-      </w:pPr>
-      <w:r>
-        <w:rPr>
-          <w:rFonts w:ascii="Times New Roman" w:cs="Simplified Arabic" w:hAnsi="Times New Roman"/>
-          <w:i w:val="false"/>
-          <w:iCs w:val="false"/>
-          <w:sz w:val="28"/>
-          <w:szCs w:val="28"/>
-          <w:rtl/>
-        </w:rPr>
-        <w:t xml:space="preserve">مهدي، إ' (2026). معوقات استخدام تطبيقات الذكاء الاصطناعي لمدرسي مادة علم الأحياء للمرحلة المتوسطة في العراق. </w:t>
-      </w:r>
-      <w:r>
-        <w:rPr>
-          <w:rFonts w:ascii="Times New Roman" w:cs="Simplified Arabic" w:hAnsi="Times New Roman"/>
-          <w:i/>
-          <w:iCs/>
-          <w:sz w:val="28"/>
-          <w:szCs w:val="28"/>
-          <w:rtl/>
-        </w:rPr>
-        <w:t xml:space="preserve">مجلة الفتح للبحوث التربوية والنفسية، 30</w:t>
-      </w:r>
-      <w:r>
-        <w:rPr>
-          <w:rFonts w:ascii="Times New Roman" w:cs="Simplified Arabic" w:hAnsi="Times New Roman"/>
-          <w:i w:val="false"/>
-          <w:iCs w:val="false"/>
-          <w:sz w:val="28"/>
-          <w:szCs w:val="28"/>
-          <w:rtl/>
-        </w:rPr>
-        <w:t xml:space="preserve">(1)، 1-34.</w:t>
-      </w:r>
-    </w:p>
-    <w:p>
-      <w:pPr>
-        <w:bidi/>
-        <w:spacing w:after="0" w:line="480"/>
-        <w:ind w:start="709" w:hanging="709"/>
-        <w:jc w:val="right"/>
-      </w:pPr>
-      <w:r>
-        <w:rPr>
-          <w:rFonts w:ascii="Times New Roman" w:cs="Simplified Arabic" w:hAnsi="Times New Roman"/>
-          <w:i w:val="false"/>
-          <w:iCs w:val="false"/>
-          <w:sz w:val="28"/>
-          <w:szCs w:val="28"/>
-          <w:rtl/>
-        </w:rPr>
-        <w:t xml:space="preserve">اليونسكو (2021). </w:t>
-      </w:r>
-      <w:r>
-        <w:rPr>
-          <w:rFonts w:ascii="Times New Roman" w:cs="Simplified Arabic" w:hAnsi="Times New Roman"/>
-          <w:i/>
-          <w:iCs/>
-          <w:sz w:val="28"/>
-          <w:szCs w:val="28"/>
-          <w:rtl/>
-        </w:rPr>
-        <w:t xml:space="preserve">الذكاء الاصطناعي والتعليم: إرشادات لواضعي السياسات</w:t>
-      </w:r>
-      <w:r>
-        <w:rPr>
-          <w:rFonts w:ascii="Times New Roman" w:cs="Simplified Arabic" w:hAnsi="Times New Roman"/>
-          <w:i w:val="false"/>
-          <w:iCs w:val="false"/>
-          <w:sz w:val="28"/>
-          <w:szCs w:val="28"/>
-          <w:rtl/>
-        </w:rPr>
-        <w:t xml:space="preserve">. منظمة الأمم المتحدة للتربية والعلم والثقافة.</w:t>
-      </w:r>
-    </w:p>
-    <w:p>
-      <w:pPr>
-        <w:bidi/>
-        <w:spacing w:after="0" w:line="480"/>
-        <w:ind w:start="709" w:hanging="709"/>
-        <w:jc w:val="right"/>
-      </w:pPr>
-      <w:r>
-        <w:rPr>
-          <w:rFonts w:ascii="Times New Roman" w:cs="Simplified Arabic" w:hAnsi="Times New Roman"/>
-          <w:i w:val="false"/>
-          <w:iCs w:val="false"/>
-          <w:sz w:val="28"/>
-          <w:szCs w:val="28"/>
-          <w:rtl/>
-        </w:rPr>
-        <w:t xml:space="preserve">اليونسكو (2023). </w:t>
-      </w:r>
-      <w:r>
-        <w:rPr>
-          <w:rFonts w:ascii="Times New Roman" w:cs="Simplified Arabic" w:hAnsi="Times New Roman"/>
-          <w:i/>
-          <w:iCs/>
-          <w:sz w:val="28"/>
-          <w:szCs w:val="28"/>
-          <w:rtl/>
-        </w:rPr>
-        <w:t xml:space="preserve">إرشادات بشأن الذكاء الاصطناعي التوليدي في التعليم والبحث</w:t>
-      </w:r>
-      <w:r>
-        <w:rPr>
-          <w:rFonts w:ascii="Times New Roman" w:cs="Simplified Arabic" w:hAnsi="Times New Roman"/>
-          <w:i w:val="false"/>
-          <w:iCs w:val="false"/>
-          <w:sz w:val="28"/>
-          <w:szCs w:val="28"/>
-          <w:rtl/>
-        </w:rPr>
-        <w:t xml:space="preserve">. منظمة الأمم المتحدة للتربية والعلم والثقافة.</w:t>
-      </w:r>
-    </w:p>
-    <w:p>
-      <w:pPr>
-        <w:bidi/>
-        <w:spacing w:after="0" w:line="480"/>
-        <w:ind w:start="709" w:hanging="709"/>
-        <w:jc w:val="right"/>
-      </w:pPr>
-      <w:r>
-        <w:rPr>
-          <w:rFonts w:ascii="Times New Roman" w:cs="Simplified Arabic" w:hAnsi="Times New Roman"/>
-          <w:i w:val="false"/>
-          <w:iCs w:val="false"/>
-          <w:sz w:val="28"/>
-          <w:szCs w:val="28"/>
-          <w:rtl/>
-        </w:rPr>
-        <w:t xml:space="preserve">يونيسف (2021). </w:t>
-      </w:r>
-      <w:r>
-        <w:rPr>
-          <w:rFonts w:ascii="Times New Roman" w:cs="Simplified Arabic" w:hAnsi="Times New Roman"/>
-          <w:i/>
-          <w:iCs/>
-          <w:sz w:val="28"/>
-          <w:szCs w:val="28"/>
-          <w:rtl/>
-        </w:rPr>
-        <w:t xml:space="preserve">توجيهات السياسات بشأن الذكاء الاصطناعي للأطفال (النسخة 2.0)</w:t>
-      </w:r>
-      <w:r>
-        <w:rPr>
-          <w:rFonts w:ascii="Times New Roman" w:cs="Simplified Arabic" w:hAnsi="Times New Roman"/>
-          <w:i w:val="false"/>
-          <w:iCs w:val="false"/>
-          <w:sz w:val="28"/>
-          <w:szCs w:val="28"/>
-          <w:rtl/>
-        </w:rPr>
-        <w:t xml:space="preserve">. منظمة الأمم المتحدة للطفولة. https://www.unicef.org/innocenti/media/1356/file/UNICEF-Global-Insight-policy-guidance-AI-children-2.0-2021_AR.pdf</w:t>
+        <w:t xml:space="preserve">. https://meyda.education.gov.il/files/Pop/0files/lemida-metukshevet/AI/Guidelines.pdf</w:t>
       </w:r>
     </w:p>
     <w:p>

--- a/seminar/الذكاء الاصطناعي ودمجه في التعليم - سيمنار.docx
+++ b/seminar/الذكاء الاصطناعي ودمجه في التعليم - سيمنار.docx
@@ -669,7 +669,7 @@
                 <w:szCs w:val="24"/>
                 <w:rtl/>
               </w:rPr>
-              <w:t xml:space="preserve">7</w:t>
+              <w:t xml:space="preserve">6</w:t>
             </w:r>
           </w:p>
         </w:tc>
@@ -2787,8 +2787,7 @@
     <w:p>
       <w:pPr>
         <w:bidi/>
-        <w:spacing w:after="0" w:line="480"/>
-        <w:ind w:firstLine="709"/>
+        <w:spacing w:after="120" w:line="480"/>
         <w:jc w:val="both"/>
       </w:pPr>
       <w:r>
@@ -2804,8 +2803,7 @@
     <w:p>
       <w:pPr>
         <w:bidi/>
-        <w:spacing w:after="0" w:line="480"/>
-        <w:ind w:firstLine="709"/>
+        <w:spacing w:after="120" w:line="480"/>
         <w:jc w:val="both"/>
       </w:pPr>
       <w:r>
@@ -2842,8 +2840,7 @@
     <w:p>
       <w:pPr>
         <w:bidi/>
-        <w:spacing w:after="0" w:line="480"/>
-        <w:ind w:firstLine="709"/>
+        <w:spacing w:after="120" w:line="480"/>
         <w:jc w:val="both"/>
       </w:pPr>
       <w:r>
@@ -2859,8 +2856,7 @@
     <w:p>
       <w:pPr>
         <w:bidi/>
-        <w:spacing w:after="0" w:line="480"/>
-        <w:ind w:firstLine="709"/>
+        <w:spacing w:after="120" w:line="480"/>
         <w:jc w:val="both"/>
       </w:pPr>
       <w:r>
@@ -2876,8 +2872,7 @@
     <w:p>
       <w:pPr>
         <w:bidi/>
-        <w:spacing w:after="0" w:line="480"/>
-        <w:ind w:firstLine="709"/>
+        <w:spacing w:after="120" w:line="480"/>
         <w:jc w:val="both"/>
       </w:pPr>
       <w:r>
@@ -2893,8 +2888,7 @@
     <w:p>
       <w:pPr>
         <w:bidi/>
-        <w:spacing w:after="0" w:line="480"/>
-        <w:ind w:firstLine="709"/>
+        <w:spacing w:after="120" w:line="480"/>
         <w:jc w:val="both"/>
       </w:pPr>
       <w:r>
@@ -2910,8 +2904,7 @@
     <w:p>
       <w:pPr>
         <w:bidi/>
-        <w:spacing w:after="0" w:line="480"/>
-        <w:ind w:firstLine="709"/>
+        <w:spacing w:after="120" w:line="480"/>
         <w:jc w:val="both"/>
       </w:pPr>
       <w:r>
@@ -2927,8 +2920,7 @@
     <w:p>
       <w:pPr>
         <w:bidi/>
-        <w:spacing w:after="0" w:line="480"/>
-        <w:ind w:firstLine="709"/>
+        <w:spacing w:after="120" w:line="480"/>
         <w:jc w:val="both"/>
       </w:pPr>
       <w:r>
@@ -2985,8 +2977,7 @@
     <w:p>
       <w:pPr>
         <w:bidi/>
-        <w:spacing w:after="0" w:line="480"/>
-        <w:ind w:firstLine="709"/>
+        <w:spacing w:after="120" w:line="480"/>
         <w:jc w:val="both"/>
       </w:pPr>
       <w:r>
@@ -3002,8 +2993,7 @@
     <w:p>
       <w:pPr>
         <w:bidi/>
-        <w:spacing w:after="0" w:line="480"/>
-        <w:ind w:firstLine="709"/>
+        <w:spacing w:after="120" w:line="480"/>
         <w:jc w:val="both"/>
       </w:pPr>
       <w:r>
@@ -3039,8 +3029,7 @@
     <w:p>
       <w:pPr>
         <w:bidi/>
-        <w:spacing w:after="0" w:line="480"/>
-        <w:ind w:firstLine="709"/>
+        <w:spacing w:after="120" w:line="480"/>
         <w:jc w:val="both"/>
       </w:pPr>
       <w:r>
@@ -3056,8 +3045,7 @@
     <w:p>
       <w:pPr>
         <w:bidi/>
-        <w:spacing w:after="0" w:line="480"/>
-        <w:ind w:firstLine="709"/>
+        <w:spacing w:after="120" w:line="480"/>
         <w:jc w:val="both"/>
       </w:pPr>
       <w:r>
@@ -3093,8 +3081,7 @@
     <w:p>
       <w:pPr>
         <w:bidi/>
-        <w:spacing w:after="0" w:line="480"/>
-        <w:ind w:firstLine="709"/>
+        <w:spacing w:after="120" w:line="480"/>
         <w:jc w:val="both"/>
       </w:pPr>
       <w:r>
@@ -3110,8 +3097,7 @@
     <w:p>
       <w:pPr>
         <w:bidi/>
-        <w:spacing w:after="0" w:line="480"/>
-        <w:ind w:firstLine="709"/>
+        <w:spacing w:after="120" w:line="480"/>
         <w:jc w:val="both"/>
       </w:pPr>
       <w:r>
@@ -3127,8 +3113,7 @@
     <w:p>
       <w:pPr>
         <w:bidi/>
-        <w:spacing w:after="0" w:line="480"/>
-        <w:ind w:firstLine="709"/>
+        <w:spacing w:after="120" w:line="480"/>
         <w:jc w:val="both"/>
       </w:pPr>
       <w:r>
@@ -3164,8 +3149,7 @@
     <w:p>
       <w:pPr>
         <w:bidi/>
-        <w:spacing w:after="0" w:line="480"/>
-        <w:ind w:firstLine="709"/>
+        <w:spacing w:after="120" w:line="480"/>
         <w:jc w:val="both"/>
       </w:pPr>
       <w:r>
@@ -3181,8 +3165,7 @@
     <w:p>
       <w:pPr>
         <w:bidi/>
-        <w:spacing w:after="0" w:line="480"/>
-        <w:ind w:firstLine="709"/>
+        <w:spacing w:after="120" w:line="480"/>
         <w:jc w:val="both"/>
       </w:pPr>
       <w:r>
@@ -3198,8 +3181,7 @@
     <w:p>
       <w:pPr>
         <w:bidi/>
-        <w:spacing w:after="0" w:line="480"/>
-        <w:ind w:firstLine="709"/>
+        <w:spacing w:after="120" w:line="480"/>
         <w:jc w:val="both"/>
       </w:pPr>
       <w:r>
@@ -3235,8 +3217,7 @@
     <w:p>
       <w:pPr>
         <w:bidi/>
-        <w:spacing w:after="0" w:line="480"/>
-        <w:ind w:firstLine="709"/>
+        <w:spacing w:after="120" w:line="480"/>
         <w:jc w:val="both"/>
       </w:pPr>
       <w:r>
@@ -3252,8 +3233,7 @@
     <w:p>
       <w:pPr>
         <w:bidi/>
-        <w:spacing w:after="0" w:line="480"/>
-        <w:ind w:firstLine="709"/>
+        <w:spacing w:after="120" w:line="480"/>
         <w:jc w:val="both"/>
       </w:pPr>
       <w:r>
@@ -3289,8 +3269,7 @@
     <w:p>
       <w:pPr>
         <w:bidi/>
-        <w:spacing w:after="0" w:line="480"/>
-        <w:ind w:firstLine="709"/>
+        <w:spacing w:after="120" w:line="480"/>
         <w:jc w:val="both"/>
       </w:pPr>
       <w:r>
@@ -3306,8 +3285,7 @@
     <w:p>
       <w:pPr>
         <w:bidi/>
-        <w:spacing w:after="0" w:line="480"/>
-        <w:ind w:firstLine="709"/>
+        <w:spacing w:after="120" w:line="480"/>
         <w:jc w:val="both"/>
       </w:pPr>
       <w:r>
@@ -3323,8 +3301,7 @@
     <w:p>
       <w:pPr>
         <w:bidi/>
-        <w:spacing w:after="0" w:line="480"/>
-        <w:ind w:firstLine="709"/>
+        <w:spacing w:after="120" w:line="480"/>
         <w:jc w:val="both"/>
       </w:pPr>
       <w:r>
@@ -3360,8 +3337,7 @@
     <w:p>
       <w:pPr>
         <w:bidi/>
-        <w:spacing w:after="0" w:line="480"/>
-        <w:ind w:firstLine="709"/>
+        <w:spacing w:after="120" w:line="480"/>
         <w:jc w:val="both"/>
       </w:pPr>
       <w:r>
@@ -3377,8 +3353,7 @@
     <w:p>
       <w:pPr>
         <w:bidi/>
-        <w:spacing w:after="0" w:line="480"/>
-        <w:ind w:firstLine="709"/>
+        <w:spacing w:after="120" w:line="480"/>
         <w:jc w:val="both"/>
       </w:pPr>
       <w:r>
@@ -3414,8 +3389,7 @@
     <w:p>
       <w:pPr>
         <w:bidi/>
-        <w:spacing w:after="0" w:line="480"/>
-        <w:ind w:firstLine="709"/>
+        <w:spacing w:after="120" w:line="480"/>
         <w:jc w:val="both"/>
       </w:pPr>
       <w:r>
@@ -3431,8 +3405,7 @@
     <w:p>
       <w:pPr>
         <w:bidi/>
-        <w:spacing w:after="0" w:line="480"/>
-        <w:ind w:firstLine="709"/>
+        <w:spacing w:after="120" w:line="480"/>
         <w:jc w:val="both"/>
       </w:pPr>
       <w:r>
@@ -3448,8 +3421,7 @@
     <w:p>
       <w:pPr>
         <w:bidi/>
-        <w:spacing w:after="0" w:line="480"/>
-        <w:ind w:firstLine="709"/>
+        <w:spacing w:after="120" w:line="480"/>
         <w:jc w:val="both"/>
       </w:pPr>
       <w:r>
@@ -3485,8 +3457,7 @@
     <w:p>
       <w:pPr>
         <w:bidi/>
-        <w:spacing w:after="0" w:line="480"/>
-        <w:ind w:firstLine="709"/>
+        <w:spacing w:after="120" w:line="480"/>
         <w:jc w:val="both"/>
       </w:pPr>
       <w:r>
@@ -3502,8 +3473,7 @@
     <w:p>
       <w:pPr>
         <w:bidi/>
-        <w:spacing w:after="0" w:line="480"/>
-        <w:ind w:firstLine="709"/>
+        <w:spacing w:after="120" w:line="480"/>
         <w:jc w:val="both"/>
       </w:pPr>
       <w:r>
@@ -3539,8 +3509,7 @@
     <w:p>
       <w:pPr>
         <w:bidi/>
-        <w:spacing w:after="0" w:line="480"/>
-        <w:ind w:firstLine="709"/>
+        <w:spacing w:after="120" w:line="480"/>
         <w:jc w:val="both"/>
       </w:pPr>
       <w:r>
@@ -3556,8 +3525,7 @@
     <w:p>
       <w:pPr>
         <w:bidi/>
-        <w:spacing w:after="0" w:line="480"/>
-        <w:ind w:firstLine="709"/>
+        <w:spacing w:after="120" w:line="480"/>
         <w:jc w:val="both"/>
       </w:pPr>
       <w:r>
@@ -3573,8 +3541,7 @@
     <w:p>
       <w:pPr>
         <w:bidi/>
-        <w:spacing w:after="0" w:line="480"/>
-        <w:ind w:firstLine="709"/>
+        <w:spacing w:after="120" w:line="480"/>
         <w:jc w:val="both"/>
       </w:pPr>
       <w:r>
@@ -3631,8 +3598,7 @@
     <w:p>
       <w:pPr>
         <w:bidi/>
-        <w:spacing w:after="0" w:line="480"/>
-        <w:ind w:firstLine="709"/>
+        <w:spacing w:after="120" w:line="480"/>
         <w:jc w:val="both"/>
       </w:pPr>
       <w:r>
@@ -3648,8 +3614,7 @@
     <w:p>
       <w:pPr>
         <w:bidi/>
-        <w:spacing w:after="0" w:line="480"/>
-        <w:ind w:firstLine="709"/>
+        <w:spacing w:after="120" w:line="480"/>
         <w:jc w:val="both"/>
       </w:pPr>
       <w:r>
@@ -3685,8 +3650,7 @@
     <w:p>
       <w:pPr>
         <w:bidi/>
-        <w:spacing w:after="0" w:line="480"/>
-        <w:ind w:firstLine="709"/>
+        <w:spacing w:after="120" w:line="480"/>
         <w:jc w:val="both"/>
       </w:pPr>
       <w:r>
@@ -3702,8 +3666,7 @@
     <w:p>
       <w:pPr>
         <w:bidi/>
-        <w:spacing w:after="0" w:line="480"/>
-        <w:ind w:firstLine="709"/>
+        <w:spacing w:after="120" w:line="480"/>
         <w:jc w:val="both"/>
       </w:pPr>
       <w:r>
@@ -3739,8 +3702,7 @@
     <w:p>
       <w:pPr>
         <w:bidi/>
-        <w:spacing w:after="0" w:line="480"/>
-        <w:ind w:firstLine="709"/>
+        <w:spacing w:after="120" w:line="480"/>
         <w:jc w:val="both"/>
       </w:pPr>
       <w:r>
@@ -3756,8 +3718,7 @@
     <w:p>
       <w:pPr>
         <w:bidi/>
-        <w:spacing w:after="0" w:line="480"/>
-        <w:ind w:firstLine="709"/>
+        <w:spacing w:after="120" w:line="480"/>
         <w:jc w:val="both"/>
       </w:pPr>
       <w:r>
@@ -3773,8 +3734,7 @@
     <w:p>
       <w:pPr>
         <w:bidi/>
-        <w:spacing w:after="0" w:line="480"/>
-        <w:ind w:firstLine="709"/>
+        <w:spacing w:after="120" w:line="480"/>
         <w:jc w:val="both"/>
       </w:pPr>
       <w:r>
@@ -3810,8 +3770,7 @@
     <w:p>
       <w:pPr>
         <w:bidi/>
-        <w:spacing w:after="0" w:line="480"/>
-        <w:ind w:firstLine="709"/>
+        <w:spacing w:after="120" w:line="480"/>
         <w:jc w:val="both"/>
       </w:pPr>
       <w:r>
@@ -4834,8 +4793,7 @@
     <w:p>
       <w:pPr>
         <w:bidi/>
-        <w:spacing w:after="0" w:line="480"/>
-        <w:ind w:firstLine="709"/>
+        <w:spacing w:after="120" w:line="480"/>
         <w:jc w:val="both"/>
       </w:pPr>
       <w:r>
@@ -4851,8 +4809,7 @@
     <w:p>
       <w:pPr>
         <w:bidi/>
-        <w:spacing w:after="0" w:line="480"/>
-        <w:ind w:firstLine="709"/>
+        <w:spacing w:after="120" w:line="480"/>
         <w:jc w:val="both"/>
       </w:pPr>
       <w:r>
@@ -4888,8 +4845,7 @@
     <w:p>
       <w:pPr>
         <w:bidi/>
-        <w:spacing w:after="0" w:line="480"/>
-        <w:ind w:firstLine="709"/>
+        <w:spacing w:after="120" w:line="480"/>
         <w:jc w:val="both"/>
       </w:pPr>
       <w:r>
@@ -4905,8 +4861,7 @@
     <w:p>
       <w:pPr>
         <w:bidi/>
-        <w:spacing w:after="0" w:line="480"/>
-        <w:ind w:firstLine="709"/>
+        <w:spacing w:after="120" w:line="480"/>
         <w:jc w:val="both"/>
       </w:pPr>
       <w:r>
@@ -4942,8 +4897,7 @@
     <w:p>
       <w:pPr>
         <w:bidi/>
-        <w:spacing w:after="0" w:line="480"/>
-        <w:ind w:firstLine="709"/>
+        <w:spacing w:after="120" w:line="480"/>
         <w:jc w:val="both"/>
       </w:pPr>
       <w:r>
@@ -4959,8 +4913,7 @@
     <w:p>
       <w:pPr>
         <w:bidi/>
-        <w:spacing w:after="0" w:line="480"/>
-        <w:ind w:firstLine="709"/>
+        <w:spacing w:after="120" w:line="480"/>
         <w:jc w:val="both"/>
       </w:pPr>
       <w:r>
@@ -4976,8 +4929,7 @@
     <w:p>
       <w:pPr>
         <w:bidi/>
-        <w:spacing w:after="0" w:line="480"/>
-        <w:ind w:firstLine="709"/>
+        <w:spacing w:after="120" w:line="480"/>
         <w:jc w:val="both"/>
       </w:pPr>
       <w:r>
@@ -5013,8 +4965,7 @@
     <w:p>
       <w:pPr>
         <w:bidi/>
-        <w:spacing w:after="0" w:line="480"/>
-        <w:ind w:firstLine="709"/>
+        <w:spacing w:after="120" w:line="480"/>
         <w:jc w:val="both"/>
       </w:pPr>
       <w:r>
@@ -5030,8 +4981,7 @@
     <w:p>
       <w:pPr>
         <w:bidi/>
-        <w:spacing w:after="0" w:line="480"/>
-        <w:ind w:firstLine="709"/>
+        <w:spacing w:after="120" w:line="480"/>
         <w:jc w:val="both"/>
       </w:pPr>
       <w:r>
@@ -5067,8 +5017,7 @@
     <w:p>
       <w:pPr>
         <w:bidi/>
-        <w:spacing w:after="0" w:line="480"/>
-        <w:ind w:firstLine="709"/>
+        <w:spacing w:after="120" w:line="480"/>
         <w:jc w:val="both"/>
       </w:pPr>
       <w:r>
@@ -5084,8 +5033,7 @@
     <w:p>
       <w:pPr>
         <w:bidi/>
-        <w:spacing w:after="0" w:line="480"/>
-        <w:ind w:firstLine="709"/>
+        <w:spacing w:after="120" w:line="480"/>
         <w:jc w:val="both"/>
       </w:pPr>
       <w:r>
@@ -5121,8 +5069,7 @@
     <w:p>
       <w:pPr>
         <w:bidi/>
-        <w:spacing w:after="0" w:line="480"/>
-        <w:ind w:firstLine="709"/>
+        <w:spacing w:after="120" w:line="480"/>
         <w:jc w:val="both"/>
       </w:pPr>
       <w:r>
@@ -5845,8 +5792,7 @@
     <w:p>
       <w:pPr>
         <w:bidi/>
-        <w:spacing w:after="0" w:line="480"/>
-        <w:ind w:firstLine="709"/>
+        <w:spacing w:after="120" w:line="480"/>
         <w:jc w:val="both"/>
       </w:pPr>
       <w:r>
@@ -5882,8 +5828,7 @@
     <w:p>
       <w:pPr>
         <w:bidi/>
-        <w:spacing w:after="0" w:line="480"/>
-        <w:ind w:firstLine="709"/>
+        <w:spacing w:after="120" w:line="480"/>
         <w:jc w:val="both"/>
       </w:pPr>
       <w:r>
@@ -5899,8 +5844,7 @@
     <w:p>
       <w:pPr>
         <w:bidi/>
-        <w:spacing w:after="0" w:line="480"/>
-        <w:ind w:firstLine="709"/>
+        <w:spacing w:after="120" w:line="480"/>
         <w:jc w:val="both"/>
       </w:pPr>
       <w:r>
@@ -5936,8 +5880,7 @@
     <w:p>
       <w:pPr>
         <w:bidi/>
-        <w:spacing w:after="0" w:line="480"/>
-        <w:ind w:firstLine="709"/>
+        <w:spacing w:after="120" w:line="480"/>
         <w:jc w:val="both"/>
       </w:pPr>
       <w:r>
@@ -5953,8 +5896,7 @@
     <w:p>
       <w:pPr>
         <w:bidi/>
-        <w:spacing w:after="0" w:line="480"/>
-        <w:ind w:firstLine="709"/>
+        <w:spacing w:after="120" w:line="480"/>
         <w:jc w:val="both"/>
       </w:pPr>
       <w:r>
@@ -5991,8 +5933,7 @@
     <w:p>
       <w:pPr>
         <w:bidi/>
-        <w:spacing w:after="0" w:line="480"/>
-        <w:ind w:firstLine="709"/>
+        <w:spacing w:after="120" w:line="480"/>
         <w:jc w:val="both"/>
       </w:pPr>
       <w:r>
@@ -6008,8 +5949,7 @@
     <w:p>
       <w:pPr>
         <w:bidi/>
-        <w:spacing w:after="0" w:line="480"/>
-        <w:ind w:firstLine="709"/>
+        <w:spacing w:after="120" w:line="480"/>
         <w:jc w:val="both"/>
       </w:pPr>
       <w:r>
@@ -6025,8 +5965,7 @@
     <w:p>
       <w:pPr>
         <w:bidi/>
-        <w:spacing w:after="0" w:line="480"/>
-        <w:ind w:firstLine="709"/>
+        <w:spacing w:after="120" w:line="480"/>
         <w:jc w:val="both"/>
       </w:pPr>
       <w:r>
@@ -6042,8 +5981,7 @@
     <w:p>
       <w:pPr>
         <w:bidi/>
-        <w:spacing w:after="0" w:line="480"/>
-        <w:ind w:firstLine="709"/>
+        <w:spacing w:after="120" w:line="480"/>
         <w:jc w:val="both"/>
       </w:pPr>
       <w:r>
@@ -6059,8 +5997,7 @@
     <w:p>
       <w:pPr>
         <w:bidi/>
-        <w:spacing w:after="0" w:line="480"/>
-        <w:ind w:firstLine="709"/>
+        <w:spacing w:after="120" w:line="480"/>
         <w:jc w:val="both"/>
       </w:pPr>
       <w:r>
@@ -6076,8 +6013,7 @@
     <w:p>
       <w:pPr>
         <w:bidi/>
-        <w:spacing w:after="0" w:line="480"/>
-        <w:ind w:firstLine="709"/>
+        <w:spacing w:after="120" w:line="480"/>
         <w:jc w:val="both"/>
       </w:pPr>
       <w:r>
@@ -6093,8 +6029,7 @@
     <w:p>
       <w:pPr>
         <w:bidi/>
-        <w:spacing w:after="0" w:line="480"/>
-        <w:ind w:firstLine="709"/>
+        <w:spacing w:after="120" w:line="480"/>
         <w:jc w:val="both"/>
       </w:pPr>
       <w:r>
@@ -6131,8 +6066,7 @@
     <w:p>
       <w:pPr>
         <w:bidi/>
-        <w:spacing w:after="0" w:line="480"/>
-        <w:ind w:firstLine="709"/>
+        <w:spacing w:after="120" w:line="480"/>
         <w:jc w:val="both"/>
       </w:pPr>
       <w:r>
@@ -6148,8 +6082,7 @@
     <w:p>
       <w:pPr>
         <w:bidi/>
-        <w:spacing w:after="0" w:line="480"/>
-        <w:ind w:firstLine="709"/>
+        <w:spacing w:after="120" w:line="480"/>
         <w:jc w:val="both"/>
       </w:pPr>
       <w:r>
@@ -6165,8 +6098,7 @@
     <w:p>
       <w:pPr>
         <w:bidi/>
-        <w:spacing w:after="0" w:line="480"/>
-        <w:ind w:firstLine="709"/>
+        <w:spacing w:after="120" w:line="480"/>
         <w:jc w:val="both"/>
       </w:pPr>
       <w:r>
@@ -6308,8 +6240,7 @@
     <w:p>
       <w:pPr>
         <w:bidi/>
-        <w:spacing w:after="0" w:line="480"/>
-        <w:ind w:firstLine="709"/>
+        <w:spacing w:after="120" w:line="480"/>
         <w:jc w:val="both"/>
       </w:pPr>
       <w:r>
@@ -6346,8 +6277,7 @@
     <w:p>
       <w:pPr>
         <w:bidi/>
-        <w:spacing w:after="0" w:line="480"/>
-        <w:ind w:firstLine="709"/>
+        <w:spacing w:after="120" w:line="480"/>
         <w:jc w:val="both"/>
       </w:pPr>
       <w:r>
@@ -6363,8 +6293,7 @@
     <w:p>
       <w:pPr>
         <w:bidi/>
-        <w:spacing w:after="0" w:line="480"/>
-        <w:ind w:firstLine="709"/>
+        <w:spacing w:after="120" w:line="480"/>
         <w:jc w:val="both"/>
       </w:pPr>
       <w:r>
@@ -6380,8 +6309,7 @@
     <w:p>
       <w:pPr>
         <w:bidi/>
-        <w:spacing w:after="0" w:line="480"/>
-        <w:ind w:firstLine="709"/>
+        <w:spacing w:after="120" w:line="480"/>
         <w:jc w:val="both"/>
       </w:pPr>
       <w:r>
@@ -6397,8 +6325,7 @@
     <w:p>
       <w:pPr>
         <w:bidi/>
-        <w:spacing w:after="0" w:line="480"/>
-        <w:ind w:firstLine="709"/>
+        <w:spacing w:after="120" w:line="480"/>
         <w:jc w:val="both"/>
       </w:pPr>
       <w:r>
@@ -6414,8 +6341,7 @@
     <w:p>
       <w:pPr>
         <w:bidi/>
-        <w:spacing w:after="0" w:line="480"/>
-        <w:ind w:firstLine="709"/>
+        <w:spacing w:after="120" w:line="480"/>
         <w:jc w:val="both"/>
       </w:pPr>
       <w:r>
@@ -6431,8 +6357,7 @@
     <w:p>
       <w:pPr>
         <w:bidi/>
-        <w:spacing w:after="0" w:line="480"/>
-        <w:ind w:firstLine="709"/>
+        <w:spacing w:after="120" w:line="480"/>
         <w:jc w:val="both"/>
       </w:pPr>
       <w:r>
@@ -7146,8 +7071,7 @@
     <w:p>
       <w:pPr>
         <w:bidi/>
-        <w:spacing w:after="0" w:line="480"/>
-        <w:ind w:firstLine="709"/>
+        <w:spacing w:after="120" w:line="480"/>
         <w:jc w:val="both"/>
       </w:pPr>
       <w:r>
@@ -7163,8 +7087,7 @@
     <w:p>
       <w:pPr>
         <w:bidi/>
-        <w:spacing w:after="0" w:line="480"/>
-        <w:ind w:firstLine="709"/>
+        <w:spacing w:after="120" w:line="480"/>
         <w:jc w:val="both"/>
       </w:pPr>
       <w:r>
@@ -7180,8 +7103,7 @@
     <w:p>
       <w:pPr>
         <w:bidi/>
-        <w:spacing w:after="0" w:line="480"/>
-        <w:ind w:firstLine="709"/>
+        <w:spacing w:after="120" w:line="480"/>
         <w:jc w:val="both"/>
       </w:pPr>
       <w:r>
@@ -7197,8 +7119,7 @@
     <w:p>
       <w:pPr>
         <w:bidi/>
-        <w:spacing w:after="0" w:line="480"/>
-        <w:ind w:firstLine="709"/>
+        <w:spacing w:after="120" w:line="480"/>
         <w:jc w:val="both"/>
       </w:pPr>
       <w:r>
@@ -7214,8 +7135,7 @@
     <w:p>
       <w:pPr>
         <w:bidi/>
-        <w:spacing w:after="0" w:line="480"/>
-        <w:ind w:firstLine="709"/>
+        <w:spacing w:after="120" w:line="480"/>
         <w:jc w:val="both"/>
       </w:pPr>
       <w:r>
@@ -8064,8 +7984,7 @@
     <w:p>
       <w:pPr>
         <w:bidi/>
-        <w:spacing w:after="0" w:line="480"/>
-        <w:ind w:firstLine="709"/>
+        <w:spacing w:after="120" w:line="480"/>
         <w:jc w:val="both"/>
       </w:pPr>
       <w:r>
@@ -8081,8 +8000,7 @@
     <w:p>
       <w:pPr>
         <w:bidi/>
-        <w:spacing w:after="0" w:line="480"/>
-        <w:ind w:firstLine="709"/>
+        <w:spacing w:after="120" w:line="480"/>
         <w:jc w:val="both"/>
       </w:pPr>
       <w:r>
@@ -8119,8 +8037,7 @@
     <w:p>
       <w:pPr>
         <w:bidi/>
-        <w:spacing w:after="0" w:line="480"/>
-        <w:ind w:firstLine="709"/>
+        <w:spacing w:after="120" w:line="480"/>
         <w:jc w:val="both"/>
       </w:pPr>
       <w:r>
@@ -8136,8 +8053,7 @@
     <w:p>
       <w:pPr>
         <w:bidi/>
-        <w:spacing w:after="0" w:line="480"/>
-        <w:ind w:firstLine="709"/>
+        <w:spacing w:after="120" w:line="480"/>
         <w:jc w:val="both"/>
       </w:pPr>
       <w:r>

--- a/seminar/الذكاء الاصطناعي ودمجه في التعليم - سيمنار.docx
+++ b/seminar/الذكاء الاصطناعي ودمجه في التعليم - سيمنار.docx
@@ -3227,7 +3227,7 @@
           <w:szCs w:val="28"/>
           <w:rtl/>
         </w:rPr>
-        <w:t xml:space="preserve">المراجعة المنهجية التي أعدّها المصري (Almasri, 2024) للبحوث التجريبية في مجال تعليم العلوم وتعلّمها تقدّم صورة أكثر تحديدًا. أظهرت المراجعة نتائج إيجابية على نواتج التعلّم في معظم الدراسات المشمولة، مع تفاوت في حجم الأثر بحسب طبيعة التوظيف، وسجّلت أنّ تصوّرات التلاميذ والمعلّمين تجاه هذه الأدوات إيجابية بوجه عام، وأنّ التحديات المتكرّرة تتصل بالتأهيل وبالبنية التحتية وبالاعتبارات الأخلاقية (Almasri, 2024).</w:t>
+        <w:t xml:space="preserve">المراجعة المنهجية التي أعدّها المصري (Almasri, 2024) للبحوث التجريبية في مجال تعليم العلوم وتعلّمها تقدّم صورة أكثر تحديدًا. أظهرت المراجعة نتائج إيجابية على نواتج التعلّم في معظم الدراسات المشمولة، مع تفاوت في حجم الأثر بحسب طبيعة التوظيف، وسجّلت أنّ تصوّرات التلاميذ والمعلّمين تجاه هذه الأدوات إيجابية بوجه عام، وأنّ التحديات المتكرّرة تتصل بالتأهيل وبالبنية التحتية وبالاعتبارات الأخلاقية (Almasri, 2024). وعلى مستوى المرحلة الابتدائية تحديدًا، وجدت دراسة تجريبية أنّ توظيف تطبيقات الذكاء الاصطناعي في تدريس العلوم نمّى مهارات التفكير العلمي لدى تلاميذ الصف السادس، وأوصت بتضمين هذه التطبيقات في مناهج العلوم وبتدريب المعلمين على دمجها (المندلاوي وعلي، 2024).</w:t>
       </w:r>
     </w:p>
     <w:p>
@@ -3712,7 +3712,7 @@
           <w:szCs w:val="28"/>
           <w:rtl/>
         </w:rPr>
-        <w:t xml:space="preserve">اتُّبعت في بناء الوحدة خمس مراحل. في مرحلة التحليل حُدِّدت المفاهيم المسبقة المتوقّعة والتصوّرات البديلة الشائعة في هذه السنّ، مثل الخلط بين المعدة والأمعاء أو تصوّر أنّ الهواء يذهب إلى المعدة. استُعين في هذه المرحلة بأداة التوليد النصّي لتوليد قائمة تصوّرات بديلة محتملة، ثم رُوجعت القائمة يدويًّا وحُذف منها ما لا يلائم المرحلة.</w:t>
+        <w:t xml:space="preserve">اتُّبعت في بناء الوحدة خمس مراحل، وهو مسار قريب من نماذج التصميم التعليمي التي اعتمدتها دراسات بناء الوحدات القائمة على الذكاء الاصطناعي، من تحليل وتصميم وإنتاج وتجريب وتقويم (أبو سويرح وآخرون، 2022؛ الجبوري، 2025). في مرحلة التحليل حُدِّدت المفاهيم المسبقة المتوقّعة والتصوّرات البديلة الشائعة في هذه السنّ، مثل الخلط بين المعدة والأمعاء أو تصوّر أنّ الهواء يذهب إلى المعدة. استُعين في هذه المرحلة بأداة التوليد النصّي لتوليد قائمة تصوّرات بديلة محتملة، ثم رُوجعت القائمة يدويًّا وحُذف منها ما لا يلائم المرحلة.</w:t>
       </w:r>
     </w:p>
     <w:p>
@@ -6407,7 +6407,7 @@
           <w:szCs w:val="28"/>
           <w:rtl/>
         </w:rPr>
-        <w:t xml:space="preserve">أثر دمج التكنولوجيا المتقدمة وأدوات التعلم الرقمي في تدريس العلوم على فهم المصطلحات العلمية والدافعية للتعلم لدى طلاب المدارس الابتدائية. (2024). </w:t>
+        <w:t xml:space="preserve">أبو سويرح، أ'، وعسقول، م'، والرنتيسي، م' (2022). فاعلية تدريس وحدة إلكترونية مقترحة في "الذكاء الاصطناعي" لتنمية مهارات البرمجة لدى طالبات الصف التاسع الأساسي بمحافظات غزة. </w:t>
       </w:r>
       <w:r>
         <w:rPr>
@@ -6418,7 +6418,7 @@
           <w:szCs w:val="28"/>
           <w:rtl/>
         </w:rPr>
-        <w:t xml:space="preserve">جامعة: أبحاث في العلوم التربوية والاجتماعية، 25</w:t>
+        <w:t xml:space="preserve">مجلة الجامعة الإسلامية للدراسات التربوية والنفسية، 30</w:t>
       </w:r>
       <w:r>
         <w:rPr>
@@ -6429,7 +6429,7 @@
           <w:szCs w:val="28"/>
           <w:rtl/>
         </w:rPr>
-        <w:t xml:space="preserve">(1). أكاديمية القاسمي. https://ojs.qsm.ac.il/index.php/jamiaa/article/view/939</w:t>
+        <w:t xml:space="preserve">(5)، 67-102. https://doi.org/10.33976/IUGJEPS.30.5/2022/4</w:t>
       </w:r>
     </w:p>
     <w:p>
@@ -6448,7 +6448,7 @@
           <w:szCs w:val="28"/>
           <w:rtl/>
         </w:rPr>
-        <w:t xml:space="preserve">كانفا (ل.ت.). </w:t>
+        <w:t xml:space="preserve">أثر دمج التكنولوجيا المتقدمة وأدوات التعلم الرقمي في تدريس العلوم على فهم المصطلحات العلمية والدافعية للتعلم لدى طلاب المدارس الابتدائية. (2024). </w:t>
       </w:r>
       <w:r>
         <w:rPr>
@@ -6459,7 +6459,7 @@
           <w:szCs w:val="28"/>
           <w:rtl/>
         </w:rPr>
-        <w:t xml:space="preserve">معلومات عن Canva for Education</w:t>
+        <w:t xml:space="preserve">جامعة: أبحاث في العلوم التربوية والاجتماعية، 25</w:t>
       </w:r>
       <w:r>
         <w:rPr>
@@ -6470,7 +6470,130 @@
           <w:szCs w:val="28"/>
           <w:rtl/>
         </w:rPr>
+        <w:t xml:space="preserve">(1). أكاديمية القاسمي. https://ojs.qsm.ac.il/index.php/jamiaa/article/view/939</w:t>
+      </w:r>
+    </w:p>
+    <w:p>
+      <w:pPr>
+        <w:bidi/>
+        <w:spacing w:after="0" w:line="480"/>
+        <w:ind w:start="709" w:hanging="709"/>
+        <w:jc w:val="right"/>
+      </w:pPr>
+      <w:r>
+        <w:rPr>
+          <w:rFonts w:ascii="Times New Roman" w:cs="Simplified Arabic" w:hAnsi="Times New Roman"/>
+          <w:i w:val="false"/>
+          <w:iCs w:val="false"/>
+          <w:sz w:val="28"/>
+          <w:szCs w:val="28"/>
+          <w:rtl/>
+        </w:rPr>
+        <w:t xml:space="preserve">الجبوري، أ' (2025). تصميم وحدات تعليمية قائمة على تطبيقات الذكاء الاصطناعي في تنمية مستويات عمق المعرفة العلمية لدى طالبات كلية التربية للبنات. </w:t>
+      </w:r>
+      <w:r>
+        <w:rPr>
+          <w:rFonts w:ascii="Times New Roman" w:cs="Simplified Arabic" w:hAnsi="Times New Roman"/>
+          <w:i/>
+          <w:iCs/>
+          <w:sz w:val="28"/>
+          <w:szCs w:val="28"/>
+          <w:rtl/>
+        </w:rPr>
+        <w:t xml:space="preserve">مجلة آداب الكوفة</w:t>
+      </w:r>
+      <w:r>
+        <w:rPr>
+          <w:rFonts w:ascii="Times New Roman" w:cs="Simplified Arabic" w:hAnsi="Times New Roman"/>
+          <w:i w:val="false"/>
+          <w:iCs w:val="false"/>
+          <w:sz w:val="28"/>
+          <w:szCs w:val="28"/>
+          <w:rtl/>
+        </w:rPr>
+        <w:t xml:space="preserve">، (66)، 227-244. https://doi.org/10.36317/kja/2025/v1.i66.20216</w:t>
+      </w:r>
+    </w:p>
+    <w:p>
+      <w:pPr>
+        <w:bidi/>
+        <w:spacing w:after="0" w:line="480"/>
+        <w:ind w:start="709" w:hanging="709"/>
+        <w:jc w:val="right"/>
+      </w:pPr>
+      <w:r>
+        <w:rPr>
+          <w:rFonts w:ascii="Times New Roman" w:cs="Simplified Arabic" w:hAnsi="Times New Roman"/>
+          <w:i w:val="false"/>
+          <w:iCs w:val="false"/>
+          <w:sz w:val="28"/>
+          <w:szCs w:val="28"/>
+          <w:rtl/>
+        </w:rPr>
+        <w:t xml:space="preserve">كانفا (ل.ت.). </w:t>
+      </w:r>
+      <w:r>
+        <w:rPr>
+          <w:rFonts w:ascii="Times New Roman" w:cs="Simplified Arabic" w:hAnsi="Times New Roman"/>
+          <w:i/>
+          <w:iCs/>
+          <w:sz w:val="28"/>
+          <w:szCs w:val="28"/>
+          <w:rtl/>
+        </w:rPr>
+        <w:t xml:space="preserve">معلومات عن Canva for Education</w:t>
+      </w:r>
+      <w:r>
+        <w:rPr>
+          <w:rFonts w:ascii="Times New Roman" w:cs="Simplified Arabic" w:hAnsi="Times New Roman"/>
+          <w:i w:val="false"/>
+          <w:iCs w:val="false"/>
+          <w:sz w:val="28"/>
+          <w:szCs w:val="28"/>
+          <w:rtl/>
+        </w:rPr>
         <w:t xml:space="preserve">. مركز مساعدة كانفا. https://www.canva.com/help/about-canva-for-education/</w:t>
+      </w:r>
+    </w:p>
+    <w:p>
+      <w:pPr>
+        <w:bidi/>
+        <w:spacing w:after="0" w:line="480"/>
+        <w:ind w:start="709" w:hanging="709"/>
+        <w:jc w:val="right"/>
+      </w:pPr>
+      <w:r>
+        <w:rPr>
+          <w:rFonts w:ascii="Times New Roman" w:cs="Simplified Arabic" w:hAnsi="Times New Roman"/>
+          <w:i w:val="false"/>
+          <w:iCs w:val="false"/>
+          <w:sz w:val="28"/>
+          <w:szCs w:val="28"/>
+          <w:rtl/>
+        </w:rPr>
+        <w:t xml:space="preserve">المندلاوي، ع'، وعلي، ز' (2024). أثر استخدام تطبيقات الذكاء الاصطناعي في تدريس العلوم على تنمية مهارات التفكير العلمي لدى تلاميذ الصف السادس الابتدائي. </w:t>
+      </w:r>
+      <w:r>
+        <w:rPr>
+          <w:rFonts w:ascii="Times New Roman" w:cs="Simplified Arabic" w:hAnsi="Times New Roman"/>
+          <w:i/>
+          <w:iCs/>
+          <w:sz w:val="28"/>
+          <w:szCs w:val="28"/>
+          <w:rtl/>
+        </w:rPr>
+        <w:t xml:space="preserve">مجلة دراسات المرأة</w:t>
+      </w:r>
+      <w:r>
+        <w:rPr>
+          <w:rFonts w:ascii="Times New Roman" w:cs="Simplified Arabic" w:hAnsi="Times New Roman"/>
+          <w:i w:val="false"/>
+          <w:iCs w:val="false"/>
+          <w:sz w:val="28"/>
+          <w:szCs w:val="28"/>
+          <w:rtl/>
+        </w:rPr>
+        <w:t xml:space="preserve">، (2).</w:t>
       </w:r>
     </w:p>
     <w:p>

--- a/seminar/الذكاء الاصطناعي ودمجه في التعليم - سيمنار.docx
+++ b/seminar/الذكاء الاصطناعي ودمجه في التعليم - سيمنار.docx
@@ -2541,7 +2541,7 @@
                 <w:szCs w:val="24"/>
                 <w:rtl/>
               </w:rPr>
-              <w:t xml:space="preserve">26</w:t>
+              <w:t xml:space="preserve">27</w:t>
             </w:r>
           </w:p>
         </w:tc>
@@ -2613,7 +2613,7 @@
                 <w:szCs w:val="24"/>
                 <w:rtl/>
               </w:rPr>
-              <w:t xml:space="preserve">27</w:t>
+              <w:t xml:space="preserve">28</w:t>
             </w:r>
           </w:p>
         </w:tc>
@@ -2685,7 +2685,7 @@
                 <w:szCs w:val="24"/>
                 <w:rtl/>
               </w:rPr>
-              <w:t xml:space="preserve">28</w:t>
+              <w:t xml:space="preserve">29</w:t>
             </w:r>
           </w:p>
         </w:tc>
@@ -2757,7 +2757,7 @@
                 <w:szCs w:val="24"/>
                 <w:rtl/>
               </w:rPr>
-              <w:t xml:space="preserve">29</w:t>
+              <w:t xml:space="preserve">30</w:t>
             </w:r>
           </w:p>
         </w:tc>
@@ -2866,7 +2866,7 @@
           <w:szCs w:val="28"/>
           <w:rtl/>
         </w:rPr>
-        <w:t xml:space="preserve">الفجوة هنا ليست تقنية. الأدوات متاحة، وكثير منها مجاني للمعلمين، وواجهاتها لا تتطلّب خبرة برمجية. المسح المنهجي الواسع الذي أجراه زاواكي-ريختر وآخرون على البحوث في هذا المجال انتهى إلى ملاحظة لافتة: المعلّمون غائبون تقريبًا عن هذه البحوث، إذ تتمحور معظمها حول الأنظمة والخوارزميات وحول المتعلّم كمستخدم، لا حول من يخطّط الدرس ويقف فيه (Zawacki-Richter et al., 2019). التقرير الذي أعدّه مركز البحث والمعلومات في الكنيست عن إدخال الذكاء الاصطناعي إلى جهاز التربية وصل إلى صورة قريبة: الأدوات تسبق التأهيل، والفجوات الأساسية ليست في توافر التقنية بل في إعداد المعلّمين وفي البنية التحتية المتفاوتة بين المدارس (מרכז המחקר והמידע של הכנסת، 2024).</w:t>
+        <w:t xml:space="preserve">الفجوة هنا ليست تقنية. الأدوات متاحة، وكثير منها مجاني للمعلمين، وواجهاتها لا تتطلّب خبرة برمجية. المسح المنهجي الواسع الذي أجراه زاواكي-ريختر وآخرون على البحوث في هذا المجال انتهى إلى ملاحظة لافتة: المعلّمون غائبون تقريبًا عن هذه البحوث، إذ تتمحور معظمها حول الأنظمة والخوارزميات وحول المتعلّم كمستخدم، لا حول من يخطّط الدرس ويقف فيه (Zawacki-Richter et al., 2019). المراجعة المنهجية العربية التي شملت تسعًا وسبعين دراسة وصلت إلى نتيجة قريبة، وأظهرت أنّ محاور البحث تتوزّع بين التطبيقات والفوائد والمعوقات والاتجاهات، مع حضور أقلّ لمسألة كيف يُعاد تصميم التعليم نفسه (العنزي والعبيكان، 2024).</w:t>
       </w:r>
     </w:p>
     <w:p>
@@ -2882,7 +2882,7 @@
           <w:szCs w:val="28"/>
           <w:rtl/>
         </w:rPr>
-        <w:t xml:space="preserve">وفي البلاد تحديدًا تحرّكت السياسة بسرعة غير معهودة. أصدرت وزارة التربية والتعليم توجيهات رسمية لاستخدام أدوات الذكاء الاصطناعي التوليدي في جهاز التربية، تحدّد ما يُسمح به في كلّ مرحلة عمرية وتقيّد استخدام التلاميذ الصغار بوساطة المعلّم (משרד החינוך، 2023). ومع ذلك يشير تقرير الكنيست إلى أنّ الفجوة بين السياسة والتطبيق ما زالت واسعة: قسم كبير من المعلّمين لم يتلقَّ تأهيلًا منهجيًّا، والبنية التحتية متفاوتة، والفجوة الرقمية بين الوسطين التعليميين قائمة (מרכז המחקר והמידע של הכנסת، 2024). وفي المقابل تُظهر دراسات ميدانية محلية أنّ من جرّب هذه الأدوات من المعلّمين وجد فيها رافعة فعلية لتغيير التخطيط والتدريس (לוי-נדב ואחרים، 2024).</w:t>
+        <w:t xml:space="preserve">على المستوى الميداني تتكرّر النتيجة نفسها في سياقات مختلفة. وعي معلمات العلوم قبل الخدمة بتوظيف تطبيقات الذكاء الاصطناعي في تعلّم العلوم كان متدنيًا في مجالاته كلها، بما في ذلك معرفة خصائص هذه التطبيقات وكيفية إدخالها إلى الدرس (الكنعان، 2021). وحين قِيست درجة التوظيف الفعلي لدى معلمي العلوم والرياضيات جاءت متوسطة، مع توصية صريحة بتوفير التدريب (التوبي والقصابي، 2024). أما المعوقات فتتوزّع بين البنية التحتية وضيق الوقت ونقص التأهيل (مهدي، 2026).</w:t>
       </w:r>
     </w:p>
     <w:p>
@@ -3039,7 +3039,7 @@
           <w:szCs w:val="28"/>
           <w:rtl/>
         </w:rPr>
-        <w:t xml:space="preserve">ثلاث تقنيات هي الأكثر حضورًا في السياق التعليمي. أوّلها تعلّم الآلة، وهو ما يقوم عليه التكيّف مع مستوى المتعلّم في المنظومات التعليمية الذكية: يقيس النظام أداء التلميذ ويعدّل مسار المهامّ بناءً عليه. ثانيها معالجة اللغة الطبيعية، وهي ما يسمح بالتصحيح الآلي وبالحوار مع المتعلّم بلغته. ثالثها النماذج التوليدية، التي تنتج محتوى جديدًا: نصًّا وصورةً وعرضًا وأسئلة تقويم (اليونسكو، 2021).</w:t>
+        <w:t xml:space="preserve">ثلاث تقنيات هي الأكثر حضورًا في السياق التعليمي. أوّلها تعلّم الآلة، وهو ما يقوم عليه التكيّف مع مستوى المتعلّم في المنظومات التعليمية الذكية: يقيس النظام أداء التلميذ ويعدّل مسار المهامّ بناءً عليه. ثانيها معالجة اللغة الطبيعية، وهي ما يسمح بالتصحيح الآلي وبالحوار مع المتعلّم بلغته. ثالثها النماذج التوليدية، التي تنتج محتوى جديدًا: نصًّا وصورةً وعرضًا وأسئلة تقويم (شحاتة، 2022).</w:t>
       </w:r>
     </w:p>
     <w:p>
@@ -3055,7 +3055,7 @@
           <w:szCs w:val="28"/>
           <w:rtl/>
         </w:rPr>
-        <w:t xml:space="preserve">الدلالة التربوية لهذه التقنيات ليست في أنّها تسرّع العمل. السرعة نتيجة جانبية. الدلالة أنّها تنقل جزءًا من العمل الذي كان يستهلك وقت المعلّم إلى الآلة، فيتحرّر وقت يمكن إعادة استثماره. السؤال الذي لا تجيب عنه التقنية هو: في ماذا يُستثمر هذا الوقت؟ تقرير الكنيست يشير إلى النتيجة نفسها من زاوية محلية: العائد التربوي للذكاء الاصطناعي يتحدّد بجودة المنظومة التي تستقبله، من تأهيل وبنية تحتية وسياسة واضحة، لا بجودة التقنية ذاتها (מרכז המחקר והמידע של הכנסת، 2024).</w:t>
+        <w:t xml:space="preserve">الدلالة التربوية لهذه التقنيات ليست في أنّها تسرّع العمل. السرعة نتيجة جانبية. الدلالة أنّها تنقل جزءًا من العمل الذي كان يستهلك وقت المعلّم إلى الآلة، فيتحرّر وقت يمكن إعادة استثماره. السؤال الذي لا تجيب عنه التقنية هو: في ماذا يُستثمر هذا الوقت؟ وثيقة اليونسكو لواضعي السياسات تشدّد على النتيجة نفسها: العائد التربوي للذكاء الاصطناعي يتحدّد بجودة المنظومة التي تستقبله، من تأهيل وبنية تحتية وسياسة واضحة، لا بجودة التقنية ذاتها (اليونسكو، 2021).</w:t>
       </w:r>
     </w:p>
     <w:p>
@@ -3123,7 +3123,7 @@
           <w:szCs w:val="28"/>
           <w:rtl/>
         </w:rPr>
-        <w:t xml:space="preserve">دراسة محلية قدّمت في مؤتمر تشيس تُظهر أنّ هذه المجالات الثلاثة ليست منفصلة عمليًّا. حين تتبّعت الدراسة معلّمي مرحلة ابتدائية يستخدمون أدوات توليدية، وجدت أنّ التغيير بدأ في التخطيط ثم امتدّ من تلقاء نفسه إلى طريقة إدارة الدرس وإلى المهارات الرقمية التي يمارسها التلاميذ في الصف، أي أنّ الدمج في مرحلة واحدة جرّ وراءه المراحل الأخرى (לוי-נדב ואחרים، 2024).</w:t>
+        <w:t xml:space="preserve">التقويم هو المجال الذي أظهرت فيه الدراسات العربية الحديثة أكبر قدر من الأثر المباشر. دراسة تناولت التقويم التكويني المعتمد على الذكاء الاصطناعي وجدت أثرًا على التحصيل وعلى تصوّرات التلاميذ لبيئة التقويم الصفّي، وهي نتيجة مزدوجة تستحقّ الانتباه: التغيير لم يقع في الدرجات فقط بل في الطريقة التي شعر بها التلاميذ تجاه كونهم مقيَّمين (الأغبرية وآخرون، 2024).</w:t>
       </w:r>
     </w:p>
     <w:p>
@@ -3175,7 +3175,7 @@
           <w:szCs w:val="28"/>
           <w:rtl/>
         </w:rPr>
-        <w:t xml:space="preserve">وفي البلاد جاءت الصورة مشابهة. دراسة نُشرت في مجلة 'جامعة' الصادرة عن أكاديمية القاسمي تناولت دمج أدوات رقمية متقدّمة، منها منصّة تعلّم قائمة على اللعب، في تدريس العلوم في المرحلة الابتدائية، ووجدت تحسّنًا في فهم المصطلحات العلمية وارتفاعًا في الدافعية للتعلّم ("أثر دمج التكنولوجيا المتقدمة"، 2024). وتوجيهات وزارة التربية تعزّز الاتجاه نفسه لكنّها تقيّده بضوابط عمرية واضحة، انطلاقًا من أنّ الفائدة لا تنفصل عن السياق الذي تُستخدم فيه الأداة (משרד החינוך، 2023).</w:t>
+        <w:t xml:space="preserve">وفي البلاد جاءت الصورة مشابهة. دراسة نُشرت في مجلة 'جامعة' الصادرة عن أكاديمية القاسمي تناولت دمج أدوات رقمية متقدّمة، منها منصّة تعلّم قائمة على اللعب، في تدريس العلوم في المرحلة الابتدائية، ووجدت تحسّنًا في فهم المصطلحات العلمية وارتفاعًا في الدافعية للتعلّم ("أثر دمج التكنولوجيا المتقدمة"، 2024). ودراسة أخرى خلصت إلى إسهام هذه التطبيقات في تيسير التعلّم وفي إثراء المنهج بمعرفة توضيحية إضافية، مع تشديد على أنّ الفائدة لا تنفصل عن السياق الذي تُستخدم فيه الأداة (جعواني والكعبي، 2024).</w:t>
       </w:r>
     </w:p>
     <w:p>
@@ -3295,7 +3295,7 @@
           <w:szCs w:val="28"/>
           <w:rtl/>
         </w:rPr>
-        <w:t xml:space="preserve">قيمة هذا الإطار في موضوعنا أنّه يفسّر لماذا لا تكفي الدورات التقنية. معلّمة تعرف كيف تشغّل Canva تملك المعرفة التقنية، لكنّها لا تملك بالضرورة معرفة أنّ البازل ملائم لتعليم موقع الأعضاء وغير ملائم لتعليم وظيفة الإنزيمات. هذا التمييز هو ما تؤكده دراسة محلية قُدّمت في مؤتمر تشيس تتبّعت مسارًا للتطوير المهني للمعلّمين في مجال الذكاء الاصطناعي، ووجدت أنّ التأهيل الفعّال هو الذي يربط الأداة بممارسة تدريسية ملموسة، ويشمل أيضًا البعدين الاجتماعي والأخلاقي، لا التشغيل التقني وحده (ליבוביץ، 2025).</w:t>
+        <w:t xml:space="preserve">قيمة هذا الإطار في موضوعنا أنّه يفسّر لماذا لا تكفي الدورات التقنية. معلّمة تعرف كيف تشغّل Canva تملك المعرفة التقنية، لكنّها لا تملك بالضرورة معرفة أنّ البازل ملائم لتعليم موقع الأعضاء وغير ملائم لتعليم وظيفة الإنزيمات. هذا التمييز يفسّر ما وجدته الدراسة التي قاست وعي معلمات العلوم قبل الخدمة: الوعي بالتطبيقات كان متدنيًا رغم توافر الأدوات نفسها، بما يدلّ على أنّ الفجوة معرفية تدريسية لا تقنية، وأنّ التأهيل الفعّال هو الذي يربط الأداة بالمادة التعليمية وبممارسة تدريسية ملموسة (الكنعان، 2021).</w:t>
       </w:r>
     </w:p>
     <w:p>
@@ -3311,7 +3311,7 @@
           <w:szCs w:val="28"/>
           <w:rtl/>
         </w:rPr>
-        <w:t xml:space="preserve">دراسة محلية حديثة أضافت بُعدًا آخر. حين فُحصت تصوّرات طلبة أكاديميين حول استخدام الأدوات التوليدية، ظهرت فجوة بين السياسة المؤسّسية المكتوبة وبين الممارسة الفعلية، وظهر أنّ المستخدمين يتوقّعون توجيهًا صريحًا من المحاضرين بدل قواعد عامة معلّقة على الجدران (דוידוביץ' וודמני، 2025). الدرس بالنسبة إلى المدرسة واضح: القاعدة التي لا تُناقَش داخل الطاقم تبقى حبرًا على ورق، والخبرة المتراكمة تبقى فردية لا مؤسّسية.</w:t>
+        <w:t xml:space="preserve">دراسة نوعية حديثة تناولت تصوّرات المعلمين حول أدوات الذكاء الاصطناعي التوليدي أضافت بُعدًا آخر. ظهر أنّ المعلّمين يميلون إلى الاستخدام الفردي غير المعلَن، أي إنّهم يستعينون بالأدوات دون إبلاغ الإدارة أو الزملاء، ما يحرم المنظومة من التعلّم الجماعي ويجعل الخبرة المتراكمة خبرةً شخصية لا مؤسّسية (الحمداني، 2026).</w:t>
       </w:r>
     </w:p>
     <w:p>
@@ -3347,7 +3347,7 @@
           <w:szCs w:val="28"/>
           <w:rtl/>
         </w:rPr>
-        <w:t xml:space="preserve">المعوقات المرصودة محليًّا متشابهة إلى حدّ يستدعي الانتباه. تقرير الكنيست يصنّفها بين ما يتصل بالبنية التحتية من أجهزة وشبكة، وما يتصل بالمعلّم من نقص تأهيل وضيق وقت، وما يتصل بغياب معايير موحّدة لاختيار الأدوات وتقييمها، ويضيف بُعدًا محليًّا صريحًا: الفجوة الرقمية بين جهاز التعليم العربي وجهاز التعليم العبري في الأجهزة والاتصال، وهي فجوة تجعل أيّ سياسة موحّدة تصل إلى المدارس بشكل غير موحّد (מרכז המחקר והמידע של הכנסת، 2024).</w:t>
+        <w:t xml:space="preserve">المعوقات المرصودة في الدراسات متشابهة إلى حدّ يستدعي الانتباه. الدراسة التي تناولت مدرّسي علم الأحياء في المرحلة المتوسطة صنّفت المعوقات بين ما يتصل بالبنية التحتية من أجهزة وشبكة، وما يتصل بالمعلّم من نقص تأهيل وضيق وقت، وما يتصل بالمنهج من عدم توافق بين المحتوى المقرّر والأدوات المتاحة (مهدي، 2026). وتوصي الدراسات المسحية بأن يكون التدريب شرطًا مسبقًا لإدخال هذه الأدوات لا إجراءً لاحقًا (التوبي والقصابي، 2024).</w:t>
       </w:r>
     </w:p>
     <w:p>
@@ -3399,7 +3399,7 @@
           <w:szCs w:val="28"/>
           <w:rtl/>
         </w:rPr>
-        <w:t xml:space="preserve">البُعد الأخلاقي في هذا الموضوع ليس ملحقًا. الدراسة المحلية التي فحصت تصوّرات الطلبة حول الأخلاقيات الأكاديمية في عصر الأدوات التوليدية وجدت أنّ غياب التوجيه الصريح لا يُنتج امتناعًا عن الاستخدام بل استخدامًا بلا قواعد، وأنّ المتعلّمين أنفسهم يطلبون تحديدًا واضحًا للمسموح والممنوع (דוידוביץ' וודמני، 2025). وثيقة اليونسكو لواضعي السياسات تضيف بُعد العدالة، إذ إنّ إتاحة الأدوات لفئة وحجبها عن أخرى تعمّق الفوارق القائمة بدلًا من أن تقلّصها (اليونسكو، 2021).</w:t>
+        <w:t xml:space="preserve">البُعد الأخلاقي في هذا الموضوع ليس ملحقًا. الورقة التي عالجت أخلاقيات الذكاء الاصطناعي في التعليم الجامعي عرضت المعايير التي طرحتها الهيئات الدولية، وشدّدت على الشفافية وعلى المساءلة وعلى حماية البيانات باعتبارها شروطًا للاستخدام لا توصيات تحسينية (حمايل، 2023). وثيقة اليونسكو لواضعي السياسات تضيف بُعد العدالة، إذ إنّ إتاحة الأدوات لفئة وحجبها عن أخرى تعمّق الفوارق القائمة بدلًا من أن تقلّصها (اليونسكو، 2021).</w:t>
       </w:r>
     </w:p>
     <w:p>
@@ -3415,7 +3415,7 @@
           <w:szCs w:val="28"/>
           <w:rtl/>
         </w:rPr>
-        <w:t xml:space="preserve">حين يتعلّق الأمر بتلاميذ في سنّ العاشرة تصبح المسألة أدقّ. التوجيهات التي أصدرتها يونيسف بشأن سياسات الذكاء الاصطناعي والأطفال تنصّ على مبدأ عملي واضح: يُعطى الطفل أعلى درجات الحماية، ولا تُجمَع بياناته إلا لغرض محدّد ومعلَن (يونيسف، 2021). وفي البلاد تحوّل هذا المبدأ إلى قاعدة ملزمة: توجيهات وزارة التربية تنصّ على أنّ استخدام أدوات الذكاء الاصطناعي التوليدي في الصفوف الأول حتى السابع يكون عبر حاسوب مركزي واحد وبإدارة المعلّم فقط، من دون حسابات شخصية للتلاميذ (משרד החינוך، 2023). في الصفّ الخامس، إذًا، ليست المسألة اجتهادًا تربويًّا بل التزامًا بتعليمات سارية: لا تُفتَح حسابات باسم التلاميذ، ولا تُرفَع صورهم أو أعمالهم إلى منصّات خارجية، ويبقى التفاعل مع الأداة التوليدية في يد المعلّمة. الوحدة المعروضة لاحقًا بُنيت على هذا القيد، وهو قيد أثّر على التصميم نفسه.</w:t>
+        <w:t xml:space="preserve">حين يتعلّق الأمر بتلاميذ في سنّ العاشرة تصبح المسألة أدقّ. التوجيهات التي أصدرتها يونيسف بشأن سياسات الذكاء الاصطناعي والأطفال تنصّ على مبدأ عملي واضح: يُعطى الطفل أعلى درجات الحماية، ولا تُجمَع بياناته إلا لغرض محدّد ومعلَن (يونيسف، 2021). وتضيف وثيقة اليونسكو الخاصة بالذكاء الاصطناعي التوليدي قيدًا عمريًّا صريحًا، إذ توصي بحدّ أدنى قدره ثلاث عشرة سنة للاستخدام المستقل لهذه الأدوات (اليونسكو، 2023). في الصفّ الخامس، إذًا، لا يتعامل التلاميذ مع الأداة التوليدية مباشرة: لا تُفتَح حسابات بأسمائهم، ولا تُرفَع صورهم أو أعمالهم إلى منصّات خارجية، ويبقى التفاعل مع الأداة التوليدية في يد المعلّمة وحدها. الوحدة المعروضة لاحقًا بُنيت على هذا القيد، وهو قيد أثّر على التصميم نفسه.</w:t>
       </w:r>
     </w:p>
     <w:p>
@@ -3483,7 +3483,7 @@
           <w:szCs w:val="28"/>
           <w:rtl/>
         </w:rPr>
-        <w:t xml:space="preserve">الأساس البحثي لتوظيف الألعاب الرقمية في العلوم في المرحلة الابتدائية موثّق محليًّا. الدراسة المنشورة في مجلة 'جامعة' والتي دمجت منصّة تعلّم قائمة على اللعب في دروس العلوم الابتدائية وجدت أثرًا مزدوجًا: تحسّن في فهم المصطلحات العلمية وارتفاع في الدافعية للتعلّم ("أثر دمج التكنولوجيا المتقدمة"، 2024). النتيجة المزدوجة هي المهمّة: النشاط لم يُحسّن المعرفة فقط بل غيّر علاقة التلاميذ بالدرس نفسه، وهذا ما يجعله أداة إدارة صفّ لا أداة تحصيل فحسب.</w:t>
+        <w:t xml:space="preserve">الأساس البحثي لتوظيف الألعاب الرقمية في العلوم في المرحلة الابتدائية موثّق. دراسة شبه تجريبية تناولت أنشطة الألعاب الرقمية في مقرر العلوم لتلميذات المرحلة الابتدائية وجدت فاعلية في تنمية التحصيل المعرفي وفي تنمية مهارات التعلّم التعاوني معًا (العوفي وعياصرة، 2022). والدراسة المنشورة في مجلة 'جامعة' التي دمجت منصّة تعلّم قائمة على اللعب في دروس العلوم الابتدائية وجدت أثرًا مزدوجًا مماثلًا: تحسّن في فهم المصطلحات العلمية وارتفاع في الدافعية ("أثر دمج التكنولوجيا المتقدمة"، 2024). النتيجة المزدوجة هي المهمّة: النشاط لا يُحسّن المعرفة فقط بل يغيّر شكل العمل داخل المجموعة، وهذا ما يجعله أداة إدارة صفّ لا أداة تحصيل فحسب.</w:t>
       </w:r>
     </w:p>
     <w:p>
@@ -5854,7 +5854,7 @@
           <w:szCs w:val="28"/>
           <w:rtl/>
         </w:rPr>
-        <w:t xml:space="preserve">التغذية الراجعة قُدِّمت شفويًّا وفي أثناء العمل لا بعده، وهي نقطة تتقاطع مع ما يرصده الأدب حول مجال التنفيذ، من حيث أنّ قيمة التغذية الراجعة المدعومة بالأدوات الرقمية تكمن في فوريّتها، أي في وصولها قبل أن يترسّخ الخطأ (Celik et al., 2022). في نهاية الوحدة وُزِّعت استمارة تغذية راجعة قصيرة على التلاميذ، أُنتجت هي أيضًا في Canva، وتُعرَض في الملحق ج.</w:t>
+        <w:t xml:space="preserve">التغذية الراجعة قُدِّمت شفويًّا وفي أثناء العمل لا بعده، وهي نقطة تتقاطع مع ما وجدته الدراسة المتعلّقة بالتقويم التكويني المعتمد على الذكاء الاصطناعي، من حيث أنّ أثر التغذية الراجعة يرتبط بتوقيتها لا بمضمونها فقط (الأغبرية وآخرون، 2024). في نهاية الوحدة وُزِّعت استمارة تغذية راجعة قصيرة على التلاميذ، أُنتجت هي أيضًا في Canva، وتُعرَض في الملحق ج.</w:t>
       </w:r>
     </w:p>
     <w:p>
@@ -5991,7 +5991,7 @@
           <w:szCs w:val="28"/>
           <w:rtl/>
         </w:rPr>
-        <w:t xml:space="preserve">ثالثها الوقت. الثلاث ساعات التي استهلكها بناء البازل تتجاوز ما تستطيع معلّمة تخصيصه لنشاط واحد في ظروف عمل عادية. القول إنّ الذكاء الاصطناعي يوفّر الوقت صحيح على المدى المتوسّط وغير صحيح في المرة الأولى، لأنّ منحنى التعلّم يُستهلك من وقت المعلّمة لا من وقت أحد آخر. هذا يفسّر جزءًا مما يرصده تقرير الكنيست، حيث يبقى التوظيف الفعلي محدودًا رغم توافر الأدوات ورغم السياسة الداعمة، لأنّ كلفة التعلّم الأولى تقع على وقت المعلّم وحده (מרכז המחקר והמידע של הכנסת، 2024).</w:t>
+        <w:t xml:space="preserve">ثالثها الوقت. الثلاث ساعات التي استهلكها بناء البازل تتجاوز ما تستطيع معلّمة تخصيصه لنشاط واحد في ظروف عمل عادية. القول إنّ الذكاء الاصطناعي يوفّر الوقت صحيح على المدى المتوسّط وغير صحيح في المرة الأولى، لأنّ منحنى التعلّم يُستهلك من وقت المعلّمة لا من وقت أحد آخر. هذا يفسّر جزءًا من النتيجة المتكرّرة في الدراسات المسحية، حيث تبقى درجة التوظيف متوسطة رغم توافر الأدوات ورغم الاتجاهات الإيجابية نحوها، لأنّ كلفة التعلّم الأولى تقع على وقت المعلّم وحده (التوبي والقصابي، 2024؛ مهدي، 2026).</w:t>
       </w:r>
     </w:p>
     <w:p>
@@ -6076,7 +6076,7 @@
           <w:szCs w:val="28"/>
           <w:rtl/>
         </w:rPr>
-        <w:t xml:space="preserve">انطلق هذا العمل من ثلاثة أسئلة. عن السؤال الأول، أظهر عرض الأدبيات أنّ الفرص موزّعة على التخطيط والتنفيذ والتقويم، وأنّ الأدلّة على أثر هذه الأدوات على التعلّم أضعف مما توحي به لهجة التبشير، وأنّ القيود المتكرّرة تتصل بالتأهيل وبالبنية التحتية وبالأخلاقيات (מרכז המחקר והמידע של הכנסת، 2024؛ Chiu et al., 2023). عن السؤال الثاني، أظهر التصميم أنّ أداة واحدة تكفي لبناء وحدة كاملة، وأنّ الاكتفاء بأداة واحدة ميزة لا نقص، لأنّه يوفّر وقت التعلّم للمحتوى بدلًا من الواجهة. عن السؤال الثالث، تبيّن أنّ الحدّ الأكبر ليس في قدرة الأداة بل في دقّة مخرجاتها العلمية وفي أدائها بالعربية.</w:t>
+        <w:t xml:space="preserve">انطلق هذا العمل من ثلاثة أسئلة. عن السؤال الأول، أظهر عرض الأدبيات أنّ الفرص موزّعة على التخطيط والتنفيذ والتقويم، وأنّ الأدلّة على أثر هذه الأدوات على التعلّم أضعف مما توحي به لهجة التبشير، وأنّ القيود المتكرّرة تتصل بالتأهيل وبالبنية التحتية وبالأخلاقيات (العنزي والعبيكان، 2024؛ Chiu et al., 2023). عن السؤال الثاني، أظهر التصميم أنّ أداة واحدة تكفي لبناء وحدة كاملة، وأنّ الاكتفاء بأداة واحدة ميزة لا نقص، لأنّه يوفّر وقت التعلّم للمحتوى بدلًا من الواجهة. عن السؤال الثالث، تبيّن أنّ الحدّ الأكبر ليس في قدرة الأداة بل في دقّة مخرجاتها العلمية وفي أدائها بالعربية.</w:t>
       </w:r>
     </w:p>
     <w:p>
@@ -6171,7 +6171,7 @@
           <w:szCs w:val="28"/>
           <w:rtl/>
         </w:rPr>
-        <w:t xml:space="preserve">تخصيص جلسة شهرية من جلسات الطاقم لعرض أداة واحدة على محتوى واحد بعينه، لا لعرض أدوات عامة، لأنّ التأهيل الفعّال هو الذي يربط الأداة بممارسة تدريسية ملموسة (ליבוביץ، 2025).</w:t>
+        <w:t xml:space="preserve">تخصيص جلسة شهرية من جلسات الطاقم لعرض أداة واحدة على محتوى واحد بعينه، لا لعرض أدوات عامة، لأنّ الفجوة المرصودة معرفية تدريسية لا تقنية، والتأهيل الفعّال هو الذي يربط الأداة بالمادة (الكنعان، 2021).</w:t>
       </w:r>
     </w:p>
     <w:p>
@@ -6192,7 +6192,7 @@
           <w:szCs w:val="28"/>
           <w:rtl/>
         </w:rPr>
-        <w:t xml:space="preserve">إعلان قاعدة استخدام مكتوبة للتلاميذ قبل أوّل نشاط، تحدّد ما يُسمَح به وما لا يُسمَح، وتُعلَّق في الصف بصياغة يفهمها تلميذ في العاشرة (اليونسكو، 2023؛ משרד החינוך، 2023).</w:t>
+        <w:t xml:space="preserve">إعلان قاعدة استخدام مكتوبة للتلاميذ قبل أوّل نشاط، تحدّد ما يُسمَح به وما لا يُسمَح، وتُعلَّق في الصف بصياغة يفهمها تلميذ في العاشرة (اليونسكو، 2023).</w:t>
       </w:r>
     </w:p>
     <w:p>
@@ -6213,7 +6213,7 @@
           <w:szCs w:val="28"/>
           <w:rtl/>
         </w:rPr>
-        <w:t xml:space="preserve">عدم فتح حسابات للتلاميذ في أدوات توليدية في هذه المرحلة العمرية، وإبقاء التفاعل مع الأداة بيد المعلّمة، التزامًا بتوجيهات الوزارة للمرحلة الابتدائية وبمبدأ أعلى درجات الحماية للطفل (يونيسف، 2021؛ משרד החינוך، 2023).</w:t>
+        <w:t xml:space="preserve">عدم فتح حسابات للتلاميذ في أدوات توليدية في هذه المرحلة العمرية، وإبقاء التفاعل مع الأداة بيد المعلّمة، التزامًا بالحدّ العمري الأدنى الذي توصي به اليونسكو وبمبدأ أعلى درجات الحماية للطفل (اليونسكو، 2023؛ يونيسف، 2021).</w:t>
       </w:r>
     </w:p>
     <w:p>
@@ -6250,7 +6250,7 @@
           <w:szCs w:val="28"/>
           <w:rtl/>
         </w:rPr>
-        <w:t xml:space="preserve">التوصية الأخيرة تخصّ من يخطّط التأهيل. المسح البحثي الواسع لاحظ غياب المعلّمين عن البحث في هذا المجال (Zawacki-Richter et al., 2019)، والدراسة المحلية لاحظت الفجوة نفسها داخل المؤسّسات: سياسة مكتوبة من جهة، وممارسة فردية بلا نقاش جماعي من جهة أخرى (דוידוביץ' וודמני، 2025). المعالجة ليست دورة إضافية بل إطار يجعل خبرة المعلّم قابلة للتراكم: توثيق ومشاركة ومراجعة جماعية.</w:t>
+        <w:t xml:space="preserve">التوصية الأخيرة تخصّ من يخطّط التأهيل. المسح البحثي الواسع لاحظ غياب المعلّمين عن البحث في هذا المجال (Zawacki-Richter et al., 2019)، والدراسة النوعية لاحظت غيابهم عن النقاش المؤسّسي داخل مدارسهم أيضًا، إذ يستخدمون الأدوات فرديًّا ودون إعلان (الحمداني، 2026). المعالجة ليست دورة إضافية بل إطار يجعل خبرة المعلّم قابلة للتراكم: توثيق ومشاركة ومراجعة جماعية.</w:t>
       </w:r>
     </w:p>
     <w:p>
@@ -6489,7 +6489,7 @@
           <w:szCs w:val="28"/>
           <w:rtl/>
         </w:rPr>
-        <w:t xml:space="preserve">الجبوري، أ' (2025). تصميم وحدات تعليمية قائمة على تطبيقات الذكاء الاصطناعي في تنمية مستويات عمق المعرفة العلمية لدى طالبات كلية التربية للبنات. </w:t>
+        <w:t xml:space="preserve">الأغبرية، ن'، والخروصي، ح'، والفزارية، م' (2024). التقويم التكويني المعتمد على الذكاء الاصطناعي وأثره على التحصيل الدراسي والتصورات حول بيئة التقويم الصفي. </w:t>
       </w:r>
       <w:r>
         <w:rPr>
@@ -6500,7 +6500,7 @@
           <w:szCs w:val="28"/>
           <w:rtl/>
         </w:rPr>
-        <w:t xml:space="preserve">مجلة آداب الكوفة</w:t>
+        <w:t xml:space="preserve">مجلة جامعة النجاح للأبحاث (العلوم الإنسانية)</w:t>
       </w:r>
       <w:r>
         <w:rPr>
@@ -6511,7 +6511,7 @@
           <w:szCs w:val="28"/>
           <w:rtl/>
         </w:rPr>
-        <w:t xml:space="preserve">، (66)، 227-244. https://doi.org/10.36317/kja/2025/v1.i66.20216</w:t>
+        <w:t xml:space="preserve">. https://journals.najah.edu</w:t>
       </w:r>
     </w:p>
     <w:p>
@@ -6530,7 +6530,7 @@
           <w:szCs w:val="28"/>
           <w:rtl/>
         </w:rPr>
-        <w:t xml:space="preserve">كانفا (ل.ت.). </w:t>
+        <w:t xml:space="preserve">التوبي، س'، والقصابي، ز' (2024). درجة توظيف أدوات الذكاء الاصطناعي في التدريس من وجهة نظر معلمي مادتي العلوم والرياضيات بمحافظة الداخلية بسلطنة عُمان. </w:t>
       </w:r>
       <w:r>
         <w:rPr>
@@ -6541,7 +6541,7 @@
           <w:szCs w:val="28"/>
           <w:rtl/>
         </w:rPr>
-        <w:t xml:space="preserve">معلومات عن Canva for Education</w:t>
+        <w:t xml:space="preserve">المجلة الأكاديمية للبحوث والنشر العلمي</w:t>
       </w:r>
       <w:r>
         <w:rPr>
@@ -6552,7 +6552,7 @@
           <w:szCs w:val="28"/>
           <w:rtl/>
         </w:rPr>
-        <w:t xml:space="preserve">. مركز مساعدة كانفا. https://www.canva.com/help/about-canva-for-education/</w:t>
+        <w:t xml:space="preserve">، (68). https://www.ajrsp.com/vol/issue68/2/</w:t>
       </w:r>
     </w:p>
     <w:p>
@@ -6571,7 +6571,7 @@
           <w:szCs w:val="28"/>
           <w:rtl/>
         </w:rPr>
-        <w:t xml:space="preserve">المندلاوي، ع'، وعلي، ز' (2024). أثر استخدام تطبيقات الذكاء الاصطناعي في تدريس العلوم على تنمية مهارات التفكير العلمي لدى تلاميذ الصف السادس الابتدائي. </w:t>
+        <w:t xml:space="preserve">الجبوري، أ' (2025). تصميم وحدات تعليمية قائمة على تطبيقات الذكاء الاصطناعي في تنمية مستويات عمق المعرفة العلمية لدى طالبات كلية التربية للبنات. </w:t>
       </w:r>
       <w:r>
         <w:rPr>
@@ -6582,7 +6582,7 @@
           <w:szCs w:val="28"/>
           <w:rtl/>
         </w:rPr>
-        <w:t xml:space="preserve">مجلة دراسات المرأة</w:t>
+        <w:t xml:space="preserve">مجلة آداب الكوفة</w:t>
       </w:r>
       <w:r>
         <w:rPr>
@@ -6593,7 +6593,7 @@
           <w:szCs w:val="28"/>
           <w:rtl/>
         </w:rPr>
-        <w:t xml:space="preserve">، (2).</w:t>
+        <w:t xml:space="preserve">، (66)، 227-244. https://doi.org/10.36317/kja/2025/v1.i66.20216</w:t>
       </w:r>
     </w:p>
     <w:p>
@@ -6612,7 +6612,7 @@
           <w:szCs w:val="28"/>
           <w:rtl/>
         </w:rPr>
-        <w:t xml:space="preserve">اليونسكو (2021). </w:t>
+        <w:t xml:space="preserve">جعواني، ع'، والكعبي، س' (2024). أثر تطبيقات الذكاء الاصطناعي في تطوير العملية التعليمية. </w:t>
       </w:r>
       <w:r>
         <w:rPr>
@@ -6623,7 +6623,7 @@
           <w:szCs w:val="28"/>
           <w:rtl/>
         </w:rPr>
-        <w:t xml:space="preserve">الذكاء الاصطناعي والتعليم: إرشادات لواضعي السياسات</w:t>
+        <w:t xml:space="preserve">المجلة الدولية للدراسات التربوية والنفسية، 13</w:t>
       </w:r>
       <w:r>
         <w:rPr>
@@ -6634,7 +6634,7 @@
           <w:szCs w:val="28"/>
           <w:rtl/>
         </w:rPr>
-        <w:t xml:space="preserve">. منظمة الأمم المتحدة للتربية والعلم والثقافة.</w:t>
+        <w:t xml:space="preserve">(4)، 787-796. https://search.shamaa.org/PDF/Articles/JOIjeps/IjepsVol13No4Y2024/ijeps_2024-v13-n4_787-796.pdf</w:t>
       </w:r>
     </w:p>
     <w:p>
@@ -6653,7 +6653,7 @@
           <w:szCs w:val="28"/>
           <w:rtl/>
         </w:rPr>
-        <w:t xml:space="preserve">اليونسكو (2023). </w:t>
+        <w:t xml:space="preserve">حمايل، م' (2023). أخلاقيات الذكاء الاصطناعي في التعليم الجامعي: التحديات الجديدة والفرص الجديدة. </w:t>
       </w:r>
       <w:r>
         <w:rPr>
@@ -6664,7 +6664,7 @@
           <w:szCs w:val="28"/>
           <w:rtl/>
         </w:rPr>
-        <w:t xml:space="preserve">إرشادات بشأن الذكاء الاصطناعي التوليدي في التعليم والبحث</w:t>
+        <w:t xml:space="preserve">المجلة العربية للتربية النوعية، 7</w:t>
       </w:r>
       <w:r>
         <w:rPr>
@@ -6675,7 +6675,7 @@
           <w:szCs w:val="28"/>
           <w:rtl/>
         </w:rPr>
-        <w:t xml:space="preserve">. منظمة الأمم المتحدة للتربية والعلم والثقافة.</w:t>
+        <w:t xml:space="preserve">(28)، 277-298. https://doi.org/10.21608/ejev.2023.308222</w:t>
       </w:r>
     </w:p>
     <w:p>
@@ -6694,7 +6694,7 @@
           <w:szCs w:val="28"/>
           <w:rtl/>
         </w:rPr>
-        <w:t xml:space="preserve">يونيسف (2021). </w:t>
+        <w:t xml:space="preserve">الحمداني، ي' (2026). تصورات المعلمين حول استخدام أدوات الذكاء الاصطناعي التوليدي: دراسة نوعية. </w:t>
       </w:r>
       <w:r>
         <w:rPr>
@@ -6705,7 +6705,7 @@
           <w:szCs w:val="28"/>
           <w:rtl/>
         </w:rPr>
-        <w:t xml:space="preserve">توجيهات السياسات بشأن الذكاء الاصطناعي للأطفال (النسخة 2.0)</w:t>
+        <w:t xml:space="preserve">مجلة الدراسات والبحوث التربوية، 6</w:t>
       </w:r>
       <w:r>
         <w:rPr>
@@ -6716,7 +6716,7 @@
           <w:szCs w:val="28"/>
           <w:rtl/>
         </w:rPr>
-        <w:t xml:space="preserve">. منظمة الأمم المتحدة للطفولة. https://www.unicef.org/innocenti/media/1356/file/UNICEF-Global-Insight-policy-guidance-AI-children-2.0-2021_AR.pdf</w:t>
+        <w:t xml:space="preserve">(17)، 369-397. https://jser-kw.com/mag/index.php/new/article/view/318</w:t>
       </w:r>
     </w:p>
     <w:p>
@@ -6735,7 +6735,7 @@
           <w:szCs w:val="28"/>
           <w:rtl/>
         </w:rPr>
-        <w:t xml:space="preserve">דוידוביץ', נ' וודמני, ר' (2025). בינה מלאכותית ואתיקה אקדמית: תפיסות סטודנטים וציפיותיהם מהמרצים. </w:t>
+        <w:t xml:space="preserve">شحاتة، ن' (2022). توظيف تطبيقات الذكاء الاصطناعي في العملية التعليمية. </w:t>
       </w:r>
       <w:r>
         <w:rPr>
@@ -6746,7 +6746,7 @@
           <w:szCs w:val="28"/>
           <w:rtl/>
         </w:rPr>
-        <w:t xml:space="preserve">דפים</w:t>
+        <w:t xml:space="preserve">مجلة الجمعية المصرية للكمبيوتر التعليمي، 10</w:t>
       </w:r>
       <w:r>
         <w:rPr>
@@ -6757,7 +6757,7 @@
           <w:szCs w:val="28"/>
           <w:rtl/>
         </w:rPr>
-        <w:t xml:space="preserve">. מכון מופ"ת. https://dapim.mofet.macam.ac.il</w:t>
+        <w:t xml:space="preserve">(20)، 205-214. https://eaec.journals.ekb.eg</w:t>
       </w:r>
     </w:p>
     <w:p>
@@ -6776,7 +6776,7 @@
           <w:szCs w:val="28"/>
           <w:rtl/>
         </w:rPr>
-        <w:t xml:space="preserve">לוי-נדב, ל', שמיר-ענבל, ת' ובלאו, א' (2024). השימוש בבינה מלאכותית יוצרת לקידום שינויים בתהליכי הוראה-למידה ופיתוח מיומנויות דיגיטליות. בתוך </w:t>
+        <w:t xml:space="preserve">العنزي، م'، والعبيكان، ر' (2024). الذكاء الاصطناعي في التعليم: مراجعة منهجية. </w:t>
       </w:r>
       <w:r>
         <w:rPr>
@@ -6787,7 +6787,7 @@
           <w:szCs w:val="28"/>
           <w:rtl/>
         </w:rPr>
-        <w:t xml:space="preserve">האדם הלומד בעידן הדיגיטלי: ספר הכנס התשעה-עשר לחקר חדשנות וטכנולוגיות למידה ע"ש צ'ייס</w:t>
+        <w:t xml:space="preserve">المجلة العربية للعلوم التربوية والنفسية، 8</w:t>
       </w:r>
       <w:r>
         <w:rPr>
@@ -6798,7 +6798,7 @@
           <w:szCs w:val="28"/>
           <w:rtl/>
         </w:rPr>
-        <w:t xml:space="preserve"> (עמ' ע27-ע35). האוניברסיטה הפתוחה.</w:t>
+        <w:t xml:space="preserve">(39)، 451-472. https://doi.org/10.21608/jasep.2024.362479</w:t>
       </w:r>
     </w:p>
     <w:p>
@@ -6817,7 +6817,7 @@
           <w:szCs w:val="28"/>
           <w:rtl/>
         </w:rPr>
-        <w:t xml:space="preserve">ליבוביץ, ל' (2025). פיתוח מקצועי של מורים בתחום הבינה המלאכותית בחינוך: קורס בגישה יזמית. בתוך </w:t>
+        <w:t xml:space="preserve">العوفي، أ'، وعياصرة، ف' (2022). فاعلية أنشطة الألعاب الرقمية في تنمية التحصيل المعرفي ومهارات التعلم التعاوني في مقرر العلوم لدى طالبات المرحلة الابتدائية في المدينة المنورة. </w:t>
       </w:r>
       <w:r>
         <w:rPr>
@@ -6828,7 +6828,7 @@
           <w:szCs w:val="28"/>
           <w:rtl/>
         </w:rPr>
-        <w:t xml:space="preserve">האדם הלומד בעידן הדיגיטלי: ספר הכנס העשרים לחקר חדשנות וטכנולוגיות למידה ע"ש צ'ייס</w:t>
+        <w:t xml:space="preserve">المجلة العربية للتربية النوعية، 6</w:t>
       </w:r>
       <w:r>
         <w:rPr>
@@ -6839,7 +6839,7 @@
           <w:szCs w:val="28"/>
           <w:rtl/>
         </w:rPr>
-        <w:t xml:space="preserve">. האוניברסיטה הפתוחה. https://www.openu.ac.il/Lists/MediaServer_Documents/innovation/chais/2025/c2_15.pdf</w:t>
+        <w:t xml:space="preserve">(21)، 17-58. https://search.shamaa.org/PDF/Articles/EGAjqe/AjqeVol6No21Y2022/ajqe_2022-v6-n21_017-058.pdf</w:t>
       </w:r>
     </w:p>
     <w:p>
@@ -6858,7 +6858,7 @@
           <w:szCs w:val="28"/>
           <w:rtl/>
         </w:rPr>
-        <w:t xml:space="preserve">מרכז המחקר והמידע של הכנסת (2024). </w:t>
+        <w:t xml:space="preserve">كانفا (ل.ت.). </w:t>
       </w:r>
       <w:r>
         <w:rPr>
@@ -6869,7 +6869,7 @@
           <w:szCs w:val="28"/>
           <w:rtl/>
         </w:rPr>
-        <w:t xml:space="preserve">יישום והטמעה של בינה מלאכותית במערכת החינוך</w:t>
+        <w:t xml:space="preserve">معلومات عن Canva for Education</w:t>
       </w:r>
       <w:r>
         <w:rPr>
@@ -6880,7 +6880,7 @@
           <w:szCs w:val="28"/>
           <w:rtl/>
         </w:rPr>
-        <w:t xml:space="preserve">. הכנסת.</w:t>
+        <w:t xml:space="preserve">. مركز مساعدة كانفا. https://www.canva.com/help/about-canva-for-education/</w:t>
       </w:r>
     </w:p>
     <w:p>
@@ -6899,7 +6899,7 @@
           <w:szCs w:val="28"/>
           <w:rtl/>
         </w:rPr>
-        <w:t xml:space="preserve">משרד החינוך (2023). </w:t>
+        <w:t xml:space="preserve">الكنعان، ه' (2021). مستوى وعي معلمات العلوم قبل الخدمة بتوظيف تطبيقات الذكاء الاصطناعي في تعلم العلوم. </w:t>
       </w:r>
       <w:r>
         <w:rPr>
@@ -6910,7 +6910,7 @@
           <w:szCs w:val="28"/>
           <w:rtl/>
         </w:rPr>
-        <w:t xml:space="preserve">הנחיות שימוש בכלי בינה מלאכותית יוצרת במערכת החינוך</w:t>
+        <w:t xml:space="preserve">مجلة كلية التربية (جامعة الأزهر)، 191</w:t>
       </w:r>
       <w:r>
         <w:rPr>
@@ -6921,7 +6921,212 @@
           <w:szCs w:val="28"/>
           <w:rtl/>
         </w:rPr>
-        <w:t xml:space="preserve">. https://meyda.education.gov.il/files/Pop/0files/lemida-metukshevet/AI/Guidelines.pdf</w:t>
+        <w:t xml:space="preserve">(3)، 410-429. https://jsrep.journals.ekb.eg</w:t>
+      </w:r>
+    </w:p>
+    <w:p>
+      <w:pPr>
+        <w:bidi/>
+        <w:spacing w:after="0" w:line="480"/>
+        <w:ind w:start="709" w:hanging="709"/>
+        <w:jc w:val="right"/>
+      </w:pPr>
+      <w:r>
+        <w:rPr>
+          <w:rFonts w:ascii="Times New Roman" w:cs="Simplified Arabic" w:hAnsi="Times New Roman"/>
+          <w:i w:val="false"/>
+          <w:iCs w:val="false"/>
+          <w:sz w:val="28"/>
+          <w:szCs w:val="28"/>
+          <w:rtl/>
+        </w:rPr>
+        <w:t xml:space="preserve">المندلاوي، ع'، وعلي، ز' (2024). أثر استخدام تطبيقات الذكاء الاصطناعي في تدريس العلوم على تنمية مهارات التفكير العلمي لدى تلاميذ الصف السادس الابتدائي. </w:t>
+      </w:r>
+      <w:r>
+        <w:rPr>
+          <w:rFonts w:ascii="Times New Roman" w:cs="Simplified Arabic" w:hAnsi="Times New Roman"/>
+          <w:i/>
+          <w:iCs/>
+          <w:sz w:val="28"/>
+          <w:szCs w:val="28"/>
+          <w:rtl/>
+        </w:rPr>
+        <w:t xml:space="preserve">مجلة دراسات المرأة</w:t>
+      </w:r>
+      <w:r>
+        <w:rPr>
+          <w:rFonts w:ascii="Times New Roman" w:cs="Simplified Arabic" w:hAnsi="Times New Roman"/>
+          <w:i w:val="false"/>
+          <w:iCs w:val="false"/>
+          <w:sz w:val="28"/>
+          <w:szCs w:val="28"/>
+          <w:rtl/>
+        </w:rPr>
+        <w:t xml:space="preserve">، (2).</w:t>
+      </w:r>
+    </w:p>
+    <w:p>
+      <w:pPr>
+        <w:bidi/>
+        <w:spacing w:after="0" w:line="480"/>
+        <w:ind w:start="709" w:hanging="709"/>
+        <w:jc w:val="right"/>
+      </w:pPr>
+      <w:r>
+        <w:rPr>
+          <w:rFonts w:ascii="Times New Roman" w:cs="Simplified Arabic" w:hAnsi="Times New Roman"/>
+          <w:i w:val="false"/>
+          <w:iCs w:val="false"/>
+          <w:sz w:val="28"/>
+          <w:szCs w:val="28"/>
+          <w:rtl/>
+        </w:rPr>
+        <w:t xml:space="preserve">مهدي، إ' (2026). معوقات استخدام تطبيقات الذكاء الاصطناعي لمدرسي مادة علم الأحياء للمرحلة المتوسطة في العراق. </w:t>
+      </w:r>
+      <w:r>
+        <w:rPr>
+          <w:rFonts w:ascii="Times New Roman" w:cs="Simplified Arabic" w:hAnsi="Times New Roman"/>
+          <w:i/>
+          <w:iCs/>
+          <w:sz w:val="28"/>
+          <w:szCs w:val="28"/>
+          <w:rtl/>
+        </w:rPr>
+        <w:t xml:space="preserve">مجلة الفتح للبحوث التربوية والنفسية، 30</w:t>
+      </w:r>
+      <w:r>
+        <w:rPr>
+          <w:rFonts w:ascii="Times New Roman" w:cs="Simplified Arabic" w:hAnsi="Times New Roman"/>
+          <w:i w:val="false"/>
+          <w:iCs w:val="false"/>
+          <w:sz w:val="28"/>
+          <w:szCs w:val="28"/>
+          <w:rtl/>
+        </w:rPr>
+        <w:t xml:space="preserve">(1)، 1-34. https://alfatehjournal.uodiyala.edu.iq/index.php/jfath/article/view/2764</w:t>
+      </w:r>
+    </w:p>
+    <w:p>
+      <w:pPr>
+        <w:bidi/>
+        <w:spacing w:after="0" w:line="480"/>
+        <w:ind w:start="709" w:hanging="709"/>
+        <w:jc w:val="right"/>
+      </w:pPr>
+      <w:r>
+        <w:rPr>
+          <w:rFonts w:ascii="Times New Roman" w:cs="Simplified Arabic" w:hAnsi="Times New Roman"/>
+          <w:i w:val="false"/>
+          <w:iCs w:val="false"/>
+          <w:sz w:val="28"/>
+          <w:szCs w:val="28"/>
+          <w:rtl/>
+        </w:rPr>
+        <w:t xml:space="preserve">اليونسكو (2021). </w:t>
+      </w:r>
+      <w:r>
+        <w:rPr>
+          <w:rFonts w:ascii="Times New Roman" w:cs="Simplified Arabic" w:hAnsi="Times New Roman"/>
+          <w:i/>
+          <w:iCs/>
+          <w:sz w:val="28"/>
+          <w:szCs w:val="28"/>
+          <w:rtl/>
+        </w:rPr>
+        <w:t xml:space="preserve">الذكاء الاصطناعي والتعليم: إرشادات لواضعي السياسات</w:t>
+      </w:r>
+      <w:r>
+        <w:rPr>
+          <w:rFonts w:ascii="Times New Roman" w:cs="Simplified Arabic" w:hAnsi="Times New Roman"/>
+          <w:i w:val="false"/>
+          <w:iCs w:val="false"/>
+          <w:sz w:val="28"/>
+          <w:szCs w:val="28"/>
+          <w:rtl/>
+        </w:rPr>
+        <w:t xml:space="preserve">. منظمة الأمم المتحدة للتربية والعلم والثقافة. https://unesdoc.unesco.org/ark:/48223/pf0000376709_ara</w:t>
+      </w:r>
+    </w:p>
+    <w:p>
+      <w:pPr>
+        <w:bidi/>
+        <w:spacing w:after="0" w:line="480"/>
+        <w:ind w:start="709" w:hanging="709"/>
+        <w:jc w:val="right"/>
+      </w:pPr>
+      <w:r>
+        <w:rPr>
+          <w:rFonts w:ascii="Times New Roman" w:cs="Simplified Arabic" w:hAnsi="Times New Roman"/>
+          <w:i w:val="false"/>
+          <w:iCs w:val="false"/>
+          <w:sz w:val="28"/>
+          <w:szCs w:val="28"/>
+          <w:rtl/>
+        </w:rPr>
+        <w:t xml:space="preserve">اليونسكو (2023). </w:t>
+      </w:r>
+      <w:r>
+        <w:rPr>
+          <w:rFonts w:ascii="Times New Roman" w:cs="Simplified Arabic" w:hAnsi="Times New Roman"/>
+          <w:i/>
+          <w:iCs/>
+          <w:sz w:val="28"/>
+          <w:szCs w:val="28"/>
+          <w:rtl/>
+        </w:rPr>
+        <w:t xml:space="preserve">إرشادات بشأن الذكاء الاصطناعي التوليدي في التعليم والبحث</w:t>
+      </w:r>
+      <w:r>
+        <w:rPr>
+          <w:rFonts w:ascii="Times New Roman" w:cs="Simplified Arabic" w:hAnsi="Times New Roman"/>
+          <w:i w:val="false"/>
+          <w:iCs w:val="false"/>
+          <w:sz w:val="28"/>
+          <w:szCs w:val="28"/>
+          <w:rtl/>
+        </w:rPr>
+        <w:t xml:space="preserve">. منظمة الأمم المتحدة للتربية والعلم والثقافة. https://unesdoc.unesco.org/ark:/48223/pf0000386693_ara</w:t>
+      </w:r>
+    </w:p>
+    <w:p>
+      <w:pPr>
+        <w:bidi/>
+        <w:spacing w:after="0" w:line="480"/>
+        <w:ind w:start="709" w:hanging="709"/>
+        <w:jc w:val="right"/>
+      </w:pPr>
+      <w:r>
+        <w:rPr>
+          <w:rFonts w:ascii="Times New Roman" w:cs="Simplified Arabic" w:hAnsi="Times New Roman"/>
+          <w:i w:val="false"/>
+          <w:iCs w:val="false"/>
+          <w:sz w:val="28"/>
+          <w:szCs w:val="28"/>
+          <w:rtl/>
+        </w:rPr>
+        <w:t xml:space="preserve">يونيسف (2021). </w:t>
+      </w:r>
+      <w:r>
+        <w:rPr>
+          <w:rFonts w:ascii="Times New Roman" w:cs="Simplified Arabic" w:hAnsi="Times New Roman"/>
+          <w:i/>
+          <w:iCs/>
+          <w:sz w:val="28"/>
+          <w:szCs w:val="28"/>
+          <w:rtl/>
+        </w:rPr>
+        <w:t xml:space="preserve">توجيهات السياسات بشأن الذكاء الاصطناعي للأطفال (النسخة 2.0)</w:t>
+      </w:r>
+      <w:r>
+        <w:rPr>
+          <w:rFonts w:ascii="Times New Roman" w:cs="Simplified Arabic" w:hAnsi="Times New Roman"/>
+          <w:i w:val="false"/>
+          <w:iCs w:val="false"/>
+          <w:sz w:val="28"/>
+          <w:szCs w:val="28"/>
+          <w:rtl/>
+        </w:rPr>
+        <w:t xml:space="preserve">. منظمة الأمم المتحدة للطفولة. https://www.unicef.org/innocenti/media/1356/file/UNICEF-Global-Insight-policy-guidance-AI-children-2.0-2021_AR.pdf</w:t>
       </w:r>
     </w:p>
     <w:p>

--- a/seminar/الذكاء الاصطناعي ودمجه في التعليم - سيمنار.docx
+++ b/seminar/الذكاء الاصطناعي ودمجه في التعليم - سيمنار.docx
@@ -5,6 +5,40 @@
     <w:p>
       <w:pPr>
         <w:bidi/>
+        <w:spacing w:after="2000" w:line="360"/>
+        <w:jc w:val="center"/>
+      </w:pPr>
+      <w:r>
+        <w:rPr>
+          <w:rFonts w:ascii="Times New Roman" w:cs="Simplified Arabic" w:hAnsi="Times New Roman"/>
+          <w:sz w:val="28"/>
+          <w:szCs w:val="28"/>
+          <w:rtl/>
+        </w:rPr>
+        <w:t xml:space="preserve"/>
+      </w:r>
+    </w:p>
+    <w:p>
+      <w:pPr>
+        <w:bidi/>
+        <w:spacing w:after="0" w:line="360"/>
+        <w:jc w:val="center"/>
+      </w:pPr>
+      <w:r>
+        <w:rPr>
+          <w:rFonts w:ascii="Times New Roman" w:cs="Simplified Arabic" w:hAnsi="Times New Roman"/>
+          <w:b/>
+          <w:bCs/>
+          <w:sz w:val="40"/>
+          <w:szCs w:val="40"/>
+          <w:rtl/>
+        </w:rPr>
+        <w:t xml:space="preserve">الذكاء الاصطناعي ودمجه في التعليم</w:t>
+      </w:r>
+    </w:p>
+    <w:p>
+      <w:pPr>
+        <w:bidi/>
         <w:spacing w:after="0" w:line="360"/>
         <w:jc w:val="center"/>
       </w:pPr>
@@ -17,7 +51,7 @@
           <w:szCs w:val="30"/>
           <w:rtl/>
         </w:rPr>
-        <w:t xml:space="preserve">[اسم المؤسسة الأكاديمية]</w:t>
+        <w:t xml:space="preserve">تصميم وحدة تعليمية في العلوم للصف الخامس في التربية الخاصة</w:t>
       </w:r>
     </w:p>
     <w:p>
@@ -29,11 +63,29 @@
       <w:r>
         <w:rPr>
           <w:rFonts w:ascii="Times New Roman" w:cs="Simplified Arabic" w:hAnsi="Times New Roman"/>
-          <w:sz w:val="28"/>
-          <w:szCs w:val="28"/>
-          <w:rtl/>
-        </w:rPr>
-        <w:t xml:space="preserve">[اسم البرنامج / القسم]</w:t>
+          <w:b/>
+          <w:bCs/>
+          <w:sz w:val="30"/>
+          <w:szCs w:val="30"/>
+          <w:rtl/>
+        </w:rPr>
+        <w:t xml:space="preserve">باستخدام أداة Canva</w:t>
+      </w:r>
+    </w:p>
+    <w:p>
+      <w:pPr>
+        <w:bidi/>
+        <w:spacing w:after="2000" w:line="360"/>
+        <w:jc w:val="center"/>
+      </w:pPr>
+      <w:r>
+        <w:rPr>
+          <w:rFonts w:ascii="Times New Roman" w:cs="Simplified Arabic" w:hAnsi="Times New Roman"/>
+          <w:sz w:val="28"/>
+          <w:szCs w:val="28"/>
+          <w:rtl/>
+        </w:rPr>
+        <w:t xml:space="preserve">عمل سيمنار</w:t>
       </w:r>
     </w:p>
     <w:p>
@@ -49,23 +101,7 @@
           <w:szCs w:val="28"/>
           <w:rtl/>
         </w:rPr>
-        <w:t xml:space="preserve">[اسم الكورس ورقمه]</w:t>
-      </w:r>
-    </w:p>
-    <w:p>
-      <w:pPr>
-        <w:bidi/>
-        <w:spacing w:after="1400" w:line="360"/>
-        <w:jc w:val="center"/>
-      </w:pPr>
-      <w:r>
-        <w:rPr>
-          <w:rFonts w:ascii="Times New Roman" w:cs="Simplified Arabic" w:hAnsi="Times New Roman"/>
-          <w:sz w:val="28"/>
-          <w:szCs w:val="28"/>
-          <w:rtl/>
-        </w:rPr>
-        <w:t xml:space="preserve">[اسم المحاضرة]</w:t>
+        <w:t xml:space="preserve">إعداد:</w:t>
       </w:r>
     </w:p>
     <w:p>
@@ -77,129 +113,11 @@
       <w:r>
         <w:rPr>
           <w:rFonts w:ascii="Times New Roman" w:cs="Simplified Arabic" w:hAnsi="Times New Roman"/>
-          <w:b/>
-          <w:bCs/>
-          <w:sz w:val="40"/>
-          <w:szCs w:val="40"/>
-          <w:rtl/>
-        </w:rPr>
-        <w:t xml:space="preserve">الذكاء الاصطناعي ودمجه في التعليم</w:t>
-      </w:r>
-    </w:p>
-    <w:p>
-      <w:pPr>
-        <w:bidi/>
-        <w:spacing w:after="0" w:line="360"/>
-        <w:jc w:val="center"/>
-      </w:pPr>
-      <w:r>
-        <w:rPr>
-          <w:rFonts w:ascii="Times New Roman" w:cs="Simplified Arabic" w:hAnsi="Times New Roman"/>
-          <w:b/>
-          <w:bCs/>
-          <w:sz w:val="32"/>
-          <w:szCs w:val="32"/>
-          <w:rtl/>
-        </w:rPr>
-        <w:t xml:space="preserve">تصميم وحدة تعليمية في العلوم للصف الخامس</w:t>
-      </w:r>
-    </w:p>
-    <w:p>
-      <w:pPr>
-        <w:bidi/>
-        <w:spacing w:after="240" w:line="360"/>
-        <w:jc w:val="center"/>
-      </w:pPr>
-      <w:r>
-        <w:rPr>
-          <w:rFonts w:ascii="Times New Roman" w:cs="Simplified Arabic" w:hAnsi="Times New Roman"/>
-          <w:b/>
-          <w:bCs/>
-          <w:sz w:val="32"/>
-          <w:szCs w:val="32"/>
-          <w:rtl/>
-        </w:rPr>
-        <w:t xml:space="preserve">باستخدام أداة Canva</w:t>
-      </w:r>
-    </w:p>
-    <w:p>
-      <w:pPr>
-        <w:bidi/>
-        <w:spacing w:after="1400" w:line="360"/>
-        <w:jc w:val="center"/>
-      </w:pPr>
-      <w:r>
-        <w:rPr>
-          <w:rFonts w:ascii="Times New Roman" w:cs="Simplified Arabic" w:hAnsi="Times New Roman"/>
-          <w:sz w:val="28"/>
-          <w:szCs w:val="28"/>
-          <w:rtl/>
-        </w:rPr>
-        <w:t xml:space="preserve">عمل سيمنار</w:t>
-      </w:r>
-    </w:p>
-    <w:p>
-      <w:pPr>
-        <w:bidi/>
-        <w:spacing w:after="0" w:line="360"/>
-        <w:jc w:val="center"/>
-      </w:pPr>
-      <w:r>
-        <w:rPr>
-          <w:rFonts w:ascii="Times New Roman" w:cs="Simplified Arabic" w:hAnsi="Times New Roman"/>
-          <w:sz w:val="28"/>
-          <w:szCs w:val="28"/>
-          <w:rtl/>
-        </w:rPr>
-        <w:t xml:space="preserve">إعداد: [الاسم الكامل]</w:t>
-      </w:r>
-    </w:p>
-    <w:p>
-      <w:pPr>
-        <w:bidi/>
-        <w:spacing w:after="1200" w:line="360"/>
-        <w:jc w:val="center"/>
-      </w:pPr>
-      <w:r>
-        <w:rPr>
-          <w:rFonts w:ascii="Times New Roman" w:cs="Simplified Arabic" w:hAnsi="Times New Roman"/>
-          <w:sz w:val="28"/>
-          <w:szCs w:val="28"/>
-          <w:rtl/>
-        </w:rPr>
-        <w:t xml:space="preserve">رقم الهوية: [__________]</w:t>
-      </w:r>
-    </w:p>
-    <w:p>
-      <w:pPr>
-        <w:bidi/>
-        <w:spacing w:after="0" w:line="360"/>
-        <w:jc w:val="center"/>
-      </w:pPr>
-      <w:r>
-        <w:rPr>
-          <w:rFonts w:ascii="Times New Roman" w:cs="Simplified Arabic" w:hAnsi="Times New Roman"/>
-          <w:sz w:val="28"/>
-          <w:szCs w:val="28"/>
-          <w:rtl/>
-        </w:rPr>
-        <w:t xml:space="preserve">التاريخ العبري: [__________]</w:t>
-      </w:r>
-    </w:p>
-    <w:p>
-      <w:pPr>
-        <w:bidi/>
-        <w:spacing w:after="0" w:line="360"/>
-        <w:jc w:val="center"/>
-      </w:pPr>
-      <w:r>
-        <w:rPr>
-          <w:rFonts w:ascii="Times New Roman" w:cs="Simplified Arabic" w:hAnsi="Times New Roman"/>
-          <w:sz w:val="28"/>
-          <w:szCs w:val="28"/>
-          <w:rtl/>
-        </w:rPr>
-        <w:t xml:space="preserve">التاريخ الميلادي: [__________]</w:t>
+          <w:sz w:val="28"/>
+          <w:szCs w:val="28"/>
+          <w:rtl/>
+        </w:rPr>
+        <w:t xml:space="preserve">رقم الهوية:</w:t>
       </w:r>
     </w:p>
     <w:p>
@@ -275,7 +193,7 @@
                 <w:szCs w:val="26"/>
                 <w:rtl/>
               </w:rPr>
-              <w:t xml:space="preserve">ملخّص</w:t>
+              <w:t xml:space="preserve">المقدمة</w:t>
             </w:r>
           </w:p>
         </w:tc>
@@ -309,7 +227,7 @@
                 <w:szCs w:val="24"/>
                 <w:rtl/>
               </w:rPr>
-              <w:t xml:space="preserve">3</w:t>
+              <w:t xml:space="preserve">4</w:t>
             </w:r>
           </w:p>
         </w:tc>
@@ -347,7 +265,7 @@
                 <w:szCs w:val="26"/>
                 <w:rtl/>
               </w:rPr>
-              <w:t xml:space="preserve">المقدمة</w:t>
+              <w:t xml:space="preserve">الإطار النظري</w:t>
             </w:r>
           </w:p>
         </w:tc>
@@ -381,7 +299,7 @@
                 <w:szCs w:val="24"/>
                 <w:rtl/>
               </w:rPr>
-              <w:t xml:space="preserve">4</w:t>
+              <w:t xml:space="preserve">6</w:t>
             </w:r>
           </w:p>
         </w:tc>
@@ -407,19 +325,19 @@
             <w:pPr>
               <w:bidi/>
               <w:spacing w:after="0" w:line="300"/>
-              <w:ind w:start="0"/>
-              <w:jc w:val="right"/>
-            </w:pPr>
-            <w:r>
-              <w:rPr>
-                <w:rFonts w:ascii="Times New Roman" w:cs="Simplified Arabic" w:hAnsi="Times New Roman"/>
-                <w:b/>
-                <w:bCs/>
-                <w:sz w:val="26"/>
-                <w:szCs w:val="26"/>
-                <w:rtl/>
-              </w:rPr>
-              <w:t xml:space="preserve">الإطار النظري</w:t>
+              <w:ind w:start="280"/>
+              <w:jc w:val="right"/>
+            </w:pPr>
+            <w:r>
+              <w:rPr>
+                <w:rFonts w:ascii="Times New Roman" w:cs="Simplified Arabic" w:hAnsi="Times New Roman"/>
+                <w:b w:val="false"/>
+                <w:bCs w:val="false"/>
+                <w:sz w:val="24"/>
+                <w:szCs w:val="24"/>
+                <w:rtl/>
+              </w:rPr>
+              <w:t xml:space="preserve">مفهوم الذكاء الاصطناعي وتطوّره</w:t>
             </w:r>
           </w:p>
         </w:tc>
@@ -447,8 +365,8 @@
             <w:r>
               <w:rPr>
                 <w:rFonts w:ascii="Times New Roman" w:cs="Simplified Arabic" w:hAnsi="Times New Roman"/>
-                <w:b/>
-                <w:bCs/>
+                <w:b w:val="false"/>
+                <w:bCs w:val="false"/>
                 <w:sz w:val="24"/>
                 <w:szCs w:val="24"/>
                 <w:rtl/>
@@ -491,7 +409,7 @@
                 <w:szCs w:val="24"/>
                 <w:rtl/>
               </w:rPr>
-              <w:t xml:space="preserve">مفهوم الذكاء الاصطناعي وتطوّره</w:t>
+              <w:t xml:space="preserve">التقنيات المركزية ودلالتها التربوية</w:t>
             </w:r>
           </w:p>
         </w:tc>
@@ -563,7 +481,7 @@
                 <w:szCs w:val="24"/>
                 <w:rtl/>
               </w:rPr>
-              <w:t xml:space="preserve">التقنيات المركزية ودلالتها التربوية</w:t>
+              <w:t xml:space="preserve">مجالات الدمج في العمل التربوي</w:t>
             </w:r>
           </w:p>
         </w:tc>
@@ -635,7 +553,7 @@
                 <w:szCs w:val="24"/>
                 <w:rtl/>
               </w:rPr>
-              <w:t xml:space="preserve">مجالات الدمج في العمل التربوي</w:t>
+              <w:t xml:space="preserve">الفرص والقيود في المسح البحثي</w:t>
             </w:r>
           </w:p>
         </w:tc>
@@ -669,7 +587,7 @@
                 <w:szCs w:val="24"/>
                 <w:rtl/>
               </w:rPr>
-              <w:t xml:space="preserve">6</w:t>
+              <w:t xml:space="preserve">7</w:t>
             </w:r>
           </w:p>
         </w:tc>
@@ -707,7 +625,7 @@
                 <w:szCs w:val="24"/>
                 <w:rtl/>
               </w:rPr>
-              <w:t xml:space="preserve">الفرص والقيود في المسح البحثي</w:t>
+              <w:t xml:space="preserve">الذكاء الاصطناعي في تدريس العلوم</w:t>
             </w:r>
           </w:p>
         </w:tc>
@@ -741,7 +659,7 @@
                 <w:szCs w:val="24"/>
                 <w:rtl/>
               </w:rPr>
-              <w:t xml:space="preserve">7</w:t>
+              <w:t xml:space="preserve">8</w:t>
             </w:r>
           </w:p>
         </w:tc>
@@ -779,7 +697,7 @@
                 <w:szCs w:val="24"/>
                 <w:rtl/>
               </w:rPr>
-              <w:t xml:space="preserve">الذكاء الاصطناعي في تدريس العلوم</w:t>
+              <w:t xml:space="preserve">الذكاء الاصطناعي في التربية الخاصة</w:t>
             </w:r>
           </w:p>
         </w:tc>
@@ -885,7 +803,7 @@
                 <w:szCs w:val="24"/>
                 <w:rtl/>
               </w:rPr>
-              <w:t xml:space="preserve">8</w:t>
+              <w:t xml:space="preserve">9</w:t>
             </w:r>
           </w:p>
         </w:tc>
@@ -1029,7 +947,7 @@
                 <w:szCs w:val="24"/>
                 <w:rtl/>
               </w:rPr>
-              <w:t xml:space="preserve">9</w:t>
+              <w:t xml:space="preserve">10</w:t>
             </w:r>
           </w:p>
         </w:tc>
@@ -1173,7 +1091,7 @@
                 <w:szCs w:val="24"/>
                 <w:rtl/>
               </w:rPr>
-              <w:t xml:space="preserve">10</w:t>
+              <w:t xml:space="preserve">11</w:t>
             </w:r>
           </w:p>
         </w:tc>
@@ -1461,7 +1379,7 @@
                 <w:szCs w:val="24"/>
                 <w:rtl/>
               </w:rPr>
-              <w:t xml:space="preserve">12</w:t>
+              <w:t xml:space="preserve">13</w:t>
             </w:r>
           </w:p>
         </w:tc>
@@ -2147,7 +2065,7 @@
                 <w:szCs w:val="24"/>
                 <w:rtl/>
               </w:rPr>
-              <w:t xml:space="preserve">المراعاة الفارقية</w:t>
+              <w:t xml:space="preserve">الملاءمات لتلاميذ التربية الخاصة</w:t>
             </w:r>
           </w:p>
         </w:tc>
@@ -2363,7 +2281,7 @@
                 <w:szCs w:val="26"/>
                 <w:rtl/>
               </w:rPr>
-              <w:t xml:space="preserve">رفلكسيا</w:t>
+              <w:t xml:space="preserve">تغذية مرتدة</w:t>
             </w:r>
           </w:p>
         </w:tc>
@@ -2797,7 +2715,7 @@
           <w:szCs w:val="28"/>
           <w:rtl/>
         </w:rPr>
-        <w:t xml:space="preserve">يتناول هذا العمل دمج الذكاء الاصطناعي في التعليم على مستويين: مستوى نظري يعرض ما توصّل إليه البحث التربوي حول توظيف هذه التقنيات في التخطيط والتنفيذ والتقويم، ومستوى عملي يترجم هذا العرض إلى وحدة تعليمية مبنية بالكامل بمساعدة أداة واحدة هي Canva. الوحدة المختارة هي "أجهزة جسم الإنسان" لتلاميذ الصف الخامس، وهي مكوّنة من خمسة دروس، ويشكّل بازل رقمي ومطبوع بُني في Canva محورَ النشاط في أحد الدروس وأداةَ تقويم في الدرس الأخير.</w:t>
+        <w:t xml:space="preserve">يتناول هذا العمل دمج الذكاء الاصطناعي في التعليم على مستويين: مستوى نظري يعرض ما توصّل إليه البحث التربوي حول توظيف هذه التقنيات في التخطيط والتنفيذ والتقويم، ومستوى عملي يترجم هذا العرض إلى وحدة تعليمية مبنية بالكامل بمساعدة أداة واحدة هي Canva. الوحدة المختارة هي "أجهزة جسم الإنسان" لتلاميذ صف خامس في إطار التربية الخاصة، وهي مكوّنة من خمسة دروس، ويشكّل بازل رقمي ومطبوع بُني في Canva محورَ النشاط في أحد الدروس وأداةَ تقويم في الدرس الأخير.</w:t>
       </w:r>
     </w:p>
     <w:p>
@@ -2813,7 +2731,7 @@
           <w:szCs w:val="28"/>
           <w:rtl/>
         </w:rPr>
-        <w:t xml:space="preserve">يقوم العمل على تمييز مركزي بين استخدام الأداة وبين دمجها. الاستخدام يعني الاستعانة بالتقنية لإنتاج مادة كانت ستُنتَج على أي حال، والدمج يعني إعادة التفكير في تسلسل الدرس وفي أدوار التلاميذ وفي أسلوب التقويم بحيث تصبح الأداة جزءًا من البنية البيداغوجية. يظهر من عرض الأدبيات أنّ معظم ما يجري في الميدان أقرب إلى الاستخدام، وأنّ الفجوة ليست في توافر الأدوات بل في الكفايات التي تسمح بدمجها. يُختم العمل بتوصيات تطبيقية مباشرة وبفصل رفلكسي.</w:t>
+        <w:t xml:space="preserve">يقوم العمل على تمييز مركزي بين استخدام الأداة وبين دمجها. الاستخدام يعني الاستعانة بالتقنية لإنتاج مادة كانت ستُنتَج على أي حال، والدمج يعني إعادة التفكير في تسلسل الدرس وفي أدوار التلاميذ وفي أسلوب التقويم بحيث تصبح الأداة جزءًا من البنية البيداغوجية. يظهر من عرض الأدبيات أنّ معظم ما يجري في الميدان أقرب إلى الاستخدام، وأنّ الفجوة ليست في توافر الأدوات بل في الكفايات التي تسمح بدمجها. يُختم العمل بتوصيات تطبيقية مباشرة وبفصل تغذية مرتدة.</w:t>
       </w:r>
     </w:p>
     <w:p>
@@ -2914,7 +2832,7 @@
           <w:szCs w:val="28"/>
           <w:rtl/>
         </w:rPr>
-        <w:t xml:space="preserve">انطلاقًا من ذلك، يسعى العمل إلى الإجابة عن ثلاثة أسئلة. ما الذي يعرضه الأدب التربوي حول فرص دمج الذكاء الاصطناعي في التعليم وحدوده؟ كيف يمكن ترجمة هذا العرض إلى وحدة تعليمية متكاملة في العلوم للصف الخامس بأداة واحدة؟ وما الذي يتكشّف عند التنفيذ الفعلي، خاصة في ما يتعلّق بحدود الأداة ودقّة مخرجاتها العلمية؟</w:t>
+        <w:t xml:space="preserve">انطلاقًا من ذلك، يسعى العمل إلى الإجابة عن ثلاثة أسئلة. ما الذي يعرضه الأدب التربوي حول فرص دمج الذكاء الاصطناعي في التعليم وحدوده؟ كيف يمكن ترجمة هذا العرض إلى وحدة تعليمية متكاملة في العلوم لصف خامس في التربية الخاصة بأداة واحدة؟ وما الذي يتكشّف عند التنفيذ الفعلي، خاصة في ما يتعلّق بحدود الأداة ودقّة مخرجاتها العلمية؟</w:t>
       </w:r>
     </w:p>
     <w:p>
@@ -2930,7 +2848,7 @@
           <w:szCs w:val="28"/>
           <w:rtl/>
         </w:rPr>
-        <w:t xml:space="preserve">يتوزّع العمل على قسمين. القسم النظري يعرض مفهوم الذكاء الاصطناعي وتقنياته المركزية، ثم مجالات دمجه في العمل التربوي والفرص والقيود المرصودة، ثم كفايات المعلّم والمعوقات والأخلاقيات، وينتهي بعرض أداة Canva. القسم العملي يعرض تصميم وحدة "أجهزة جسم الإنسان" للصف الخامس، ويفصّل الدروس الخمسة وبناء البازل وأساليب التقويم، ثم يناقش ما تحقّق وما تعثّر. يُختم العمل بخلاصة تطبيقية وبفصل رفلكسي.</w:t>
+        <w:t xml:space="preserve">يتوزّع العمل على قسمين. القسم النظري يعرض مفهوم الذكاء الاصطناعي وتقنياته المركزية، ثم مجالات دمجه في العمل التربوي والفرص والقيود المرصودة، ثم كفايات المعلّم والمعوقات والأخلاقيات، وينتهي بعرض أداة Canva. القسم العملي يعرض تصميم وحدة "أجهزة جسم الإنسان" لصف خامس في التربية الخاصة، ويفصّل الدروس الخمسة وبناء البازل وأساليب التقويم، ثم يناقش ما تحقّق وما تعثّر. يُختم العمل بخلاصة تطبيقية وبفصل تغذية مرتدة.</w:t>
       </w:r>
     </w:p>
     <w:p>
@@ -3263,7 +3181,7 @@
           <w:szCs w:val="29"/>
           <w:rtl/>
         </w:rPr>
-        <w:t xml:space="preserve">كفايات المعلّم: إطار TPACK</w:t>
+        <w:t xml:space="preserve">الذكاء الاصطناعي في التربية الخاصة</w:t>
       </w:r>
     </w:p>
     <w:p>
@@ -3279,7 +3197,7 @@
           <w:szCs w:val="28"/>
           <w:rtl/>
         </w:rPr>
-        <w:t xml:space="preserve">الإطار الأكثر استخدامًا لفهم ما يحتاجه المعلّم عند إدخال تقنية إلى درسه هو إطار المعرفة التكنولوجية البيداغوجية للمحتوى، المعروف اختصارًا بـ TPACK. يقوم الإطار على أنّ الكفاية المطلوبة ليست مجموع ثلاث معارف منفصلة، أي معرفة المحتوى ومعرفة البيداغوجيا ومعرفة التقنية، بل هي المنطقة التي تتقاطع فيها الثلاثة: القدرة على معرفة أيّ تقنية تخدم أيّ محتوى بأيّ طريقة تدريس (Mishra &amp; Koehler, 2006).</w:t>
+        <w:t xml:space="preserve">في التربية الخاصة يحمل الذكاء الاصطناعي وعدًا محدّدًا يتجاوز عموم التعليم: القدرة على إنتاج نسخ متعدّدة المستوى من المادة نفسها بجهد قليل، وعلى تمثيل المفهوم الواحد بأكثر من قناة حسّية، نصًّا وصورةً وصوتًا، بما يلائم تلاميذ يتعلّمون بطرائق متفاوتة (Kasneci et al., 2023). التلميذ الذي لا تصل إليه الجملة المكتوبة قد تصل إليه الصورة، والذي لا يثبت أمام ورقة عمل قد يثبت أمام مهمّة تركيب محسوسة.</w:t>
       </w:r>
     </w:p>
     <w:p>
@@ -3295,7 +3213,7 @@
           <w:szCs w:val="28"/>
           <w:rtl/>
         </w:rPr>
-        <w:t xml:space="preserve">قيمة هذا الإطار في موضوعنا أنّه يفسّر لماذا لا تكفي الدورات التقنية. معلّمة تعرف كيف تشغّل Canva تملك المعرفة التقنية، لكنّها لا تملك بالضرورة معرفة أنّ البازل ملائم لتعليم موقع الأعضاء وغير ملائم لتعليم وظيفة الإنزيمات. هذا التمييز يفسّر ما وجدته الدراسة التي قاست وعي معلمات العلوم قبل الخدمة: الوعي بالتطبيقات كان متدنيًا رغم توافر الأدوات نفسها، بما يدلّ على أنّ الفجوة معرفية تدريسية لا تقنية، وأنّ التأهيل الفعّال هو الذي يربط الأداة بالمادة التعليمية وبممارسة تدريسية ملموسة (الكنعان، 2021).</w:t>
+        <w:t xml:space="preserve">الدراسة الميدانية التي فحصت اتجاهات ثلاثمئة معلّم ومعلّمة نحو توظيف الذكاء الاصطناعي مع الطلبة ذوي الاحتياجات الخاصة في مدارس الوسط العربي وجدت اتجاهات إيجابية بدرجة كبيرة، وعلاقة ارتباطية موجبة بين توظيف هذه الأدوات وبين تنمية المهارات الأكاديمية والمهارات التواصلية لدى الطلبة ("اتجاهات المعلمين نحو توظيف الذكاء الاصطناعي"، 2025). النتيجة الثانية هي الأهمّ لهذا العمل: الأثر المرصود لم يقتصر على التحصيل بل شمل التواصل، وهو الهدف الذي تُبنى حوله كثير من الخطط الفردية في التربية الخاصة.</w:t>
       </w:r>
     </w:p>
     <w:p>
@@ -3311,7 +3229,7 @@
           <w:szCs w:val="28"/>
           <w:rtl/>
         </w:rPr>
-        <w:t xml:space="preserve">دراسة نوعية حديثة تناولت تصوّرات المعلمين حول أدوات الذكاء الاصطناعي التوليدي أضافت بُعدًا آخر. ظهر أنّ المعلّمين يميلون إلى الاستخدام الفردي غير المعلَن، أي إنّهم يستعينون بالأدوات دون إبلاغ الإدارة أو الزملاء، ما يحرم المنظومة من التعلّم الجماعي ويجعل الخبرة المتراكمة خبرةً شخصية لا مؤسّسية (الحمداني، 2026).</w:t>
+        <w:t xml:space="preserve">غير أنّ التحفّظ المذكور سابقًا حول دقّة المخرجات يصبح هنا أشدّ. التلميذ في التربية الخاصة أقلّ قدرة من غيره على اكتشاف الخطأ في مادة تعليمية تبدو موثوقة، وتصحيح تصوّر خاطئ ترسّخ عنده يستهلك وقتًا أطول. لذلك فإنّ قاعدة مراجعة كلّ مخرَج مولَّد قبل دخوله الدرس ليست في هذا السياق ممارسة جيدة فحسب، بل شرطًا لا يقبل الاستثناء.</w:t>
       </w:r>
     </w:p>
     <w:p>
@@ -3331,7 +3249,7 @@
           <w:szCs w:val="29"/>
           <w:rtl/>
         </w:rPr>
-        <w:t xml:space="preserve">المعوقات</w:t>
+        <w:t xml:space="preserve">كفايات المعلّم: إطار TPACK</w:t>
       </w:r>
     </w:p>
     <w:p>
@@ -3347,7 +3265,7 @@
           <w:szCs w:val="28"/>
           <w:rtl/>
         </w:rPr>
-        <w:t xml:space="preserve">المعوقات المرصودة في الدراسات متشابهة إلى حدّ يستدعي الانتباه. الدراسة التي تناولت مدرّسي علم الأحياء في المرحلة المتوسطة صنّفت المعوقات بين ما يتصل بالبنية التحتية من أجهزة وشبكة، وما يتصل بالمعلّم من نقص تأهيل وضيق وقت، وما يتصل بالمنهج من عدم توافق بين المحتوى المقرّر والأدوات المتاحة (مهدي، 2026). وتوصي الدراسات المسحية بأن يكون التدريب شرطًا مسبقًا لإدخال هذه الأدوات لا إجراءً لاحقًا (التوبي والقصابي، 2024).</w:t>
+        <w:t xml:space="preserve">الإطار الأكثر استخدامًا لفهم ما يحتاجه المعلّم عند إدخال تقنية إلى درسه هو إطار المعرفة التكنولوجية البيداغوجية للمحتوى، المعروف اختصارًا بـ TPACK. يقوم الإطار على أنّ الكفاية المطلوبة ليست مجموع ثلاث معارف منفصلة، أي معرفة المحتوى ومعرفة البيداغوجيا ومعرفة التقنية، بل هي المنطقة التي تتقاطع فيها الثلاثة: القدرة على معرفة أيّ تقنية تخدم أيّ محتوى بأيّ طريقة تدريس (Mishra &amp; Koehler, 2006).</w:t>
       </w:r>
     </w:p>
     <w:p>
@@ -3363,7 +3281,23 @@
           <w:szCs w:val="28"/>
           <w:rtl/>
         </w:rPr>
-        <w:t xml:space="preserve">يستحقّ عائق واحد وقفة، لأنّه الأقلّ ذكرًا والأكثر أثرًا: اللغة. معظم أدوات التوليد أُدرِّبت على مادة إنجليزية بالأساس، وأداؤها بالعربية أدنى، خصوصًا في توليد النصّ داخل الصور. هذه ليست ملاحظة نظرية، فهي ظهرت بشكل مباشر في تنفيذ الوحدة المعروضة في القسم العملي، ويُعرَض تفصيلها هناك.</w:t>
+        <w:t xml:space="preserve">قيمة هذا الإطار في موضوعنا أنّه يفسّر لماذا لا تكفي الدورات التقنية. معلّمة تعرف كيف تشغّل Canva تملك المعرفة التقنية، لكنّها لا تملك بالضرورة معرفة أنّ البازل ملائم لتعليم موقع الأعضاء وغير ملائم لتعليم وظيفة الإنزيمات. هذا التمييز يفسّر ما وجدته الدراسة التي قاست وعي معلمات العلوم قبل الخدمة: الوعي بالتطبيقات كان متدنيًا رغم توافر الأدوات نفسها، بما يدلّ على أنّ الفجوة معرفية تدريسية لا تقنية، وأنّ التأهيل الفعّال هو الذي يربط الأداة بالمادة التعليمية وبممارسة تدريسية ملموسة (الكنعان، 2021).</w:t>
+      </w:r>
+    </w:p>
+    <w:p>
+      <w:pPr>
+        <w:bidi/>
+        <w:spacing w:after="120" w:line="480"/>
+        <w:jc w:val="both"/>
+      </w:pPr>
+      <w:r>
+        <w:rPr>
+          <w:rFonts w:ascii="Times New Roman" w:cs="Simplified Arabic" w:hAnsi="Times New Roman"/>
+          <w:sz w:val="28"/>
+          <w:szCs w:val="28"/>
+          <w:rtl/>
+        </w:rPr>
+        <w:t xml:space="preserve">دراسة نوعية حديثة تناولت تصوّرات المعلمين حول أدوات الذكاء الاصطناعي التوليدي أضافت بُعدًا آخر. ظهر أنّ المعلّمين يميلون إلى الاستخدام الفردي غير المعلَن، أي إنّهم يستعينون بالأدوات دون إبلاغ الإدارة أو الزملاء، ما يحرم المنظومة من التعلّم الجماعي ويجعل الخبرة المتراكمة خبرةً شخصية لا مؤسّسية (الحمداني، 2026).</w:t>
       </w:r>
     </w:p>
     <w:p>
@@ -3383,7 +3317,7 @@
           <w:szCs w:val="29"/>
           <w:rtl/>
         </w:rPr>
-        <w:t xml:space="preserve">الأخلاقيات وحماية التلاميذ</w:t>
+        <w:t xml:space="preserve">المعوقات</w:t>
       </w:r>
     </w:p>
     <w:p>
@@ -3399,7 +3333,7 @@
           <w:szCs w:val="28"/>
           <w:rtl/>
         </w:rPr>
-        <w:t xml:space="preserve">البُعد الأخلاقي في هذا الموضوع ليس ملحقًا. الورقة التي عالجت أخلاقيات الذكاء الاصطناعي في التعليم الجامعي عرضت المعايير التي طرحتها الهيئات الدولية، وشدّدت على الشفافية وعلى المساءلة وعلى حماية البيانات باعتبارها شروطًا للاستخدام لا توصيات تحسينية (حمايل، 2023). وثيقة اليونسكو لواضعي السياسات تضيف بُعد العدالة، إذ إنّ إتاحة الأدوات لفئة وحجبها عن أخرى تعمّق الفوارق القائمة بدلًا من أن تقلّصها (اليونسكو، 2021).</w:t>
+        <w:t xml:space="preserve">المعوقات المرصودة في الدراسات متشابهة إلى حدّ يستدعي الانتباه. الدراسة التي تناولت مدرّسي علم الأحياء في المرحلة المتوسطة صنّفت المعوقات بين ما يتصل بالبنية التحتية من أجهزة وشبكة، وما يتصل بالمعلّم من نقص تأهيل وضيق وقت، وما يتصل بالمنهج من عدم توافق بين المحتوى المقرّر والأدوات المتاحة (مهدي، 2026). وتوصي الدراسات المسحية بأن يكون التدريب شرطًا مسبقًا لإدخال هذه الأدوات لا إجراءً لاحقًا (التوبي والقصابي، 2024).</w:t>
       </w:r>
     </w:p>
     <w:p>
@@ -3415,23 +3349,7 @@
           <w:szCs w:val="28"/>
           <w:rtl/>
         </w:rPr>
-        <w:t xml:space="preserve">حين يتعلّق الأمر بتلاميذ في سنّ العاشرة تصبح المسألة أدقّ. التوجيهات التي أصدرتها يونيسف بشأن سياسات الذكاء الاصطناعي والأطفال تنصّ على مبدأ عملي واضح: يُعطى الطفل أعلى درجات الحماية، ولا تُجمَع بياناته إلا لغرض محدّد ومعلَن (يونيسف، 2021). وتضيف وثيقة اليونسكو الخاصة بالذكاء الاصطناعي التوليدي قيدًا عمريًّا صريحًا، إذ توصي بحدّ أدنى قدره ثلاث عشرة سنة للاستخدام المستقل لهذه الأدوات (اليونسكو، 2023). في الصفّ الخامس، إذًا، لا يتعامل التلاميذ مع الأداة التوليدية مباشرة: لا تُفتَح حسابات بأسمائهم، ولا تُرفَع صورهم أو أعمالهم إلى منصّات خارجية، ويبقى التفاعل مع الأداة التوليدية في يد المعلّمة وحدها. الوحدة المعروضة لاحقًا بُنيت على هذا القيد، وهو قيد أثّر على التصميم نفسه.</w:t>
-      </w:r>
-    </w:p>
-    <w:p>
-      <w:pPr>
-        <w:bidi/>
-        <w:spacing w:after="120" w:line="480"/>
-        <w:jc w:val="both"/>
-      </w:pPr>
-      <w:r>
-        <w:rPr>
-          <w:rFonts w:ascii="Times New Roman" w:cs="Simplified Arabic" w:hAnsi="Times New Roman"/>
-          <w:sz w:val="28"/>
-          <w:szCs w:val="28"/>
-          <w:rtl/>
-        </w:rPr>
-        <w:t xml:space="preserve">الوثيقة الخاصة بالذكاء الاصطناعي التوليدي تضيف شرطًا يتعلّق بالنزاهة: على المؤسّسة أن تحدّد ما هو الاستخدام المقبول وما هو غير المقبول، وأن تُعلِن ذلك مسبقًا، لأنّ غياب القاعدة يفتح الباب لتفسيرات متعارضة بين المعلّم والتلميذ وبين المعلّم والإدارة (اليونسكو، 2023).</w:t>
+        <w:t xml:space="preserve">يستحقّ عائق واحد وقفة، لأنّه الأقلّ ذكرًا والأكثر أثرًا: اللغة. معظم أدوات التوليد أُدرِّبت على مادة إنجليزية بالأساس، وأداؤها بالعربية أدنى، خصوصًا في توليد النصّ داخل الصور. هذه ليست ملاحظة نظرية، فهي ظهرت بشكل مباشر في تنفيذ الوحدة المعروضة في القسم العملي، ويُعرَض تفصيلها هناك.</w:t>
       </w:r>
     </w:p>
     <w:p>
@@ -3451,7 +3369,7 @@
           <w:szCs w:val="29"/>
           <w:rtl/>
         </w:rPr>
-        <w:t xml:space="preserve">التعلّم البصري والألعاب الرقمية والبازل</w:t>
+        <w:t xml:space="preserve">الأخلاقيات وحماية التلاميذ</w:t>
       </w:r>
     </w:p>
     <w:p>
@@ -3467,7 +3385,7 @@
           <w:szCs w:val="28"/>
           <w:rtl/>
         </w:rPr>
-        <w:t xml:space="preserve">البازل ليس نشاطًا ترفيهيًا يُضاف إلى الدرس. له أساس تربوي محدّد: هو يفرض على المتعلّم أن يتعامل مع الكلّ وأجزائه في الوقت نفسه، وأن يستخدم علاقات الموقع والحجم والحدود، وأن يصحّح فرضياته بالتجربة الفورية. هذه العمليات قريبة جدًّا من المطلوب في تعليم أجهزة الجسم.</w:t>
+        <w:t xml:space="preserve">البُعد الأخلاقي في هذا الموضوع ليس ملحقًا. الورقة التي عالجت أخلاقيات الذكاء الاصطناعي في التعليم الجامعي عرضت المعايير التي طرحتها الهيئات الدولية، وشدّدت على الشفافية وعلى المساءلة وعلى حماية البيانات باعتبارها شروطًا للاستخدام لا توصيات تحسينية (حمايل، 2023). وثيقة اليونسكو لواضعي السياسات تضيف بُعد العدالة، إذ إنّ إتاحة الأدوات لفئة وحجبها عن أخرى تعمّق الفوارق القائمة بدلًا من أن تقلّصها (اليونسكو، 2021).</w:t>
       </w:r>
     </w:p>
     <w:p>
@@ -3483,7 +3401,23 @@
           <w:szCs w:val="28"/>
           <w:rtl/>
         </w:rPr>
-        <w:t xml:space="preserve">الأساس البحثي لتوظيف الألعاب الرقمية في العلوم في المرحلة الابتدائية موثّق. دراسة شبه تجريبية تناولت أنشطة الألعاب الرقمية في مقرر العلوم لتلميذات المرحلة الابتدائية وجدت فاعلية في تنمية التحصيل المعرفي وفي تنمية مهارات التعلّم التعاوني معًا (العوفي وعياصرة، 2022). والدراسة المنشورة في مجلة 'جامعة' التي دمجت منصّة تعلّم قائمة على اللعب في دروس العلوم الابتدائية وجدت أثرًا مزدوجًا مماثلًا: تحسّن في فهم المصطلحات العلمية وارتفاع في الدافعية ("أثر دمج التكنولوجيا المتقدمة"، 2024). النتيجة المزدوجة هي المهمّة: النشاط لا يُحسّن المعرفة فقط بل يغيّر شكل العمل داخل المجموعة، وهذا ما يجعله أداة إدارة صفّ لا أداة تحصيل فحسب.</w:t>
+        <w:t xml:space="preserve">حين يتعلّق الأمر بتلاميذ في سنّ العاشرة تصبح المسألة أدقّ. التوجيهات التي أصدرتها يونيسف بشأن سياسات الذكاء الاصطناعي والأطفال تنصّ على مبدأ عملي واضح: يُعطى الطفل أعلى درجات الحماية، ولا تُجمَع بياناته إلا لغرض محدّد ومعلَن (يونيسف، 2021). وتضيف وثيقة اليونسكو الخاصة بالذكاء الاصطناعي التوليدي قيدًا عمريًّا صريحًا، إذ توصي بحدّ أدنى قدره ثلاث عشرة سنة للاستخدام المستقل لهذه الأدوات (اليونسكو، 2023). في الصفّ الخامس، إذًا، لا يتعامل التلاميذ مع الأداة التوليدية مباشرة: لا تُفتَح حسابات بأسمائهم، ولا تُرفَع صورهم أو أعمالهم إلى منصّات خارجية، ويبقى التفاعل مع الأداة التوليدية في يد المعلّمة وحدها. الوحدة المعروضة لاحقًا بُنيت على هذا القيد، وهو قيد أثّر على التصميم نفسه.</w:t>
+      </w:r>
+    </w:p>
+    <w:p>
+      <w:pPr>
+        <w:bidi/>
+        <w:spacing w:after="120" w:line="480"/>
+        <w:jc w:val="both"/>
+      </w:pPr>
+      <w:r>
+        <w:rPr>
+          <w:rFonts w:ascii="Times New Roman" w:cs="Simplified Arabic" w:hAnsi="Times New Roman"/>
+          <w:sz w:val="28"/>
+          <w:szCs w:val="28"/>
+          <w:rtl/>
+        </w:rPr>
+        <w:t xml:space="preserve">الوثيقة الخاصة بالذكاء الاصطناعي التوليدي تضيف شرطًا يتعلّق بالنزاهة: على المؤسّسة أن تحدّد ما هو الاستخدام المقبول وما هو غير المقبول، وأن تُعلِن ذلك مسبقًا، لأنّ غياب القاعدة يفتح الباب لتفسيرات متعارضة بين المعلّم والتلميذ وبين المعلّم والإدارة (اليونسكو، 2023).</w:t>
       </w:r>
     </w:p>
     <w:p>
@@ -3503,6 +3437,58 @@
           <w:szCs w:val="29"/>
           <w:rtl/>
         </w:rPr>
+        <w:t xml:space="preserve">التعلّم البصري والألعاب الرقمية والبازل</w:t>
+      </w:r>
+    </w:p>
+    <w:p>
+      <w:pPr>
+        <w:bidi/>
+        <w:spacing w:after="120" w:line="480"/>
+        <w:jc w:val="both"/>
+      </w:pPr>
+      <w:r>
+        <w:rPr>
+          <w:rFonts w:ascii="Times New Roman" w:cs="Simplified Arabic" w:hAnsi="Times New Roman"/>
+          <w:sz w:val="28"/>
+          <w:szCs w:val="28"/>
+          <w:rtl/>
+        </w:rPr>
+        <w:t xml:space="preserve">البازل ليس نشاطًا ترفيهيًا يُضاف إلى الدرس. له أساس تربوي محدّد: هو يفرض على المتعلّم أن يتعامل مع الكلّ وأجزائه في الوقت نفسه، وأن يستخدم علاقات الموقع والحجم والحدود، وأن يصحّح فرضياته بالتجربة الفورية. هذه العمليات قريبة جدًّا من المطلوب في تعليم أجهزة الجسم.</w:t>
+      </w:r>
+    </w:p>
+    <w:p>
+      <w:pPr>
+        <w:bidi/>
+        <w:spacing w:after="120" w:line="480"/>
+        <w:jc w:val="both"/>
+      </w:pPr>
+      <w:r>
+        <w:rPr>
+          <w:rFonts w:ascii="Times New Roman" w:cs="Simplified Arabic" w:hAnsi="Times New Roman"/>
+          <w:sz w:val="28"/>
+          <w:szCs w:val="28"/>
+          <w:rtl/>
+        </w:rPr>
+        <w:t xml:space="preserve">الأساس البحثي لتوظيف الألعاب الرقمية في العلوم في المرحلة الابتدائية موثّق. دراسة شبه تجريبية تناولت أنشطة الألعاب الرقمية في مقرر العلوم لتلميذات المرحلة الابتدائية وجدت فاعلية في تنمية التحصيل المعرفي وفي تنمية مهارات التعلّم التعاوني معًا (العوفي وعياصرة، 2022). والدراسة المنشورة في مجلة 'جامعة' التي دمجت منصّة تعلّم قائمة على اللعب في دروس العلوم الابتدائية وجدت أثرًا مزدوجًا مماثلًا: تحسّن في فهم المصطلحات العلمية وارتفاع في الدافعية ("أثر دمج التكنولوجيا المتقدمة"، 2024). النتيجة المزدوجة هي المهمّة: النشاط لا يُحسّن المعرفة فقط بل يغيّر شكل العمل داخل المجموعة، وهذا ما يجعله أداة إدارة صفّ لا أداة تحصيل فحسب.</w:t>
+      </w:r>
+    </w:p>
+    <w:p>
+      <w:pPr>
+        <w:pStyle w:val="Heading2"/>
+        <w:bidi/>
+        <w:spacing w:after="200" w:before="320" w:line="480"/>
+        <w:jc w:val="right"/>
+      </w:pPr>
+      <w:r>
+        <w:rPr>
+          <w:rFonts w:ascii="Times New Roman" w:cs="Simplified Arabic" w:hAnsi="Times New Roman"/>
+          <w:b/>
+          <w:bCs/>
+          <w:color w:val="000000"/>
+          <w:sz w:val="29"/>
+          <w:szCs w:val="29"/>
+          <w:rtl/>
+        </w:rPr>
         <w:t xml:space="preserve">أداة Canva وقدراتها المدعومة بالذكاء الاصطناعي</w:t>
       </w:r>
     </w:p>
@@ -3608,7 +3594,7 @@
           <w:szCs w:val="28"/>
           <w:rtl/>
         </w:rPr>
-        <w:t xml:space="preserve">نُفِّذت الوحدة في صفّ خامس في مدرسة ابتدائية [اسم المدرسة]، وعدد تلاميذه [27] تلميذًا وتلميذة. توزّعوا في العمل على ست مجموعات غير متساوية العدد، بحيث تضمّ كلُّ مجموعة تلميذًا واحدًا على الأقل يجيد القراءة بطلاقة. الصفّ مجهّز بشاشة عرض وبأربعة حواسيب محمولة، ولا تتوافر أجهزة فردية لكلّ تلميذ. هذا القيد ليس تفصيلًا هامشيًّا، فهو الذي حدّد شكل النشاط: عمل في مجموعات حول جهاز واحد، لا عمل فردي متزامن.</w:t>
+        <w:t xml:space="preserve">نُفِّذت الوحدة في صفّ خامس للتربية الخاصة في مدرسة ابتدائية [اسم المدرسة]، وهو صفّ صغير يضمّ [11] تلميذًا وتلميذة من ذوي صعوبات التعلّم واضطرابات اللغة [يُعدَّل الوصف حسب تشخيصات الصف]. لكلّ تلميذ خطة تعليمية فردية تحدّد أهدافه الأكاديمية والتواصلية، وقد رُوعي أن تُشتق مهمّة كلّ تلميذ في الوحدة من أهداف خطته لا من تقسيم اعتباطي. توزّع التلاميذ على ثلاث مجموعات صغيرة من ثلاثة إلى أربعة تلاميذ، بحيث تضمّ كلُّ مجموعة تلميذًا واحدًا على الأقل يقرأ بطلاقة نسبية. الصفّ مجهّز بشاشة عرض وبأربعة حواسيب محمولة، ولا تتوافر أجهزة فردية لكلّ تلميذ. هذا القيد ليس تفصيلًا هامشيًّا، فهو الذي حدّد شكل النشاط: عمل في مجموعات صغيرة حول جهاز واحد، لا عمل فردي متزامن. المجموعة الصغيرة ليست هنا حلًّا تنظيميًّا فقط بل ملاءمة بحدّ ذاتها: عدد أقلّ من المشتّتات، ودور واضح لكلّ تلميذ، وقرب دائم من المعلّمة.</w:t>
       </w:r>
     </w:p>
     <w:p>
@@ -3676,7 +3662,7 @@
           <w:szCs w:val="28"/>
           <w:rtl/>
         </w:rPr>
-        <w:t xml:space="preserve">يستحقّ الهدف الأخير توضيحًا. الغاية منه ليست إنتاجًا فنّيًّا، بل نقل التلميذ من موقع المستقبل إلى موقع الشارح. من يصمّم بطاقة تشرح الجهاز التنفسي مضطرّ إلى أن يقرّر ما هو جوهري وما هو ثانوي، وهذا قرار معرفي لا قرار تصميمي.</w:t>
+        <w:t xml:space="preserve">صيغت هذه الأهداف صياغة صفّية عامة، ثم وُزِّعت على التلاميذ بحسب خططهم الفردية: تلميذ هدفه اللغوي توسيع المفردات يُقاس على تسمية الأعضاء، وتلميذ هدفه التواصلي المبادرة الكلامية يُقاس على دوره في شرح المجموعة، لا على الكتابة. يستحقّ الهدف الأخير توضيحًا. الغاية منه ليست إنتاجًا فنّيًّا، بل نقل التلميذ من موقع المستقبل إلى موقع الشارح. من يصمّم بطاقة تشرح الجهاز التنفسي مضطرّ إلى أن يقرّر ما هو جوهري وما هو ثانوي، وهذا قرار معرفي لا قرار تصميمي.</w:t>
       </w:r>
     </w:p>
     <w:p>
@@ -5043,7 +5029,7 @@
           <w:szCs w:val="28"/>
           <w:rtl/>
         </w:rPr>
-        <w:t xml:space="preserve">أُنتِج في ختام الدرس ملصق تجميعي واحد للصف، يحمل أعمال المجموعات الست، وعُلِّق في الصف. هذا ليس تفصيلًا تجميليًّا. المخرَج المرئي الباقي يجعل الوحدة مرجعًا يعود إليه التلاميذ في دروس لاحقة.</w:t>
+        <w:t xml:space="preserve">أُنتِج في ختام الدرس ملصق تجميعي واحد للصف، يحمل أعمال المجموعات الثلاث، وعُلِّق في الصف. هذا ليس تفصيلًا تجميليًّا. المخرَج المرئي الباقي يجعل الوحدة مرجعًا يعود إليه التلاميذ في دروس لاحقة.</w:t>
       </w:r>
     </w:p>
     <w:p>
@@ -5874,7 +5860,7 @@
           <w:szCs w:val="29"/>
           <w:rtl/>
         </w:rPr>
-        <w:t xml:space="preserve">المراعاة الفارقية</w:t>
+        <w:t xml:space="preserve">الملاءمات لتلاميذ التربية الخاصة</w:t>
       </w:r>
     </w:p>
     <w:p>
@@ -5890,7 +5876,7 @@
           <w:szCs w:val="28"/>
           <w:rtl/>
         </w:rPr>
-        <w:t xml:space="preserve">بُنيت في الوحدة ثلاث نقاط تفريق. الأولى في مستوى المهمّة: البازل الرقمي أُعِدّ في نسختين، إحداهما باثنتي عشرة قطعة والأخرى بثماني قطع مع تسميات ظاهرة، وأُعطيت النسخة الأسهل للمجموعات التي تضمّ تلاميذ يواجهون صعوبة في القراءة. الثانية في مستوى المخرَج: سُمِح للتلميذ بأن يشرح شفويًّا بدلًا من الكتابة. الثالثة في مستوى الوقت.</w:t>
+        <w:t xml:space="preserve">الملاءمات في هذه الوحدة ليست إضافة على التصميم بل جزء منه، وقد بُنيت على خمسة مستويات. الأول في مستوى المهمّة: البازل الرقمي أُعِدّ في نسختين، إحداهما باثنتي عشرة قطعة والأخرى بثماني قطع مع تسميات ظاهرة، ويُختار لكلّ مجموعة ما يلائمها، مع إمكان الانتقال من النسخة الأسهل إلى الأصعب في الدرس نفسه. الثاني في مستوى المخرَج: الشرح الشفوي بديل كامل عن الكتابة، والرسم بديل عن الاثنين في استمارة التغذية الراجعة. الثالث في مستوى الوقت: المهمّة المركزية الواحدة يمكن أن تمتدّ على حصّتين بدل حصّة، من دون تغيير في بنيتها. الرابع في مستوى اللغة: مفردات الدرس الجديدة تُقدَّم قبل الدرس في بطاقات مصوّرة قصيرة أُنتجت في Canva، بحيث يدخل التلميذ إلى الدرس وقد سمع المصطلح ورآه مرة واحدة على الأقل. الخامس في مستوى البيئة: جدول بصري لمراحل الدرس معلّق على اللوح، تُشطب كلّ مرحلة عند إنهائها، وهو ما يخفض القلق لدى التلاميذ الذين يحتاجون إلى معرفة ما سيحدث الآن وما بعده.</w:t>
       </w:r>
     </w:p>
     <w:p>
@@ -5906,7 +5892,23 @@
           <w:szCs w:val="28"/>
           <w:rtl/>
         </w:rPr>
-        <w:t xml:space="preserve">هذا الشكل من التفريق يتقاطع مع ما يرصده الأدب من أنّ الفائدة الأوضح للأدوات التوليدية تظهر في إنتاج نسخ متعدّدة المستوى من المادة نفسها بجهد قليل، بما يخدم التعلّم المتمايز (Kasneci et al., 2023). إنتاج نسختين من البازل بخطّ اليد كان سيستهلك ضعف الوقت.</w:t>
+        <w:t xml:space="preserve">البازل نفسه يعمل هنا كملاءمة لا كنشاط فقط: هو مهمّة محسوسة لا تعتمد على القراءة الطويلة، ونتيجتها مرئية فورًا، وخطؤها قابل للتصحيح باليد من دون أثر مكتوب يبقى. لهذا السبب كان النشاط الذي تساوى فيه تلاميذ الصف أكثر من أيّ نشاط ورقي سبقه.</w:t>
+      </w:r>
+    </w:p>
+    <w:p>
+      <w:pPr>
+        <w:bidi/>
+        <w:spacing w:after="120" w:line="480"/>
+        <w:jc w:val="both"/>
+      </w:pPr>
+      <w:r>
+        <w:rPr>
+          <w:rFonts w:ascii="Times New Roman" w:cs="Simplified Arabic" w:hAnsi="Times New Roman"/>
+          <w:sz w:val="28"/>
+          <w:szCs w:val="28"/>
+          <w:rtl/>
+        </w:rPr>
+        <w:t xml:space="preserve">هذا الشكل من الملاءمة يتقاطع مع ما يرصده الأدب من أنّ الفائدة الأوضح للأدوات التوليدية في التربية الخاصة تظهر في إنتاج نسخ متعدّدة المستوى من المادة نفسها بجهد قليل (Kasneci et al., 2023)، ومع الاتجاهات الإيجابية التي أبداها معلمو الوسط العربي نحو توظيف هذه الأدوات مع الطلبة ذوي الاحتياجات الخاصة ("اتجاهات المعلمين نحو توظيف الذكاء الاصطناعي"، 2025). إنتاج نسختين من البازل وبطاقات المفردات المصوّرة بخطّ اليد كان سيستهلك أضعاف الوقت.</w:t>
       </w:r>
     </w:p>
     <w:p>
@@ -6239,6 +6241,27 @@
     </w:p>
     <w:p>
       <w:pPr>
+        <w:pStyle w:val="ListParagraph"/>
+        <w:numPr>
+          <w:ilvl w:val="0"/>
+          <w:numId w:val="2"/>
+        </w:numPr>
+        <w:bidi/>
+        <w:spacing w:after="0" w:line="480"/>
+        <w:jc w:val="both"/>
+      </w:pPr>
+      <w:r>
+        <w:rPr>
+          <w:rFonts w:ascii="Times New Roman" w:cs="Simplified Arabic" w:hAnsi="Times New Roman"/>
+          <w:sz w:val="28"/>
+          <w:szCs w:val="28"/>
+          <w:rtl/>
+        </w:rPr>
+        <w:t xml:space="preserve">اشتقاق دور كلّ تلميذ في النشاط من أهداف خطته التعليمية الفردية، بحيث تكون الملاءمة جزءًا من تصميم الدرس منذ البداية لا تعديلًا يُرتجل أثناءه.</w:t>
+      </w:r>
+    </w:p>
+    <w:p>
+      <w:pPr>
         <w:bidi/>
         <w:spacing w:after="120" w:line="480"/>
         <w:jc w:val="both"/>
@@ -6271,7 +6294,7 @@
           <w:szCs w:val="32"/>
           <w:rtl/>
         </w:rPr>
-        <w:t xml:space="preserve">رفلكسيا</w:t>
+        <w:t xml:space="preserve">تغذية مرتدة</w:t>
       </w:r>
     </w:p>
     <w:p>
@@ -6335,7 +6358,7 @@
           <w:szCs w:val="28"/>
           <w:rtl/>
         </w:rPr>
-        <w:t xml:space="preserve">وكان الجزء الأصعب هو التنازل عن مركزيّتي في الدرس. في الدرس الثالث، وأنا أرى ست مجموعات تعمل وتتجادل وتُخطئ، شعرت للحظات بأنّني عاطلة عن العمل. الرغبة في التدخّل وتصحيح كلّ قطعة في موضعها كانت قوية جدًّا، وأدركت أنّها رغبتي أنا لا حاجة التلاميذ. الجدال حول موضع القطعة كان هو التعلّم نفسه، وتدخّلي كان سيوقفه.</w:t>
+        <w:t xml:space="preserve">وكان الجزء الأصعب هو التنازل عن مركزيّتي في الدرس. في الدرس الثالث، وأنا أرى ثلاث مجموعات تعمل وتتجادل وتُخطئ، شعرت للحظات بأنّني عاطلة عن العمل. الرغبة في التدخّل وتصحيح كلّ قطعة في موضعها كانت قوية جدًّا، وأدركت أنّها رغبتي أنا لا حاجة التلاميذ. الجدال حول موضع القطعة كان هو التعلّم نفسه، وتدخّلي كان سيوقفه.</w:t>
       </w:r>
     </w:p>
     <w:p>
@@ -6430,6 +6453,47 @@
           <w:rtl/>
         </w:rPr>
         <w:t xml:space="preserve">(5)، 67-102. https://doi.org/10.33976/IUGJEPS.30.5/2022/4</w:t>
+      </w:r>
+    </w:p>
+    <w:p>
+      <w:pPr>
+        <w:bidi/>
+        <w:spacing w:after="0" w:line="480"/>
+        <w:ind w:start="709" w:hanging="709"/>
+        <w:jc w:val="right"/>
+      </w:pPr>
+      <w:r>
+        <w:rPr>
+          <w:rFonts w:ascii="Times New Roman" w:cs="Simplified Arabic" w:hAnsi="Times New Roman"/>
+          <w:i w:val="false"/>
+          <w:iCs w:val="false"/>
+          <w:sz w:val="28"/>
+          <w:szCs w:val="28"/>
+          <w:rtl/>
+        </w:rPr>
+        <w:t xml:space="preserve">اتجاهات المعلمين نحو توظيف الذكاء الاصطناعي وتنمية المهارات الأكاديمية والمهارات التواصلية لدى الطلبة ذوي الاحتياجات الخاصة في مدارس الوسط العربي. (2025). </w:t>
+      </w:r>
+      <w:r>
+        <w:rPr>
+          <w:rFonts w:ascii="Times New Roman" w:cs="Simplified Arabic" w:hAnsi="Times New Roman"/>
+          <w:i/>
+          <w:iCs/>
+          <w:sz w:val="28"/>
+          <w:szCs w:val="28"/>
+          <w:rtl/>
+        </w:rPr>
+        <w:t xml:space="preserve">المجلة الأكاديمية للبحوث والنشر العلمي</w:t>
+      </w:r>
+      <w:r>
+        <w:rPr>
+          <w:rFonts w:ascii="Times New Roman" w:cs="Simplified Arabic" w:hAnsi="Times New Roman"/>
+          <w:i w:val="false"/>
+          <w:iCs w:val="false"/>
+          <w:sz w:val="28"/>
+          <w:szCs w:val="28"/>
+          <w:rtl/>
+        </w:rPr>
+        <w:t xml:space="preserve">، (76). https://www.ajrsp.com/vol/issue76/</w:t>
       </w:r>
     </w:p>
     <w:p>
